--- a/dossier-docs/Guida-Operativa-Messa-In-Produzione-v2.docx
+++ b/dossier-docs/Guida-Operativa-Messa-In-Produzione-v2.docx
@@ -4,7 +4,7 @@
   <w:body>
     <w:p>
       <w:pPr>
-        <w:spacing w:after="80" w:before="0"/>
+        <w:spacing w:after="80" w:before="80"/>
       </w:pPr>
       <w:r>
         <w:rPr>
@@ -26,8 +26,8 @@
           <w:b/>
           <w:bCs/>
           <w:color w:val="2C3E2D"/>
-          <w:sz w:val="36"/>
-          <w:szCs w:val="36"/>
+          <w:sz w:val="38"/>
+          <w:szCs w:val="38"/>
         </w:rPr>
         <w:t xml:space="preserve">GUIDA OPERATIVA</w:t>
       </w:r>
@@ -40,8 +40,8 @@
         <w:rPr>
           <w:rFonts w:ascii="Arial" w:cs="Arial" w:eastAsia="Arial" w:hAnsi="Arial"/>
           <w:color w:val="333333"/>
-          <w:sz w:val="26"/>
-          <w:szCs w:val="26"/>
+          <w:sz w:val="28"/>
+          <w:szCs w:val="28"/>
         </w:rPr>
         <w:t xml:space="preserve">Messa in produzione del sito web del Convitto</w:t>
       </w:r>
@@ -65,7 +65,7 @@
         <w:pBdr>
           <w:bottom w:val="single" w:color="2C3E2D" w:sz="6" w:space="1"/>
         </w:pBdr>
-        <w:spacing w:after="280" w:before="0"/>
+        <w:spacing w:after="300" w:before="0"/>
       </w:pPr>
       <w:r>
         <w:rPr>
@@ -80,34 +80,7 @@
     <w:p>
       <w:pPr>
         <w:pStyle w:val="Heading1"/>
-        <w:spacing w:after="100" w:before="260"/>
-      </w:pPr>
-      <w:r>
-        <w:rPr>
-          <w:rFonts w:ascii="Arial" w:cs="Arial" w:eastAsia="Arial" w:hAnsi="Arial"/>
-          <w:b/>
-          <w:bCs/>
-        </w:rPr>
-        <w:t xml:space="preserve">Stato attuale e obiettivo</w:t>
-      </w:r>
-    </w:p>
-    <w:p>
-      <w:pPr>
-        <w:spacing w:after="80" w:before="80"/>
-      </w:pPr>
-      <w:r>
-        <w:rPr>
-          <w:rFonts w:ascii="Arial" w:cs="Arial" w:eastAsia="Arial" w:hAnsi="Arial"/>
-          <w:color w:val="333333"/>
-          <w:sz w:val="20"/>
-          <w:szCs w:val="20"/>
-        </w:rPr>
-        <w:t xml:space="preserve">Il sito web del Convitto è completamente sviluppato e funzionante. È accessibile in fase di staging al seguente indirizzo:</w:t>
-      </w:r>
-    </w:p>
-    <w:p>
-      <w:pPr>
-        <w:spacing w:after="80" w:before="80"/>
+        <w:spacing w:after="120" w:before="0"/>
       </w:pPr>
       <w:r>
         <w:rPr>
@@ -115,6 +88,36 @@
           <w:b/>
           <w:bCs/>
           <w:color w:val="2C3E2D"/>
+          <w:sz w:val="32"/>
+          <w:szCs w:val="32"/>
+        </w:rPr>
+        <w:t xml:space="preserve">Stato attuale e obiettivo</w:t>
+      </w:r>
+    </w:p>
+    <w:p>
+      <w:pPr>
+        <w:spacing w:after="80" w:before="80"/>
+      </w:pPr>
+      <w:r>
+        <w:rPr>
+          <w:rFonts w:ascii="Arial" w:cs="Arial" w:eastAsia="Arial" w:hAnsi="Arial"/>
+          <w:color w:val="333333"/>
+          <w:sz w:val="20"/>
+          <w:szCs w:val="20"/>
+        </w:rPr>
+        <w:t xml:space="preserve">Il sito web del Convitto è completamente sviluppato e funzionante. È accessibile in fase di staging al seguente indirizzo:</w:t>
+      </w:r>
+    </w:p>
+    <w:p>
+      <w:pPr>
+        <w:spacing w:after="80" w:before="80"/>
+      </w:pPr>
+      <w:r>
+        <w:rPr>
+          <w:rFonts w:ascii="Arial" w:cs="Arial" w:eastAsia="Arial" w:hAnsi="Arial"/>
+          <w:b/>
+          <w:bCs/>
+          <w:color w:val="2C3E2D"/>
           <w:sz w:val="20"/>
           <w:szCs w:val="20"/>
         </w:rPr>
@@ -132,12 +135,12 @@
           <w:sz w:val="20"/>
           <w:szCs w:val="20"/>
         </w:rPr>
-        <w:t xml:space="preserve">Per diventare sito istituzionale definitivo sono necessari quattro adempimenti amministrativi. Nessuno richiede competenze tecniche da parte della Dirigenza o della Segreteria.</w:t>
-      </w:r>
-    </w:p>
-    <w:p>
-      <w:pPr>
-        <w:spacing w:after="80" w:before="160"/>
+        <w:t xml:space="preserve">Per diventare sito istituzionale definitivo sono necessari quattro adempimenti amministrativi e un passaggio preliminare di regolarizzazione della titolarità del repository. Nessuno richiede competenze tecniche avanzate.</w:t>
+      </w:r>
+    </w:p>
+    <w:p>
+      <w:pPr>
+        <w:spacing w:after="120" w:before="0"/>
       </w:pPr>
     </w:p>
     <w:tbl>
@@ -306,7 +309,7 @@
               <w:bottom w:val="single" w:color="CCCCCC" w:sz="4"/>
               <w:right w:val="single" w:color="CCCCCC" w:sz="4"/>
             </w:tcBorders>
-            <w:shd w:fill="FFEBEE" w:val="clear"/>
+            <w:shd w:fill="FFF3E0" w:val="clear"/>
             <w:tcMar>
               <w:top w:type="dxa" w:w="80"/>
               <w:left w:type="dxa" w:w="140"/>
@@ -327,7 +330,7 @@
                 <w:sz w:val="20"/>
                 <w:szCs w:val="20"/>
               </w:rPr>
-              <w:t xml:space="preserve">1</w:t>
+              <w:t xml:space="preserve">0</w:t>
             </w:r>
           </w:p>
         </w:tc>
@@ -340,7 +343,7 @@
               <w:bottom w:val="single" w:color="CCCCCC" w:sz="4"/>
               <w:right w:val="single" w:color="CCCCCC" w:sz="4"/>
             </w:tcBorders>
-            <w:shd w:fill="FFEBEE" w:val="clear"/>
+            <w:shd w:fill="FFF3E0" w:val="clear"/>
             <w:tcMar>
               <w:top w:type="dxa" w:w="80"/>
               <w:left w:type="dxa" w:w="140"/>
@@ -359,7 +362,7 @@
                 <w:sz w:val="20"/>
                 <w:szCs w:val="20"/>
               </w:rPr>
-              <w:t xml:space="preserve">Dominio istituzionale .edu.it</w:t>
+              <w:t xml:space="preserve">Regolarizzazione titolarità repository GitHub</w:t>
             </w:r>
           </w:p>
         </w:tc>
@@ -372,7 +375,7 @@
               <w:bottom w:val="single" w:color="CCCCCC" w:sz="4"/>
               <w:right w:val="single" w:color="CCCCCC" w:sz="4"/>
             </w:tcBorders>
-            <w:shd w:fill="FFEBEE" w:val="clear"/>
+            <w:shd w:fill="FFF3E0" w:val="clear"/>
             <w:tcMar>
               <w:top w:type="dxa" w:w="80"/>
               <w:left w:type="dxa" w:w="140"/>
@@ -391,7 +394,7 @@
                 <w:sz w:val="20"/>
                 <w:szCs w:val="20"/>
               </w:rPr>
-              <w:t xml:space="preserve">DS Barbonetti → Argo</w:t>
+              <w:t xml:space="preserve">DS Barbonetti + Gaggiano</w:t>
             </w:r>
           </w:p>
         </w:tc>
@@ -404,7 +407,7 @@
               <w:bottom w:val="single" w:color="CCCCCC" w:sz="4"/>
               <w:right w:val="single" w:color="CCCCCC" w:sz="4"/>
             </w:tcBorders>
-            <w:shd w:fill="FFEBEE" w:val="clear"/>
+            <w:shd w:fill="FFF3E0" w:val="clear"/>
             <w:tcMar>
               <w:top w:type="dxa" w:w="80"/>
               <w:left w:type="dxa" w:w="140"/>
@@ -421,11 +424,11 @@
                 <w:rFonts w:ascii="Arial" w:cs="Arial" w:eastAsia="Arial" w:hAnsi="Arial"/>
                 <w:b/>
                 <w:bCs/>
-                <w:color w:val="C62828"/>
-                <w:sz w:val="20"/>
-                <w:szCs w:val="20"/>
-              </w:rPr>
-              <w:t xml:space="preserve">🔴 Priorità assoluta</w:t>
+                <w:color w:val="E65100"/>
+                <w:sz w:val="20"/>
+                <w:szCs w:val="20"/>
+              </w:rPr>
+              <w:t xml:space="preserve">🟠 Prima del go-live</w:t>
             </w:r>
           </w:p>
         </w:tc>
@@ -440,7 +443,7 @@
               <w:bottom w:val="single" w:color="CCCCCC" w:sz="4"/>
               <w:right w:val="single" w:color="CCCCCC" w:sz="4"/>
             </w:tcBorders>
-            <w:shd w:fill="FFFFFF" w:val="clear"/>
+            <w:shd w:fill="FFEBEE" w:val="clear"/>
             <w:tcMar>
               <w:top w:type="dxa" w:w="80"/>
               <w:left w:type="dxa" w:w="140"/>
@@ -455,11 +458,13 @@
             <w:r>
               <w:rPr>
                 <w:rFonts w:ascii="Arial" w:cs="Arial" w:eastAsia="Arial" w:hAnsi="Arial"/>
-                <w:color w:val="333333"/>
-                <w:sz w:val="20"/>
-                <w:szCs w:val="20"/>
-              </w:rPr>
-              <w:t xml:space="preserve">2</w:t>
+                <w:b/>
+                <w:bCs/>
+                <w:color w:val="333333"/>
+                <w:sz w:val="20"/>
+                <w:szCs w:val="20"/>
+              </w:rPr>
+              <w:t xml:space="preserve">1</w:t>
             </w:r>
           </w:p>
         </w:tc>
@@ -472,7 +477,7 @@
               <w:bottom w:val="single" w:color="CCCCCC" w:sz="4"/>
               <w:right w:val="single" w:color="CCCCCC" w:sz="4"/>
             </w:tcBorders>
-            <w:shd w:fill="FFFFFF" w:val="clear"/>
+            <w:shd w:fill="FFEBEE" w:val="clear"/>
             <w:tcMar>
               <w:top w:type="dxa" w:w="80"/>
               <w:left w:type="dxa" w:w="140"/>
@@ -491,7 +496,7 @@
                 <w:sz w:val="20"/>
                 <w:szCs w:val="20"/>
               </w:rPr>
-              <w:t xml:space="preserve">Dichiarazione accessibilità AGID</w:t>
+              <w:t xml:space="preserve">Dominio istituzionale .edu.it</w:t>
             </w:r>
           </w:p>
         </w:tc>
@@ -504,7 +509,7 @@
               <w:bottom w:val="single" w:color="CCCCCC" w:sz="4"/>
               <w:right w:val="single" w:color="CCCCCC" w:sz="4"/>
             </w:tcBorders>
-            <w:shd w:fill="FFFFFF" w:val="clear"/>
+            <w:shd w:fill="FFEBEE" w:val="clear"/>
             <w:tcMar>
               <w:top w:type="dxa" w:w="80"/>
               <w:left w:type="dxa" w:w="140"/>
@@ -523,7 +528,7 @@
                 <w:sz w:val="20"/>
                 <w:szCs w:val="20"/>
               </w:rPr>
-              <w:t xml:space="preserve">DS Barbonetti + Gaggiano</w:t>
+              <w:t xml:space="preserve">DS Barbonetti → Argo</w:t>
             </w:r>
           </w:p>
         </w:tc>
@@ -536,7 +541,7 @@
               <w:bottom w:val="single" w:color="CCCCCC" w:sz="4"/>
               <w:right w:val="single" w:color="CCCCCC" w:sz="4"/>
             </w:tcBorders>
-            <w:shd w:fill="FFFFFF" w:val="clear"/>
+            <w:shd w:fill="FFEBEE" w:val="clear"/>
             <w:tcMar>
               <w:top w:type="dxa" w:w="80"/>
               <w:left w:type="dxa" w:w="140"/>
@@ -551,11 +556,13 @@
             <w:r>
               <w:rPr>
                 <w:rFonts w:ascii="Arial" w:cs="Arial" w:eastAsia="Arial" w:hAnsi="Arial"/>
-                <w:color w:val="333333"/>
-                <w:sz w:val="20"/>
-                <w:szCs w:val="20"/>
-              </w:rPr>
-              <w:t xml:space="preserve">🟡 Entro 30 gg dal go-live</w:t>
+                <w:b/>
+                <w:bCs/>
+                <w:color w:val="C62828"/>
+                <w:sz w:val="20"/>
+                <w:szCs w:val="20"/>
+              </w:rPr>
+              <w:t xml:space="preserve">🔴 Priorità assoluta</w:t>
             </w:r>
           </w:p>
         </w:tc>
@@ -589,7 +596,7 @@
                 <w:sz w:val="20"/>
                 <w:szCs w:val="20"/>
               </w:rPr>
-              <w:t xml:space="preserve">3</w:t>
+              <w:t xml:space="preserve">2</w:t>
             </w:r>
           </w:p>
         </w:tc>
@@ -621,7 +628,7 @@
                 <w:sz w:val="20"/>
                 <w:szCs w:val="20"/>
               </w:rPr>
-              <w:t xml:space="preserve">DPA GitHub e Registro dei Trattamenti</w:t>
+              <w:t xml:space="preserve">Dichiarazione accessibilità AGID</w:t>
             </w:r>
           </w:p>
         </w:tc>
@@ -653,7 +660,7 @@
                 <w:sz w:val="20"/>
                 <w:szCs w:val="20"/>
               </w:rPr>
-              <w:t xml:space="preserve">Segreteria + DS</w:t>
+              <w:t xml:space="preserve">DS Barbonetti + Gaggiano</w:t>
             </w:r>
           </w:p>
         </w:tc>
@@ -719,6 +726,136 @@
                 <w:sz w:val="20"/>
                 <w:szCs w:val="20"/>
               </w:rPr>
+              <w:t xml:space="preserve">3</w:t>
+            </w:r>
+          </w:p>
+        </w:tc>
+        <w:tc>
+          <w:tcPr>
+            <w:tcW w:type="dxa" w:w="3500"/>
+            <w:tcBorders>
+              <w:top w:val="single" w:color="CCCCCC" w:sz="4"/>
+              <w:left w:val="single" w:color="CCCCCC" w:sz="4"/>
+              <w:bottom w:val="single" w:color="CCCCCC" w:sz="4"/>
+              <w:right w:val="single" w:color="CCCCCC" w:sz="4"/>
+            </w:tcBorders>
+            <w:shd w:fill="FFFFFF" w:val="clear"/>
+            <w:tcMar>
+              <w:top w:type="dxa" w:w="80"/>
+              <w:left w:type="dxa" w:w="140"/>
+              <w:bottom w:type="dxa" w:w="80"/>
+              <w:right w:type="dxa" w:w="140"/>
+            </w:tcMar>
+          </w:tcPr>
+          <w:p>
+            <w:pPr>
+              <w:spacing w:after="80" w:before="80"/>
+            </w:pPr>
+            <w:r>
+              <w:rPr>
+                <w:rFonts w:ascii="Arial" w:cs="Arial" w:eastAsia="Arial" w:hAnsi="Arial"/>
+                <w:color w:val="333333"/>
+                <w:sz w:val="20"/>
+                <w:szCs w:val="20"/>
+              </w:rPr>
+              <w:t xml:space="preserve">DPA GitHub e Registro dei Trattamenti</w:t>
+            </w:r>
+          </w:p>
+        </w:tc>
+        <w:tc>
+          <w:tcPr>
+            <w:tcW w:type="dxa" w:w="2726"/>
+            <w:tcBorders>
+              <w:top w:val="single" w:color="CCCCCC" w:sz="4"/>
+              <w:left w:val="single" w:color="CCCCCC" w:sz="4"/>
+              <w:bottom w:val="single" w:color="CCCCCC" w:sz="4"/>
+              <w:right w:val="single" w:color="CCCCCC" w:sz="4"/>
+            </w:tcBorders>
+            <w:shd w:fill="FFFFFF" w:val="clear"/>
+            <w:tcMar>
+              <w:top w:type="dxa" w:w="80"/>
+              <w:left w:type="dxa" w:w="140"/>
+              <w:bottom w:type="dxa" w:w="80"/>
+              <w:right w:type="dxa" w:w="140"/>
+            </w:tcMar>
+          </w:tcPr>
+          <w:p>
+            <w:pPr>
+              <w:spacing w:after="80" w:before="80"/>
+            </w:pPr>
+            <w:r>
+              <w:rPr>
+                <w:rFonts w:ascii="Arial" w:cs="Arial" w:eastAsia="Arial" w:hAnsi="Arial"/>
+                <w:color w:val="333333"/>
+                <w:sz w:val="20"/>
+                <w:szCs w:val="20"/>
+              </w:rPr>
+              <w:t xml:space="preserve">Segreteria + DS</w:t>
+            </w:r>
+          </w:p>
+        </w:tc>
+        <w:tc>
+          <w:tcPr>
+            <w:tcW w:type="dxa" w:w="2000"/>
+            <w:tcBorders>
+              <w:top w:val="single" w:color="CCCCCC" w:sz="4"/>
+              <w:left w:val="single" w:color="CCCCCC" w:sz="4"/>
+              <w:bottom w:val="single" w:color="CCCCCC" w:sz="4"/>
+              <w:right w:val="single" w:color="CCCCCC" w:sz="4"/>
+            </w:tcBorders>
+            <w:shd w:fill="FFFFFF" w:val="clear"/>
+            <w:tcMar>
+              <w:top w:type="dxa" w:w="80"/>
+              <w:left w:type="dxa" w:w="140"/>
+              <w:bottom w:type="dxa" w:w="80"/>
+              <w:right w:type="dxa" w:w="140"/>
+            </w:tcMar>
+          </w:tcPr>
+          <w:p>
+            <w:pPr>
+              <w:spacing w:after="80" w:before="80"/>
+            </w:pPr>
+            <w:r>
+              <w:rPr>
+                <w:rFonts w:ascii="Arial" w:cs="Arial" w:eastAsia="Arial" w:hAnsi="Arial"/>
+                <w:color w:val="333333"/>
+                <w:sz w:val="20"/>
+                <w:szCs w:val="20"/>
+              </w:rPr>
+              <w:t xml:space="preserve">🟡 Entro 30 gg dal go-live</w:t>
+            </w:r>
+          </w:p>
+        </w:tc>
+      </w:tr>
+      <w:tr>
+        <w:tc>
+          <w:tcPr>
+            <w:tcW w:type="dxa" w:w="800"/>
+            <w:tcBorders>
+              <w:top w:val="single" w:color="CCCCCC" w:sz="4"/>
+              <w:left w:val="single" w:color="CCCCCC" w:sz="4"/>
+              <w:bottom w:val="single" w:color="CCCCCC" w:sz="4"/>
+              <w:right w:val="single" w:color="CCCCCC" w:sz="4"/>
+            </w:tcBorders>
+            <w:shd w:fill="FFFFFF" w:val="clear"/>
+            <w:tcMar>
+              <w:top w:type="dxa" w:w="80"/>
+              <w:left w:type="dxa" w:w="140"/>
+              <w:bottom w:type="dxa" w:w="80"/>
+              <w:right w:type="dxa" w:w="140"/>
+            </w:tcMar>
+          </w:tcPr>
+          <w:p>
+            <w:pPr>
+              <w:spacing w:after="80" w:before="80"/>
+            </w:pPr>
+            <w:r>
+              <w:rPr>
+                <w:rFonts w:ascii="Arial" w:cs="Arial" w:eastAsia="Arial" w:hAnsi="Arial"/>
+                <w:color w:val="333333"/>
+                <w:sz w:val="20"/>
+                <w:szCs w:val="20"/>
+              </w:rPr>
               <w:t xml:space="preserve">4</w:t>
             </w:r>
           </w:p>
@@ -828,506 +965,46 @@
     </w:p>
     <w:p>
       <w:pPr>
+        <w:spacing w:after="0" w:before="0"/>
+      </w:pPr>
+      <w:r>
+        <w:br w:type="page"/>
+      </w:r>
+    </w:p>
+    <w:p>
+      <w:pPr>
         <w:pBdr>
-          <w:bottom w:val="single" w:color="2C3E2D" w:sz="6" w:space="1"/>
+          <w:bottom w:val="single" w:color="C62828" w:sz="8" w:space="1"/>
         </w:pBdr>
-        <w:spacing w:after="120" w:before="280"/>
+        <w:spacing w:after="120" w:before="320"/>
       </w:pPr>
       <w:r>
         <w:rPr>
           <w:rFonts w:ascii="Arial" w:cs="Arial" w:eastAsia="Arial" w:hAnsi="Arial"/>
           <w:b/>
           <w:bCs/>
-          <w:color w:val="2C3E2D"/>
-          <w:sz w:val="22"/>
-          <w:szCs w:val="22"/>
-        </w:rPr>
-        <w:t xml:space="preserve">ADEMPIMENTO 1 — </w:t>
+          <w:color w:val="C62828"/>
+          <w:sz w:val="24"/>
+          <w:szCs w:val="24"/>
+        </w:rPr>
+        <w:t xml:space="preserve">⚠️  ADEMPIMENTO PRELIMINARE 0 —  </w:t>
       </w:r>
       <w:r>
         <w:rPr>
           <w:rFonts w:ascii="Arial" w:cs="Arial" w:eastAsia="Arial" w:hAnsi="Arial"/>
           <w:b/>
           <w:bCs/>
-          <w:color w:val="2C3E2D"/>
-          <w:sz w:val="22"/>
-          <w:szCs w:val="22"/>
-        </w:rPr>
-        <w:t xml:space="preserve">Dominio .edu.it</w:t>
-      </w:r>
-    </w:p>
-    <w:p>
-      <w:pPr>
-        <w:spacing w:after="80" w:before="80"/>
-      </w:pPr>
-      <w:r>
-        <w:rPr>
-          <w:rFonts w:ascii="Arial" w:cs="Arial" w:eastAsia="Arial" w:hAnsi="Arial"/>
-          <w:b/>
-          <w:bCs/>
-          <w:color w:val="333333"/>
-          <w:sz w:val="20"/>
-          <w:szCs w:val="20"/>
-        </w:rPr>
-        <w:t xml:space="preserve">Normativa: </w:t>
-      </w:r>
-      <w:r>
-        <w:rPr>
-          <w:rFonts w:ascii="Arial" w:cs="Arial" w:eastAsia="Arial" w:hAnsi="Arial"/>
-          <w:color w:val="333333"/>
-          <w:sz w:val="20"/>
-          <w:szCs w:val="20"/>
-        </w:rPr>
-        <w:t xml:space="preserve">D.Lgs. 82/2005 art. 57-bis; Circolare AgID n. 2/2017</w:t>
-      </w:r>
-    </w:p>
-    <w:p>
-      <w:pPr>
-        <w:spacing w:after="80" w:before="80"/>
-      </w:pPr>
-      <w:r>
-        <w:rPr>
-          <w:rFonts w:ascii="Arial" w:cs="Arial" w:eastAsia="Arial" w:hAnsi="Arial"/>
-          <w:b/>
-          <w:bCs/>
-          <w:color w:val="333333"/>
-          <w:sz w:val="20"/>
-          <w:szCs w:val="20"/>
-        </w:rPr>
-        <w:t xml:space="preserve">Chi lo fa: </w:t>
-      </w:r>
-      <w:r>
-        <w:rPr>
-          <w:rFonts w:ascii="Arial" w:cs="Arial" w:eastAsia="Arial" w:hAnsi="Arial"/>
-          <w:color w:val="333333"/>
-          <w:sz w:val="20"/>
-          <w:szCs w:val="20"/>
-        </w:rPr>
-        <w:t xml:space="preserve">Il Dirigente Scolastico invia l’email ad Argo</w:t>
-      </w:r>
-    </w:p>
-    <w:p>
-      <w:pPr>
-        <w:spacing w:after="80" w:before="80"/>
-      </w:pPr>
-      <w:r>
-        <w:rPr>
-          <w:rFonts w:ascii="Arial" w:cs="Arial" w:eastAsia="Arial" w:hAnsi="Arial"/>
-          <w:b/>
-          <w:bCs/>
-          <w:color w:val="333333"/>
-          <w:sz w:val="20"/>
-          <w:szCs w:val="20"/>
-        </w:rPr>
-        <w:t xml:space="preserve">Tempi: </w:t>
-      </w:r>
-      <w:r>
-        <w:rPr>
-          <w:rFonts w:ascii="Arial" w:cs="Arial" w:eastAsia="Arial" w:hAnsi="Arial"/>
-          <w:color w:val="333333"/>
-          <w:sz w:val="20"/>
-          <w:szCs w:val="20"/>
-        </w:rPr>
-        <w:t xml:space="preserve">2–5 giorni lavorativi dalla risposta di Argo</w:t>
-      </w:r>
-    </w:p>
-    <w:p>
-      <w:pPr>
-        <w:pStyle w:val="Heading2"/>
-        <w:spacing w:after="100" w:before="260"/>
-      </w:pPr>
-      <w:r>
-        <w:rPr>
-          <w:rFonts w:ascii="Arial" w:cs="Arial" w:eastAsia="Arial" w:hAnsi="Arial"/>
-          <w:b/>
-          <w:bCs/>
-        </w:rPr>
-        <w:t xml:space="preserve">Passo 1 — Contattare Argo</w:t>
-      </w:r>
-    </w:p>
-    <w:p>
-      <w:pPr>
-        <w:spacing w:after="80" w:before="80"/>
-      </w:pPr>
-      <w:r>
-        <w:rPr>
-          <w:rFonts w:ascii="Arial" w:cs="Arial" w:eastAsia="Arial" w:hAnsi="Arial"/>
-          <w:color w:val="333333"/>
-          <w:sz w:val="20"/>
-          <w:szCs w:val="20"/>
-        </w:rPr>
-        <w:t xml:space="preserve">Accedere al pannello Argo della scuola (Argo ScuolaNext), sezione Assistenza, e aprire un ticket. In alternativa: </w:t>
-      </w:r>
-      <w:r>
-        <w:rPr>
-          <w:rFonts w:ascii="Arial" w:cs="Arial" w:eastAsia="Arial" w:hAnsi="Arial"/>
-          <w:b/>
-          <w:bCs/>
-          <w:color w:val="333333"/>
-          <w:sz w:val="20"/>
-          <w:szCs w:val="20"/>
-        </w:rPr>
-        <w:t xml:space="preserve">https://www.argofab.it/index.php/it/assistenza</w:t>
-      </w:r>
-    </w:p>
-    <w:p>
-      <w:pPr>
-        <w:spacing w:after="80" w:before="80"/>
-      </w:pPr>
-      <w:r>
-        <w:rPr>
-          <w:rFonts w:ascii="Arial" w:cs="Arial" w:eastAsia="Arial" w:hAnsi="Arial"/>
-          <w:color w:val="333333"/>
-          <w:sz w:val="20"/>
-          <w:szCs w:val="20"/>
-        </w:rPr>
-        <w:t xml:space="preserve">Il testo completo dell’email pronta per l’invio è disponibile nel dossier HTML nella sezione </w:t>
-      </w:r>
-      <w:r>
-        <w:rPr>
-          <w:rFonts w:ascii="Arial" w:cs="Arial" w:eastAsia="Arial" w:hAnsi="Arial"/>
-          <w:b/>
-          <w:bCs/>
-          <w:color w:val="2C3E2D"/>
-          <w:sz w:val="20"/>
-          <w:szCs w:val="20"/>
-        </w:rPr>
-        <w:t xml:space="preserve">⚡ Go-live sito + email Argo</w:t>
-      </w:r>
-      <w:r>
-        <w:rPr>
-          <w:rFonts w:ascii="Arial" w:cs="Arial" w:eastAsia="Arial" w:hAnsi="Arial"/>
-          <w:color w:val="333333"/>
-          <w:sz w:val="20"/>
-          <w:szCs w:val="20"/>
-        </w:rPr>
-        <w:t xml:space="preserve"> (voce A del menu Adempimenti pendenti).</w:t>
-      </w:r>
-    </w:p>
-    <w:p>
-      <w:pPr>
-        <w:pStyle w:val="Heading2"/>
-        <w:spacing w:after="100" w:before="260"/>
-      </w:pPr>
-      <w:r>
-        <w:rPr>
-          <w:rFonts w:ascii="Arial" w:cs="Arial" w:eastAsia="Arial" w:hAnsi="Arial"/>
-          <w:b/>
-          <w:bCs/>
-        </w:rPr>
-        <w:t xml:space="preserve">Passo 2 — Dati tecnici della configurazione</w:t>
-      </w:r>
-    </w:p>
-    <w:p>
-      <w:pPr>
-        <w:pStyle w:val="ListParagraph"/>
-        <w:numPr>
-          <w:ilvl w:val="0"/>
-          <w:numId w:val="2"/>
-        </w:numPr>
-        <w:spacing w:after="40" w:before="40"/>
-      </w:pPr>
-      <w:r>
-        <w:rPr>
-          <w:rFonts w:ascii="Arial" w:cs="Arial" w:eastAsia="Arial" w:hAnsi="Arial"/>
-          <w:b/>
-          <w:bCs/>
-          <w:color w:val="333333"/>
-          <w:sz w:val="20"/>
-          <w:szCs w:val="20"/>
-        </w:rPr>
-        <w:t xml:space="preserve">Sottodominio richiesto: </w:t>
-      </w:r>
-      <w:r>
-        <w:rPr>
-          <w:rFonts w:ascii="Arial" w:cs="Arial" w:eastAsia="Arial" w:hAnsi="Arial"/>
-          <w:color w:val="333333"/>
-          <w:sz w:val="20"/>
-          <w:szCs w:val="20"/>
-        </w:rPr>
-        <w:t xml:space="preserve">convitto.alberghierorieti.edu.it</w:t>
-      </w:r>
-    </w:p>
-    <w:p>
-      <w:pPr>
-        <w:pStyle w:val="ListParagraph"/>
-        <w:numPr>
-          <w:ilvl w:val="0"/>
-          <w:numId w:val="2"/>
-        </w:numPr>
-        <w:spacing w:after="40" w:before="40"/>
-      </w:pPr>
-      <w:r>
-        <w:rPr>
-          <w:rFonts w:ascii="Arial" w:cs="Arial" w:eastAsia="Arial" w:hAnsi="Arial"/>
-          <w:b/>
-          <w:bCs/>
-          <w:color w:val="333333"/>
-          <w:sz w:val="20"/>
-          <w:szCs w:val="20"/>
-        </w:rPr>
-        <w:t xml:space="preserve">Tipo record DNS: </w:t>
-      </w:r>
-      <w:r>
-        <w:rPr>
-          <w:rFonts w:ascii="Arial" w:cs="Arial" w:eastAsia="Arial" w:hAnsi="Arial"/>
-          <w:color w:val="333333"/>
-          <w:sz w:val="20"/>
-          <w:szCs w:val="20"/>
-        </w:rPr>
-        <w:t xml:space="preserve">CNAME</w:t>
-      </w:r>
-    </w:p>
-    <w:p>
-      <w:pPr>
-        <w:pStyle w:val="ListParagraph"/>
-        <w:numPr>
-          <w:ilvl w:val="0"/>
-          <w:numId w:val="2"/>
-        </w:numPr>
-        <w:spacing w:after="40" w:before="40"/>
-      </w:pPr>
-      <w:r>
-        <w:rPr>
-          <w:rFonts w:ascii="Arial" w:cs="Arial" w:eastAsia="Arial" w:hAnsi="Arial"/>
-          <w:b/>
-          <w:bCs/>
-          <w:color w:val="333333"/>
-          <w:sz w:val="20"/>
-          <w:szCs w:val="20"/>
-        </w:rPr>
-        <w:t xml:space="preserve">Valore (destinazione): </w:t>
-      </w:r>
-      <w:r>
-        <w:rPr>
-          <w:rFonts w:ascii="Arial" w:cs="Arial" w:eastAsia="Arial" w:hAnsi="Arial"/>
-          <w:color w:val="333333"/>
-          <w:sz w:val="20"/>
-          <w:szCs w:val="20"/>
-        </w:rPr>
-        <w:t xml:space="preserve">computeaching2-cell.github.io</w:t>
-      </w:r>
-    </w:p>
-    <w:p>
-      <w:pPr>
-        <w:pStyle w:val="ListParagraph"/>
-        <w:numPr>
-          <w:ilvl w:val="0"/>
-          <w:numId w:val="2"/>
-        </w:numPr>
-        <w:spacing w:after="40" w:before="40"/>
-      </w:pPr>
-      <w:r>
-        <w:rPr>
-          <w:rFonts w:ascii="Arial" w:cs="Arial" w:eastAsia="Arial" w:hAnsi="Arial"/>
-          <w:b/>
-          <w:bCs/>
-          <w:color w:val="333333"/>
-          <w:sz w:val="20"/>
-          <w:szCs w:val="20"/>
-        </w:rPr>
-        <w:t xml:space="preserve">TTL suggerito: </w:t>
-      </w:r>
-      <w:r>
-        <w:rPr>
-          <w:rFonts w:ascii="Arial" w:cs="Arial" w:eastAsia="Arial" w:hAnsi="Arial"/>
-          <w:color w:val="333333"/>
-          <w:sz w:val="20"/>
-          <w:szCs w:val="20"/>
-        </w:rPr>
-        <w:t xml:space="preserve">3600</w:t>
-      </w:r>
-    </w:p>
-    <w:p>
-      <w:pPr>
-        <w:spacing w:after="0" w:before="80"/>
-      </w:pPr>
-    </w:p>
-    <w:p>
-      <w:pPr>
-        <w:pStyle w:val="Heading2"/>
-        <w:spacing w:after="100" w:before="260"/>
-      </w:pPr>
-      <w:r>
-        <w:rPr>
-          <w:rFonts w:ascii="Arial" w:cs="Arial" w:eastAsia="Arial" w:hAnsi="Arial"/>
-          <w:b/>
-          <w:bCs/>
-        </w:rPr>
-        <w:t xml:space="preserve">Passo 3 — Dopo la risposta di Argo</w:t>
-      </w:r>
-    </w:p>
-    <w:p>
-      <w:pPr>
-        <w:spacing w:after="80" w:before="80"/>
-      </w:pPr>
-      <w:r>
-        <w:rPr>
-          <w:rFonts w:ascii="Arial" w:cs="Arial" w:eastAsia="Arial" w:hAnsi="Arial"/>
-          <w:color w:val="333333"/>
-          <w:sz w:val="20"/>
-          <w:szCs w:val="20"/>
-        </w:rPr>
-        <w:t xml:space="preserve">Quando Argo conferma, inoltrare la risposta a </w:t>
-      </w:r>
-      <w:r>
-        <w:rPr>
-          <w:rFonts w:ascii="Arial" w:cs="Arial" w:eastAsia="Arial" w:hAnsi="Arial"/>
-          <w:b/>
-          <w:bCs/>
-          <w:color w:val="333333"/>
-          <w:sz w:val="20"/>
-          <w:szCs w:val="20"/>
-        </w:rPr>
-        <w:t xml:space="preserve">michele.gaggiano@alberghierorieti.it</w:t>
-      </w:r>
-      <w:r>
-        <w:rPr>
-          <w:rFonts w:ascii="Arial" w:cs="Arial" w:eastAsia="Arial" w:hAnsi="Arial"/>
-          <w:color w:val="333333"/>
-          <w:sz w:val="20"/>
-          <w:szCs w:val="20"/>
-        </w:rPr>
-        <w:t xml:space="preserve">. L’Educatore Gaggiano attiverà il dominio su GitHub Pages entro poche ore.</w:t>
-      </w:r>
-    </w:p>
-    <w:p>
-      <w:pPr>
-        <w:spacing w:after="0" w:before="0"/>
-      </w:pPr>
-      <w:r>
-        <w:br w:type="page"/>
-      </w:r>
-    </w:p>
-    <w:p>
-      <w:pPr>
-        <w:pBdr>
-          <w:bottom w:val="single" w:color="2C3E2D" w:sz="6" w:space="1"/>
-        </w:pBdr>
-        <w:spacing w:after="120" w:before="280"/>
-      </w:pPr>
-      <w:r>
-        <w:rPr>
-          <w:rFonts w:ascii="Arial" w:cs="Arial" w:eastAsia="Arial" w:hAnsi="Arial"/>
-          <w:b/>
-          <w:bCs/>
-          <w:color w:val="2C3E2D"/>
-          <w:sz w:val="22"/>
-          <w:szCs w:val="22"/>
-        </w:rPr>
-        <w:t xml:space="preserve">ADEMPIMENTO 2 — </w:t>
-      </w:r>
-      <w:r>
-        <w:rPr>
-          <w:rFonts w:ascii="Arial" w:cs="Arial" w:eastAsia="Arial" w:hAnsi="Arial"/>
-          <w:b/>
-          <w:bCs/>
-          <w:color w:val="2C3E2D"/>
-          <w:sz w:val="22"/>
-          <w:szCs w:val="22"/>
-        </w:rPr>
-        <w:t xml:space="preserve">Dichiarazione di Accessibilità AGID</w:t>
-      </w:r>
-    </w:p>
-    <w:p>
-      <w:pPr>
-        <w:spacing w:after="80" w:before="80"/>
-      </w:pPr>
-      <w:r>
-        <w:rPr>
-          <w:rFonts w:ascii="Arial" w:cs="Arial" w:eastAsia="Arial" w:hAnsi="Arial"/>
-          <w:b/>
-          <w:bCs/>
-          <w:color w:val="333333"/>
-          <w:sz w:val="20"/>
-          <w:szCs w:val="20"/>
-        </w:rPr>
-        <w:t xml:space="preserve">Normativa: </w:t>
-      </w:r>
-      <w:r>
-        <w:rPr>
-          <w:rFonts w:ascii="Arial" w:cs="Arial" w:eastAsia="Arial" w:hAnsi="Arial"/>
-          <w:color w:val="333333"/>
-          <w:sz w:val="20"/>
-          <w:szCs w:val="20"/>
-        </w:rPr>
-        <w:t xml:space="preserve">Legge 4/2004; D.Lgs. 106/2018; Direttiva UE 2016/2102</w:t>
-      </w:r>
-    </w:p>
-    <w:p>
-      <w:pPr>
-        <w:spacing w:after="80" w:before="80"/>
-      </w:pPr>
-      <w:r>
-        <w:rPr>
-          <w:rFonts w:ascii="Arial" w:cs="Arial" w:eastAsia="Arial" w:hAnsi="Arial"/>
-          <w:b/>
-          <w:bCs/>
-          <w:color w:val="333333"/>
-          <w:sz w:val="20"/>
-          <w:szCs w:val="20"/>
-        </w:rPr>
-        <w:t xml:space="preserve">Chi lo fa: </w:t>
-      </w:r>
-      <w:r>
-        <w:rPr>
-          <w:rFonts w:ascii="Arial" w:cs="Arial" w:eastAsia="Arial" w:hAnsi="Arial"/>
-          <w:color w:val="333333"/>
-          <w:sz w:val="20"/>
-          <w:szCs w:val="20"/>
-        </w:rPr>
-        <w:t xml:space="preserve">DS Barbonetti (SPID) + Educatore Gaggiano per la parte tecnica</w:t>
-      </w:r>
-    </w:p>
-    <w:p>
-      <w:pPr>
-        <w:spacing w:after="80" w:before="80"/>
-      </w:pPr>
-      <w:r>
-        <w:rPr>
-          <w:rFonts w:ascii="Arial" w:cs="Arial" w:eastAsia="Arial" w:hAnsi="Arial"/>
-          <w:b/>
-          <w:bCs/>
-          <w:color w:val="333333"/>
-          <w:sz w:val="20"/>
-          <w:szCs w:val="20"/>
-        </w:rPr>
-        <w:t xml:space="preserve">Quando: </w:t>
-      </w:r>
-      <w:r>
-        <w:rPr>
-          <w:rFonts w:ascii="Arial" w:cs="Arial" w:eastAsia="Arial" w:hAnsi="Arial"/>
-          <w:color w:val="333333"/>
-          <w:sz w:val="20"/>
-          <w:szCs w:val="20"/>
-        </w:rPr>
-        <w:t xml:space="preserve">DOPO l’attivazione del dominio .edu.it — entro 30 giorni</w:t>
-      </w:r>
-    </w:p>
-    <w:p>
-      <w:pPr>
-        <w:spacing w:after="80" w:before="80"/>
-      </w:pPr>
-      <w:r>
-        <w:rPr>
-          <w:rFonts w:ascii="Arial" w:cs="Arial" w:eastAsia="Arial" w:hAnsi="Arial"/>
-          <w:b/>
-          <w:bCs/>
-          <w:color w:val="333333"/>
-          <w:sz w:val="20"/>
-          <w:szCs w:val="20"/>
-        </w:rPr>
-        <w:t xml:space="preserve">Scadenza annuale: </w:t>
-      </w:r>
-      <w:r>
-        <w:rPr>
-          <w:rFonts w:ascii="Arial" w:cs="Arial" w:eastAsia="Arial" w:hAnsi="Arial"/>
-          <w:color w:val="333333"/>
-          <w:sz w:val="20"/>
-          <w:szCs w:val="20"/>
-        </w:rPr>
-        <w:t xml:space="preserve">entro il 23 settembre di ogni anno</w:t>
-      </w:r>
+          <w:color w:val="C62828"/>
+          <w:sz w:val="24"/>
+          <w:szCs w:val="24"/>
+        </w:rPr>
+        <w:t xml:space="preserve">Titolarità istituzionale del repository GitHub</w:t>
+      </w:r>
+    </w:p>
+    <w:p>
+      <w:pPr>
+        <w:spacing w:after="80" w:before="0"/>
+      </w:pPr>
     </w:p>
     <w:tbl>
       <w:tblPr>
@@ -1348,42 +1025,127 @@
         <w:tc>
           <w:tcPr>
             <w:tcBorders>
-              <w:top w:val="single" w:color="AAAAAA" w:sz="4"/>
-              <w:left w:val="single" w:color="AAAAAA" w:sz="4"/>
-              <w:bottom w:val="single" w:color="AAAAAA" w:sz="4"/>
-              <w:right w:val="single" w:color="AAAAAA" w:sz="4"/>
-            </w:tcBorders>
-            <w:shd w:fill="FFFDE7" w:val="clear"/>
-            <w:tcMar>
-              <w:top w:type="dxa" w:w="140"/>
-              <w:left w:type="dxa" w:w="200"/>
-              <w:bottom w:type="dxa" w:w="140"/>
-              <w:right w:type="dxa" w:w="200"/>
-            </w:tcMar>
-          </w:tcPr>
-          <w:p>
-            <w:pPr>
-              <w:spacing w:after="80" w:before="80"/>
-            </w:pPr>
-            <w:r>
-              <w:rPr>
-                <w:rFonts w:ascii="Arial" w:cs="Arial" w:eastAsia="Arial" w:hAnsi="Arial"/>
-                <w:b/>
-                <w:bCs/>
-                <w:color w:val="B45309"/>
-                <w:sz w:val="20"/>
-                <w:szCs w:val="20"/>
-              </w:rPr>
-              <w:t xml:space="preserve">⚠️ Attenzione: </w:t>
-            </w:r>
-            <w:r>
-              <w:rPr>
-                <w:rFonts w:ascii="Arial" w:cs="Arial" w:eastAsia="Arial" w:hAnsi="Arial"/>
-                <w:color w:val="333333"/>
-                <w:sz w:val="20"/>
-                <w:szCs w:val="20"/>
-              </w:rPr>
-              <w:t xml:space="preserve">Il portale AGID non accetta dichiarazioni per siti su github.io. Il dominio .edu.it è prerequisito indispensabile.</w:t>
+              <w:top w:val="single" w:color="C62828" w:sz="6"/>
+              <w:left w:val="single" w:color="C62828" w:sz="6"/>
+              <w:bottom w:val="single" w:color="C62828" w:sz="6"/>
+              <w:right w:val="single" w:color="C62828" w:sz="6"/>
+            </w:tcBorders>
+            <w:shd w:fill="FFEBEE" w:val="clear"/>
+            <w:tcMar>
+              <w:top w:type="dxa" w:w="160"/>
+              <w:left w:type="dxa" w:w="220"/>
+              <w:bottom w:type="dxa" w:w="160"/>
+              <w:right w:type="dxa" w:w="220"/>
+            </w:tcMar>
+          </w:tcPr>
+          <w:p>
+            <w:pPr>
+              <w:spacing w:after="80" w:before="80"/>
+            </w:pPr>
+            <w:r>
+              <w:rPr>
+                <w:rFonts w:ascii="Arial" w:cs="Arial" w:eastAsia="Arial" w:hAnsi="Arial"/>
+                <w:b/>
+                <w:bCs/>
+                <w:color w:val="C62828"/>
+                <w:sz w:val="20"/>
+                <w:szCs w:val="20"/>
+              </w:rPr>
+              <w:t xml:space="preserve">🚨 Problema attuale</w:t>
+            </w:r>
+          </w:p>
+          <w:p>
+            <w:pPr>
+              <w:spacing w:after="80" w:before="80"/>
+            </w:pPr>
+            <w:r>
+              <w:rPr>
+                <w:rFonts w:ascii="Arial" w:cs="Arial" w:eastAsia="Arial" w:hAnsi="Arial"/>
+                <w:color w:val="333333"/>
+                <w:sz w:val="20"/>
+                <w:szCs w:val="20"/>
+              </w:rPr>
+              <w:t xml:space="preserve">Il repository del sito del Convitto è ospitato sull’account GitHub personale dell’Educatore Gaggiano (</w:t>
+            </w:r>
+            <w:r>
+              <w:rPr>
+                <w:rFonts w:ascii="Arial" w:cs="Arial" w:eastAsia="Arial" w:hAnsi="Arial"/>
+                <w:b/>
+                <w:bCs/>
+                <w:color w:val="333333"/>
+                <w:sz w:val="20"/>
+                <w:szCs w:val="20"/>
+              </w:rPr>
+              <w:t xml:space="preserve">computeaching2</w:t>
+            </w:r>
+            <w:r>
+              <w:rPr>
+                <w:rFonts w:ascii="Arial" w:cs="Arial" w:eastAsia="Arial" w:hAnsi="Arial"/>
+                <w:color w:val="333333"/>
+                <w:sz w:val="20"/>
+                <w:szCs w:val="20"/>
+              </w:rPr>
+              <w:t xml:space="preserve">), registrato con un indirizzo Gmail privato. La scuola non ha accesso diretto al repository: se l’Educatore Gaggiano cessasse l’incarico, il sito rimarrebbe nella sua sfera personale, non in quella istituzionale.</w:t>
+            </w:r>
+          </w:p>
+          <w:p>
+            <w:pPr>
+              <w:spacing w:after="60" w:before="0"/>
+            </w:pPr>
+          </w:p>
+          <w:p>
+            <w:pPr>
+              <w:spacing w:after="80" w:before="80"/>
+            </w:pPr>
+            <w:r>
+              <w:rPr>
+                <w:rFonts w:ascii="Arial" w:cs="Arial" w:eastAsia="Arial" w:hAnsi="Arial"/>
+                <w:b/>
+                <w:bCs/>
+                <w:color w:val="333333"/>
+                <w:sz w:val="20"/>
+                <w:szCs w:val="20"/>
+              </w:rPr>
+              <w:t xml:space="preserve">Perché è un problema burocratico</w:t>
+            </w:r>
+            <w:r>
+              <w:rPr>
+                <w:rFonts w:ascii="Arial" w:cs="Arial" w:eastAsia="Arial" w:hAnsi="Arial"/>
+                <w:color w:val="333333"/>
+                <w:sz w:val="20"/>
+                <w:szCs w:val="20"/>
+              </w:rPr>
+              <w:t xml:space="preserve">: un sito istituzionale di una PA deve essere nella disponibilità dell’ente, non di un singolo dipendente. Questo vale indipendentemente dal fatto che il dominio .edu.it sia intestato alla scuola: il dominio punta al repository, ma il repository non appartiene alla scuola.</w:t>
+            </w:r>
+          </w:p>
+          <w:p>
+            <w:pPr>
+              <w:spacing w:after="60" w:before="0"/>
+            </w:pPr>
+          </w:p>
+          <w:p>
+            <w:pPr>
+              <w:spacing w:after="80" w:before="80"/>
+            </w:pPr>
+            <w:r>
+              <w:rPr>
+                <w:rFonts w:ascii="Arial" w:cs="Arial" w:eastAsia="Arial" w:hAnsi="Arial"/>
+                <w:b/>
+                <w:bCs/>
+                <w:color w:val="1B5E20"/>
+                <w:sz w:val="20"/>
+                <w:szCs w:val="20"/>
+              </w:rPr>
+              <w:t xml:space="preserve">✅ Soluzione: </w:t>
+            </w:r>
+            <w:r>
+              <w:rPr>
+                <w:rFonts w:ascii="Arial" w:cs="Arial" w:eastAsia="Arial" w:hAnsi="Arial"/>
+                <w:color w:val="333333"/>
+                <w:sz w:val="20"/>
+                <w:szCs w:val="20"/>
+              </w:rPr>
+              <w:t xml:space="preserve">creare un account GitHub intestato alla scuola, trasferire il repository, aggiornare il CNAME. La procedura dettagliata è nella sezione seguente.</w:t>
             </w:r>
           </w:p>
         </w:tc>
@@ -1391,42 +1153,52 @@
     </w:tbl>
     <w:p>
       <w:pPr>
-        <w:spacing w:after="120" w:before="0"/>
-      </w:pPr>
-    </w:p>
-    <w:p>
-      <w:pPr>
-        <w:spacing w:after="80" w:before="80"/>
-      </w:pPr>
-      <w:r>
-        <w:rPr>
-          <w:rFonts w:ascii="Arial" w:cs="Arial" w:eastAsia="Arial" w:hAnsi="Arial"/>
-          <w:color w:val="333333"/>
-          <w:sz w:val="20"/>
-          <w:szCs w:val="20"/>
-        </w:rPr>
-        <w:t xml:space="preserve">Aprire </w:t>
-      </w:r>
+        <w:spacing w:after="200" w:before="0"/>
+      </w:pPr>
+    </w:p>
+    <w:p>
+      <w:pPr>
+        <w:pStyle w:val="Heading2"/>
+        <w:spacing w:after="100" w:before="240"/>
+      </w:pPr>
       <w:r>
         <w:rPr>
           <w:rFonts w:ascii="Arial" w:cs="Arial" w:eastAsia="Arial" w:hAnsi="Arial"/>
           <w:b/>
           <w:bCs/>
           <w:color w:val="333333"/>
-          <w:sz w:val="20"/>
-          <w:szCs w:val="20"/>
-        </w:rPr>
-        <w:t xml:space="preserve">form.agid.gov.it</w:t>
-      </w:r>
-      <w:r>
-        <w:rPr>
-          <w:rFonts w:ascii="Arial" w:cs="Arial" w:eastAsia="Arial" w:hAnsi="Arial"/>
-          <w:color w:val="333333"/>
-          <w:sz w:val="20"/>
-          <w:szCs w:val="20"/>
-        </w:rPr>
-        <w:t xml:space="preserve"> e autenticarsi con SPID del Dirigente Scolastico. Tutti i testi da copiare sono nel documento </w:t>
-      </w:r>
+          <w:sz w:val="24"/>
+          <w:szCs w:val="24"/>
+        </w:rPr>
+        <w:t xml:space="preserve">Procedura — Creazione account GitHub istituzionale e trasferimento repository</w:t>
+      </w:r>
+    </w:p>
+    <w:p>
+      <w:pPr>
+        <w:spacing w:after="80" w:before="80"/>
+      </w:pPr>
+      <w:r>
+        <w:rPr>
+          <w:rFonts w:ascii="Arial" w:cs="Arial" w:eastAsia="Arial" w:hAnsi="Arial"/>
+          <w:color w:val="333333"/>
+          <w:sz w:val="20"/>
+          <w:szCs w:val="20"/>
+        </w:rPr>
+        <w:t xml:space="preserve">Questa procedura si esegue una volta sola. Richiede circa 20 minuti e non interrompe il funzionamento del sito durante il trasferimento.</w:t>
+      </w:r>
+    </w:p>
+    <w:p>
+      <w:pPr>
+        <w:spacing w:after="120" w:before="0"/>
+      </w:pPr>
+    </w:p>
+    <w:p>
+      <w:pPr>
+        <w:pBdr>
+          <w:bottom w:val="single" w:color="2C3E2D" w:sz="4" w:space="1"/>
+        </w:pBdr>
+        <w:spacing w:after="80" w:before="160"/>
+      </w:pPr>
       <w:r>
         <w:rPr>
           <w:rFonts w:ascii="Arial" w:cs="Arial" w:eastAsia="Arial" w:hAnsi="Arial"/>
@@ -1436,32 +1208,400 @@
           <w:sz w:val="20"/>
           <w:szCs w:val="20"/>
         </w:rPr>
-        <w:t xml:space="preserve">“Dichiarazione Accessibilità AGID — Istruzioni v2”</w:t>
-      </w:r>
-      <w:r>
-        <w:rPr>
-          <w:rFonts w:ascii="Arial" w:cs="Arial" w:eastAsia="Arial" w:hAnsi="Arial"/>
-          <w:color w:val="333333"/>
-          <w:sz w:val="20"/>
-          <w:szCs w:val="20"/>
-        </w:rPr>
-        <w:t xml:space="preserve">.</w:t>
-      </w:r>
-    </w:p>
-    <w:p>
-      <w:pPr>
-        <w:spacing w:after="0" w:before="0"/>
-      </w:pPr>
-      <w:r>
-        <w:br w:type="page"/>
-      </w:r>
+        <w:t xml:space="preserve">FASE A — Creare l’account GitHub istituzionale</w:t>
+      </w:r>
+    </w:p>
+    <w:p>
+      <w:pPr>
+        <w:spacing w:after="80" w:before="0"/>
+      </w:pPr>
+    </w:p>
+    <w:tbl>
+      <w:tblPr>
+        <w:tblW w:type="dxa" w:w="9026"/>
+        <w:tblBorders>
+          <w:top w:val="single" w:color="auto" w:sz="4"/>
+          <w:left w:val="single" w:color="auto" w:sz="4"/>
+          <w:bottom w:val="single" w:color="auto" w:sz="4"/>
+          <w:right w:val="single" w:color="auto" w:sz="4"/>
+          <w:insideH w:val="single" w:color="auto" w:sz="4"/>
+          <w:insideV w:val="single" w:color="auto" w:sz="4"/>
+        </w:tblBorders>
+      </w:tblPr>
+      <w:tblGrid>
+        <w:gridCol w:w="600"/>
+        <w:gridCol w:w="8426"/>
+      </w:tblGrid>
+      <w:tr>
+        <w:tc>
+          <w:tcPr>
+            <w:tcW w:type="dxa" w:w="600"/>
+            <w:tcBorders>
+              <w:top w:val="single" w:color="2C3E2D" w:sz="6"/>
+              <w:left w:val="single" w:color="2C3E2D" w:sz="6"/>
+              <w:bottom w:val="single" w:color="2C3E2D" w:sz="6"/>
+              <w:right w:val="single" w:color="2C3E2D" w:sz="6"/>
+            </w:tcBorders>
+            <w:shd w:fill="2C3E2D" w:val="clear"/>
+            <w:tcMar>
+              <w:top w:type="dxa" w:w="120"/>
+              <w:left w:type="dxa" w:w="120"/>
+              <w:bottom w:type="dxa" w:w="120"/>
+              <w:right w:type="dxa" w:w="120"/>
+            </w:tcMar>
+            <w:vAlign w:val="center"/>
+          </w:tcPr>
+          <w:p>
+            <w:pPr>
+              <w:jc w:val="center"/>
+            </w:pPr>
+            <w:r>
+              <w:rPr>
+                <w:rFonts w:ascii="Arial" w:cs="Arial" w:eastAsia="Arial" w:hAnsi="Arial"/>
+                <w:b/>
+                <w:bCs/>
+                <w:color w:val="FFFFFF"/>
+                <w:sz w:val="28"/>
+                <w:szCs w:val="28"/>
+              </w:rPr>
+              <w:t xml:space="preserve">1</w:t>
+            </w:r>
+          </w:p>
+        </w:tc>
+        <w:tc>
+          <w:tcPr>
+            <w:tcW w:type="dxa" w:w="8426"/>
+            <w:tcBorders>
+              <w:top w:val="single" w:color="CCCCCC" w:sz="4"/>
+              <w:left w:val="single" w:color="CCCCCC" w:sz="4"/>
+              <w:bottom w:val="single" w:color="CCCCCC" w:sz="4"/>
+              <w:right w:val="single" w:color="CCCCCC" w:sz="4"/>
+            </w:tcBorders>
+            <w:shd w:fill="F9F9F9" w:val="clear"/>
+            <w:tcMar>
+              <w:top w:type="dxa" w:w="120"/>
+              <w:left w:type="dxa" w:w="180"/>
+              <w:bottom w:type="dxa" w:w="120"/>
+              <w:right w:type="dxa" w:w="180"/>
+            </w:tcMar>
+          </w:tcPr>
+          <w:p>
+            <w:pPr>
+              <w:spacing w:after="60" w:before="0"/>
+            </w:pPr>
+            <w:r>
+              <w:rPr>
+                <w:rFonts w:ascii="Arial" w:cs="Arial" w:eastAsia="Arial" w:hAnsi="Arial"/>
+                <w:b/>
+                <w:bCs/>
+                <w:color w:val="333333"/>
+                <w:sz w:val="20"/>
+                <w:szCs w:val="20"/>
+              </w:rPr>
+              <w:t xml:space="preserve">Aprire GitHub e creare un nuovo account</w:t>
+            </w:r>
+          </w:p>
+          <w:p>
+            <w:pPr>
+              <w:spacing w:after="80" w:before="80"/>
+            </w:pPr>
+            <w:r>
+              <w:rPr>
+                <w:rFonts w:ascii="Arial" w:cs="Arial" w:eastAsia="Arial" w:hAnsi="Arial"/>
+                <w:color w:val="333333"/>
+                <w:sz w:val="20"/>
+                <w:szCs w:val="20"/>
+              </w:rPr>
+              <w:t xml:space="preserve">Andare su </w:t>
+            </w:r>
+            <w:r>
+              <w:rPr>
+                <w:rFonts w:ascii="Arial" w:cs="Arial" w:eastAsia="Arial" w:hAnsi="Arial"/>
+                <w:b/>
+                <w:bCs/>
+                <w:color w:val="333333"/>
+                <w:sz w:val="20"/>
+                <w:szCs w:val="20"/>
+              </w:rPr>
+              <w:t xml:space="preserve">https://github.com/signup</w:t>
+            </w:r>
+            <w:r>
+              <w:rPr>
+                <w:rFonts w:ascii="Arial" w:cs="Arial" w:eastAsia="Arial" w:hAnsi="Arial"/>
+                <w:color w:val="333333"/>
+                <w:sz w:val="20"/>
+                <w:szCs w:val="20"/>
+              </w:rPr>
+              <w:t xml:space="preserve"> da un browser.</w:t>
+            </w:r>
+          </w:p>
+          <w:p>
+            <w:pPr>
+              <w:spacing w:after="80" w:before="80"/>
+            </w:pPr>
+            <w:r>
+              <w:rPr>
+                <w:rFonts w:ascii="Arial" w:cs="Arial" w:eastAsia="Arial" w:hAnsi="Arial"/>
+                <w:color w:val="333333"/>
+                <w:sz w:val="20"/>
+                <w:szCs w:val="20"/>
+              </w:rPr>
+              <w:t xml:space="preserve">Utilizzare l’indirizzo email istituzionale della scuola:</w:t>
+            </w:r>
+          </w:p>
+          <w:p>
+            <w:pPr>
+              <w:spacing w:after="40" w:before="40"/>
+            </w:pPr>
+            <w:r>
+              <w:rPr>
+                <w:rFonts w:ascii="Arial" w:cs="Arial" w:eastAsia="Arial" w:hAnsi="Arial"/>
+                <w:b/>
+                <w:bCs/>
+                <w:color w:val="2C3E2D"/>
+                <w:sz w:val="20"/>
+                <w:szCs w:val="20"/>
+              </w:rPr>
+              <w:t xml:space="preserve">rirh010007@istruzione.it</w:t>
+            </w:r>
+          </w:p>
+          <w:p>
+            <w:pPr>
+              <w:spacing w:after="80" w:before="80"/>
+            </w:pPr>
+            <w:r>
+              <w:rPr>
+                <w:rFonts w:ascii="Arial" w:cs="Arial" w:eastAsia="Arial" w:hAnsi="Arial"/>
+                <w:color w:val="333333"/>
+                <w:sz w:val="20"/>
+                <w:szCs w:val="20"/>
+              </w:rPr>
+              <w:t xml:space="preserve">Scegliere un nome utente che identifichi chiaramente l’istituto, ad esempio:</w:t>
+            </w:r>
+          </w:p>
+          <w:p>
+            <w:pPr>
+              <w:spacing w:after="40" w:before="40"/>
+            </w:pPr>
+            <w:r>
+              <w:rPr>
+                <w:rFonts w:ascii="Arial" w:cs="Arial" w:eastAsia="Arial" w:hAnsi="Arial"/>
+                <w:b/>
+                <w:bCs/>
+                <w:color w:val="2C3E2D"/>
+                <w:sz w:val="20"/>
+                <w:szCs w:val="20"/>
+              </w:rPr>
+              <w:t xml:space="preserve">ipsseoa-costaggini</w:t>
+            </w:r>
+          </w:p>
+          <w:p>
+            <w:pPr>
+              <w:spacing w:after="80" w:before="80"/>
+            </w:pPr>
+            <w:r>
+              <w:rPr>
+                <w:rFonts w:ascii="Arial" w:cs="Arial" w:eastAsia="Arial" w:hAnsi="Arial"/>
+                <w:color w:val="333333"/>
+                <w:sz w:val="20"/>
+                <w:szCs w:val="20"/>
+              </w:rPr>
+              <w:t xml:space="preserve">Completare la verifica email cliccando sul link che GitHub invierà alla casella istituzionale.</w:t>
+            </w:r>
+          </w:p>
+        </w:tc>
+      </w:tr>
+    </w:tbl>
+    <w:p>
+      <w:pPr>
+        <w:spacing w:after="100" w:before="0"/>
+      </w:pPr>
+    </w:p>
+    <w:tbl>
+      <w:tblPr>
+        <w:tblW w:type="dxa" w:w="9026"/>
+        <w:tblBorders>
+          <w:top w:val="single" w:color="auto" w:sz="4"/>
+          <w:left w:val="single" w:color="auto" w:sz="4"/>
+          <w:bottom w:val="single" w:color="auto" w:sz="4"/>
+          <w:right w:val="single" w:color="auto" w:sz="4"/>
+          <w:insideH w:val="single" w:color="auto" w:sz="4"/>
+          <w:insideV w:val="single" w:color="auto" w:sz="4"/>
+        </w:tblBorders>
+      </w:tblPr>
+      <w:tblGrid>
+        <w:gridCol w:w="600"/>
+        <w:gridCol w:w="8426"/>
+      </w:tblGrid>
+      <w:tr>
+        <w:tc>
+          <w:tcPr>
+            <w:tcW w:type="dxa" w:w="600"/>
+            <w:tcBorders>
+              <w:top w:val="single" w:color="2C3E2D" w:sz="6"/>
+              <w:left w:val="single" w:color="2C3E2D" w:sz="6"/>
+              <w:bottom w:val="single" w:color="2C3E2D" w:sz="6"/>
+              <w:right w:val="single" w:color="2C3E2D" w:sz="6"/>
+            </w:tcBorders>
+            <w:shd w:fill="2C3E2D" w:val="clear"/>
+            <w:tcMar>
+              <w:top w:type="dxa" w:w="120"/>
+              <w:left w:type="dxa" w:w="120"/>
+              <w:bottom w:type="dxa" w:w="120"/>
+              <w:right w:type="dxa" w:w="120"/>
+            </w:tcMar>
+            <w:vAlign w:val="center"/>
+          </w:tcPr>
+          <w:p>
+            <w:pPr>
+              <w:jc w:val="center"/>
+            </w:pPr>
+            <w:r>
+              <w:rPr>
+                <w:rFonts w:ascii="Arial" w:cs="Arial" w:eastAsia="Arial" w:hAnsi="Arial"/>
+                <w:b/>
+                <w:bCs/>
+                <w:color w:val="FFFFFF"/>
+                <w:sz w:val="28"/>
+                <w:szCs w:val="28"/>
+              </w:rPr>
+              <w:t xml:space="preserve">2</w:t>
+            </w:r>
+          </w:p>
+        </w:tc>
+        <w:tc>
+          <w:tcPr>
+            <w:tcW w:type="dxa" w:w="8426"/>
+            <w:tcBorders>
+              <w:top w:val="single" w:color="CCCCCC" w:sz="4"/>
+              <w:left w:val="single" w:color="CCCCCC" w:sz="4"/>
+              <w:bottom w:val="single" w:color="CCCCCC" w:sz="4"/>
+              <w:right w:val="single" w:color="CCCCCC" w:sz="4"/>
+            </w:tcBorders>
+            <w:shd w:fill="F9F9F9" w:val="clear"/>
+            <w:tcMar>
+              <w:top w:type="dxa" w:w="120"/>
+              <w:left w:type="dxa" w:w="180"/>
+              <w:bottom w:type="dxa" w:w="120"/>
+              <w:right w:type="dxa" w:w="180"/>
+            </w:tcMar>
+          </w:tcPr>
+          <w:p>
+            <w:pPr>
+              <w:spacing w:after="60" w:before="0"/>
+            </w:pPr>
+            <w:r>
+              <w:rPr>
+                <w:rFonts w:ascii="Arial" w:cs="Arial" w:eastAsia="Arial" w:hAnsi="Arial"/>
+                <w:b/>
+                <w:bCs/>
+                <w:color w:val="333333"/>
+                <w:sz w:val="20"/>
+                <w:szCs w:val="20"/>
+              </w:rPr>
+              <w:t xml:space="preserve">Comunicare le credenziali all’Educatore Gaggiano</w:t>
+            </w:r>
+          </w:p>
+          <w:p>
+            <w:pPr>
+              <w:spacing w:after="80" w:before="80"/>
+            </w:pPr>
+            <w:r>
+              <w:rPr>
+                <w:rFonts w:ascii="Arial" w:cs="Arial" w:eastAsia="Arial" w:hAnsi="Arial"/>
+                <w:color w:val="333333"/>
+                <w:sz w:val="20"/>
+                <w:szCs w:val="20"/>
+              </w:rPr>
+              <w:t xml:space="preserve">Una volta creato l’account, il DS Barbonetti comunica a Gaggiano:</w:t>
+            </w:r>
+          </w:p>
+          <w:p>
+            <w:pPr>
+              <w:pStyle w:val="ListParagraph"/>
+              <w:numPr>
+                <w:ilvl w:val="0"/>
+                <w:numId w:val="2"/>
+              </w:numPr>
+              <w:spacing w:after="50" w:before="50"/>
+            </w:pPr>
+            <w:r>
+              <w:rPr>
+                <w:rFonts w:ascii="Arial" w:cs="Arial" w:eastAsia="Arial" w:hAnsi="Arial"/>
+                <w:color w:val="333333"/>
+                <w:sz w:val="20"/>
+                <w:szCs w:val="20"/>
+              </w:rPr>
+              <w:t xml:space="preserve">il nome utente scelto (es. </w:t>
+            </w:r>
+            <w:r>
+              <w:rPr>
+                <w:rFonts w:ascii="Arial" w:cs="Arial" w:eastAsia="Arial" w:hAnsi="Arial"/>
+                <w:b/>
+                <w:bCs/>
+                <w:color w:val="333333"/>
+                <w:sz w:val="20"/>
+                <w:szCs w:val="20"/>
+              </w:rPr>
+              <w:t xml:space="preserve">ipsseoa-costaggini</w:t>
+            </w:r>
+            <w:r>
+              <w:rPr>
+                <w:rFonts w:ascii="Arial" w:cs="Arial" w:eastAsia="Arial" w:hAnsi="Arial"/>
+                <w:color w:val="333333"/>
+                <w:sz w:val="20"/>
+                <w:szCs w:val="20"/>
+              </w:rPr>
+              <w:t xml:space="preserve">)</w:t>
+            </w:r>
+          </w:p>
+          <w:p>
+            <w:pPr>
+              <w:pStyle w:val="ListParagraph"/>
+              <w:numPr>
+                <w:ilvl w:val="0"/>
+                <w:numId w:val="2"/>
+              </w:numPr>
+              <w:spacing w:after="50" w:before="50"/>
+            </w:pPr>
+            <w:r>
+              <w:rPr>
+                <w:rFonts w:ascii="Arial" w:cs="Arial" w:eastAsia="Arial" w:hAnsi="Arial"/>
+                <w:color w:val="333333"/>
+                <w:sz w:val="20"/>
+                <w:szCs w:val="20"/>
+              </w:rPr>
+              <w:t xml:space="preserve">conferma che l’account è attivo e verificato</w:t>
+            </w:r>
+          </w:p>
+          <w:p>
+            <w:pPr>
+              <w:spacing w:after="80" w:before="80"/>
+            </w:pPr>
+            <w:r>
+              <w:rPr>
+                <w:rFonts w:ascii="Arial" w:cs="Arial" w:eastAsia="Arial" w:hAnsi="Arial"/>
+                <w:color w:val="333333"/>
+                <w:sz w:val="20"/>
+                <w:szCs w:val="20"/>
+              </w:rPr>
+              <w:t xml:space="preserve">Gaggiano eseguirà i passi successivi (Fasi B e C) in autonomia.</w:t>
+            </w:r>
+          </w:p>
+        </w:tc>
+      </w:tr>
+    </w:tbl>
+    <w:p>
+      <w:pPr>
+        <w:spacing w:after="160" w:before="0"/>
+      </w:pPr>
     </w:p>
     <w:p>
       <w:pPr>
         <w:pBdr>
-          <w:bottom w:val="single" w:color="2C3E2D" w:sz="6" w:space="1"/>
+          <w:bottom w:val="single" w:color="2C3E2D" w:sz="4" w:space="1"/>
         </w:pBdr>
-        <w:spacing w:after="120" w:before="280"/>
+        <w:spacing w:after="80" w:before="160"/>
       </w:pPr>
       <w:r>
         <w:rPr>
@@ -1469,111 +1609,1164 @@
           <w:b/>
           <w:bCs/>
           <w:color w:val="2C3E2D"/>
-          <w:sz w:val="22"/>
-          <w:szCs w:val="22"/>
-        </w:rPr>
-        <w:t xml:space="preserve">ADEMPIMENTO 3 — </w:t>
-      </w:r>
+          <w:sz w:val="20"/>
+          <w:szCs w:val="20"/>
+        </w:rPr>
+        <w:t xml:space="preserve">FASE B — Trasferire il repository (eseguita da Gaggiano)</w:t>
+      </w:r>
+    </w:p>
+    <w:p>
+      <w:pPr>
+        <w:spacing w:after="80" w:before="0"/>
+      </w:pPr>
+    </w:p>
+    <w:tbl>
+      <w:tblPr>
+        <w:tblW w:type="dxa" w:w="9026"/>
+        <w:tblBorders>
+          <w:top w:val="single" w:color="auto" w:sz="4"/>
+          <w:left w:val="single" w:color="auto" w:sz="4"/>
+          <w:bottom w:val="single" w:color="auto" w:sz="4"/>
+          <w:right w:val="single" w:color="auto" w:sz="4"/>
+          <w:insideH w:val="single" w:color="auto" w:sz="4"/>
+          <w:insideV w:val="single" w:color="auto" w:sz="4"/>
+        </w:tblBorders>
+      </w:tblPr>
+      <w:tblGrid>
+        <w:gridCol w:w="600"/>
+        <w:gridCol w:w="8426"/>
+      </w:tblGrid>
+      <w:tr>
+        <w:tc>
+          <w:tcPr>
+            <w:tcW w:type="dxa" w:w="600"/>
+            <w:tcBorders>
+              <w:top w:val="single" w:color="2C3E2D" w:sz="6"/>
+              <w:left w:val="single" w:color="2C3E2D" w:sz="6"/>
+              <w:bottom w:val="single" w:color="2C3E2D" w:sz="6"/>
+              <w:right w:val="single" w:color="2C3E2D" w:sz="6"/>
+            </w:tcBorders>
+            <w:shd w:fill="2C3E2D" w:val="clear"/>
+            <w:tcMar>
+              <w:top w:type="dxa" w:w="120"/>
+              <w:left w:type="dxa" w:w="120"/>
+              <w:bottom w:type="dxa" w:w="120"/>
+              <w:right w:type="dxa" w:w="120"/>
+            </w:tcMar>
+            <w:vAlign w:val="center"/>
+          </w:tcPr>
+          <w:p>
+            <w:pPr>
+              <w:jc w:val="center"/>
+            </w:pPr>
+            <w:r>
+              <w:rPr>
+                <w:rFonts w:ascii="Arial" w:cs="Arial" w:eastAsia="Arial" w:hAnsi="Arial"/>
+                <w:b/>
+                <w:bCs/>
+                <w:color w:val="FFFFFF"/>
+                <w:sz w:val="28"/>
+                <w:szCs w:val="28"/>
+              </w:rPr>
+              <w:t xml:space="preserve">3</w:t>
+            </w:r>
+          </w:p>
+        </w:tc>
+        <w:tc>
+          <w:tcPr>
+            <w:tcW w:type="dxa" w:w="8426"/>
+            <w:tcBorders>
+              <w:top w:val="single" w:color="CCCCCC" w:sz="4"/>
+              <w:left w:val="single" w:color="CCCCCC" w:sz="4"/>
+              <w:bottom w:val="single" w:color="CCCCCC" w:sz="4"/>
+              <w:right w:val="single" w:color="CCCCCC" w:sz="4"/>
+            </w:tcBorders>
+            <w:shd w:fill="F9F9F9" w:val="clear"/>
+            <w:tcMar>
+              <w:top w:type="dxa" w:w="120"/>
+              <w:left w:type="dxa" w:w="180"/>
+              <w:bottom w:type="dxa" w:w="120"/>
+              <w:right w:type="dxa" w:w="180"/>
+            </w:tcMar>
+          </w:tcPr>
+          <w:p>
+            <w:pPr>
+              <w:spacing w:after="60" w:before="0"/>
+            </w:pPr>
+            <w:r>
+              <w:rPr>
+                <w:rFonts w:ascii="Arial" w:cs="Arial" w:eastAsia="Arial" w:hAnsi="Arial"/>
+                <w:b/>
+                <w:bCs/>
+                <w:color w:val="333333"/>
+                <w:sz w:val="20"/>
+                <w:szCs w:val="20"/>
+              </w:rPr>
+              <w:t xml:space="preserve">Accedere al repository attuale su GitHub</w:t>
+            </w:r>
+          </w:p>
+          <w:p>
+            <w:pPr>
+              <w:spacing w:after="80" w:before="80"/>
+            </w:pPr>
+            <w:r>
+              <w:rPr>
+                <w:rFonts w:ascii="Arial" w:cs="Arial" w:eastAsia="Arial" w:hAnsi="Arial"/>
+                <w:color w:val="333333"/>
+                <w:sz w:val="20"/>
+                <w:szCs w:val="20"/>
+              </w:rPr>
+              <w:t xml:space="preserve">Gaggiano accede al proprio account GitHub personale (</w:t>
+            </w:r>
+            <w:r>
+              <w:rPr>
+                <w:rFonts w:ascii="Arial" w:cs="Arial" w:eastAsia="Arial" w:hAnsi="Arial"/>
+                <w:b/>
+                <w:bCs/>
+                <w:color w:val="333333"/>
+                <w:sz w:val="20"/>
+                <w:szCs w:val="20"/>
+              </w:rPr>
+              <w:t xml:space="preserve">computeaching2</w:t>
+            </w:r>
+            <w:r>
+              <w:rPr>
+                <w:rFonts w:ascii="Arial" w:cs="Arial" w:eastAsia="Arial" w:hAnsi="Arial"/>
+                <w:color w:val="333333"/>
+                <w:sz w:val="20"/>
+                <w:szCs w:val="20"/>
+              </w:rPr>
+              <w:t xml:space="preserve">) e apre il repository:</w:t>
+            </w:r>
+          </w:p>
+          <w:p>
+            <w:pPr>
+              <w:spacing w:after="40" w:before="40"/>
+            </w:pPr>
+            <w:r>
+              <w:rPr>
+                <w:rFonts w:ascii="Arial" w:cs="Arial" w:eastAsia="Arial" w:hAnsi="Arial"/>
+                <w:b/>
+                <w:bCs/>
+                <w:color w:val="2C3E2D"/>
+                <w:sz w:val="20"/>
+                <w:szCs w:val="20"/>
+              </w:rPr>
+              <w:t xml:space="preserve">computeaching2-cell/convitto-costaggini</w:t>
+            </w:r>
+          </w:p>
+        </w:tc>
+      </w:tr>
+    </w:tbl>
+    <w:p>
+      <w:pPr>
+        <w:spacing w:after="100" w:before="0"/>
+      </w:pPr>
+    </w:p>
+    <w:tbl>
+      <w:tblPr>
+        <w:tblW w:type="dxa" w:w="9026"/>
+        <w:tblBorders>
+          <w:top w:val="single" w:color="auto" w:sz="4"/>
+          <w:left w:val="single" w:color="auto" w:sz="4"/>
+          <w:bottom w:val="single" w:color="auto" w:sz="4"/>
+          <w:right w:val="single" w:color="auto" w:sz="4"/>
+          <w:insideH w:val="single" w:color="auto" w:sz="4"/>
+          <w:insideV w:val="single" w:color="auto" w:sz="4"/>
+        </w:tblBorders>
+      </w:tblPr>
+      <w:tblGrid>
+        <w:gridCol w:w="600"/>
+        <w:gridCol w:w="8426"/>
+      </w:tblGrid>
+      <w:tr>
+        <w:tc>
+          <w:tcPr>
+            <w:tcW w:type="dxa" w:w="600"/>
+            <w:tcBorders>
+              <w:top w:val="single" w:color="2C3E2D" w:sz="6"/>
+              <w:left w:val="single" w:color="2C3E2D" w:sz="6"/>
+              <w:bottom w:val="single" w:color="2C3E2D" w:sz="6"/>
+              <w:right w:val="single" w:color="2C3E2D" w:sz="6"/>
+            </w:tcBorders>
+            <w:shd w:fill="2C3E2D" w:val="clear"/>
+            <w:tcMar>
+              <w:top w:type="dxa" w:w="120"/>
+              <w:left w:type="dxa" w:w="120"/>
+              <w:bottom w:type="dxa" w:w="120"/>
+              <w:right w:type="dxa" w:w="120"/>
+            </w:tcMar>
+            <w:vAlign w:val="center"/>
+          </w:tcPr>
+          <w:p>
+            <w:pPr>
+              <w:jc w:val="center"/>
+            </w:pPr>
+            <w:r>
+              <w:rPr>
+                <w:rFonts w:ascii="Arial" w:cs="Arial" w:eastAsia="Arial" w:hAnsi="Arial"/>
+                <w:b/>
+                <w:bCs/>
+                <w:color w:val="FFFFFF"/>
+                <w:sz w:val="28"/>
+                <w:szCs w:val="28"/>
+              </w:rPr>
+              <w:t xml:space="preserve">4</w:t>
+            </w:r>
+          </w:p>
+        </w:tc>
+        <w:tc>
+          <w:tcPr>
+            <w:tcW w:type="dxa" w:w="8426"/>
+            <w:tcBorders>
+              <w:top w:val="single" w:color="CCCCCC" w:sz="4"/>
+              <w:left w:val="single" w:color="CCCCCC" w:sz="4"/>
+              <w:bottom w:val="single" w:color="CCCCCC" w:sz="4"/>
+              <w:right w:val="single" w:color="CCCCCC" w:sz="4"/>
+            </w:tcBorders>
+            <w:shd w:fill="F9F9F9" w:val="clear"/>
+            <w:tcMar>
+              <w:top w:type="dxa" w:w="120"/>
+              <w:left w:type="dxa" w:w="180"/>
+              <w:bottom w:type="dxa" w:w="120"/>
+              <w:right w:type="dxa" w:w="180"/>
+            </w:tcMar>
+          </w:tcPr>
+          <w:p>
+            <w:pPr>
+              <w:spacing w:after="60" w:before="0"/>
+            </w:pPr>
+            <w:r>
+              <w:rPr>
+                <w:rFonts w:ascii="Arial" w:cs="Arial" w:eastAsia="Arial" w:hAnsi="Arial"/>
+                <w:b/>
+                <w:bCs/>
+                <w:color w:val="333333"/>
+                <w:sz w:val="20"/>
+                <w:szCs w:val="20"/>
+              </w:rPr>
+              <w:t xml:space="preserve">Avviare il trasferimento del repository</w:t>
+            </w:r>
+          </w:p>
+          <w:p>
+            <w:pPr>
+              <w:pStyle w:val="ListParagraph"/>
+              <w:numPr>
+                <w:ilvl w:val="0"/>
+                <w:numId w:val="2"/>
+              </w:numPr>
+              <w:spacing w:after="50" w:before="50"/>
+            </w:pPr>
+            <w:r>
+              <w:rPr>
+                <w:rFonts w:ascii="Arial" w:cs="Arial" w:eastAsia="Arial" w:hAnsi="Arial"/>
+                <w:color w:val="333333"/>
+                <w:sz w:val="20"/>
+                <w:szCs w:val="20"/>
+              </w:rPr>
+              <w:t xml:space="preserve">Cliccare su </w:t>
+            </w:r>
+            <w:r>
+              <w:rPr>
+                <w:rFonts w:ascii="Arial" w:cs="Arial" w:eastAsia="Arial" w:hAnsi="Arial"/>
+                <w:b/>
+                <w:bCs/>
+                <w:color w:val="333333"/>
+                <w:sz w:val="20"/>
+                <w:szCs w:val="20"/>
+              </w:rPr>
+              <w:t xml:space="preserve">Settings</w:t>
+            </w:r>
+            <w:r>
+              <w:rPr>
+                <w:rFonts w:ascii="Arial" w:cs="Arial" w:eastAsia="Arial" w:hAnsi="Arial"/>
+                <w:color w:val="333333"/>
+                <w:sz w:val="20"/>
+                <w:szCs w:val="20"/>
+              </w:rPr>
+              <w:t xml:space="preserve"> (in alto a destra nel repository)</w:t>
+            </w:r>
+          </w:p>
+          <w:p>
+            <w:pPr>
+              <w:pStyle w:val="ListParagraph"/>
+              <w:numPr>
+                <w:ilvl w:val="0"/>
+                <w:numId w:val="2"/>
+              </w:numPr>
+              <w:spacing w:after="50" w:before="50"/>
+            </w:pPr>
+            <w:r>
+              <w:rPr>
+                <w:rFonts w:ascii="Arial" w:cs="Arial" w:eastAsia="Arial" w:hAnsi="Arial"/>
+                <w:color w:val="333333"/>
+                <w:sz w:val="20"/>
+                <w:szCs w:val="20"/>
+              </w:rPr>
+              <w:t xml:space="preserve">Scorrere fino in fondo alla pagina fino alla sezione </w:t>
+            </w:r>
+            <w:r>
+              <w:rPr>
+                <w:rFonts w:ascii="Arial" w:cs="Arial" w:eastAsia="Arial" w:hAnsi="Arial"/>
+                <w:b/>
+                <w:bCs/>
+                <w:color w:val="333333"/>
+                <w:sz w:val="20"/>
+                <w:szCs w:val="20"/>
+              </w:rPr>
+              <w:t xml:space="preserve">Danger Zone</w:t>
+            </w:r>
+          </w:p>
+          <w:p>
+            <w:pPr>
+              <w:pStyle w:val="ListParagraph"/>
+              <w:numPr>
+                <w:ilvl w:val="0"/>
+                <w:numId w:val="2"/>
+              </w:numPr>
+              <w:spacing w:after="50" w:before="50"/>
+            </w:pPr>
+            <w:r>
+              <w:rPr>
+                <w:rFonts w:ascii="Arial" w:cs="Arial" w:eastAsia="Arial" w:hAnsi="Arial"/>
+                <w:color w:val="333333"/>
+                <w:sz w:val="20"/>
+                <w:szCs w:val="20"/>
+              </w:rPr>
+              <w:t xml:space="preserve">Cliccare su </w:t>
+            </w:r>
+            <w:r>
+              <w:rPr>
+                <w:rFonts w:ascii="Arial" w:cs="Arial" w:eastAsia="Arial" w:hAnsi="Arial"/>
+                <w:b/>
+                <w:bCs/>
+                <w:color w:val="333333"/>
+                <w:sz w:val="20"/>
+                <w:szCs w:val="20"/>
+              </w:rPr>
+              <w:t xml:space="preserve">Transfer</w:t>
+            </w:r>
+            <w:r>
+              <w:rPr>
+                <w:rFonts w:ascii="Arial" w:cs="Arial" w:eastAsia="Arial" w:hAnsi="Arial"/>
+                <w:color w:val="333333"/>
+                <w:sz w:val="20"/>
+                <w:szCs w:val="20"/>
+              </w:rPr>
+              <w:t xml:space="preserve"> (pulsante rosso “Transfer ownership”)</w:t>
+            </w:r>
+          </w:p>
+          <w:p>
+            <w:pPr>
+              <w:pStyle w:val="ListParagraph"/>
+              <w:numPr>
+                <w:ilvl w:val="0"/>
+                <w:numId w:val="2"/>
+              </w:numPr>
+              <w:spacing w:after="50" w:before="50"/>
+            </w:pPr>
+            <w:r>
+              <w:rPr>
+                <w:rFonts w:ascii="Arial" w:cs="Arial" w:eastAsia="Arial" w:hAnsi="Arial"/>
+                <w:color w:val="333333"/>
+                <w:sz w:val="20"/>
+                <w:szCs w:val="20"/>
+              </w:rPr>
+              <w:t xml:space="preserve">Nel campo </w:t>
+            </w:r>
+            <w:r>
+              <w:rPr>
+                <w:rFonts w:ascii="Arial" w:cs="Arial" w:eastAsia="Arial" w:hAnsi="Arial"/>
+                <w:b/>
+                <w:bCs/>
+                <w:color w:val="333333"/>
+                <w:sz w:val="20"/>
+                <w:szCs w:val="20"/>
+              </w:rPr>
+              <w:t xml:space="preserve">New owner</w:t>
+            </w:r>
+            <w:r>
+              <w:rPr>
+                <w:rFonts w:ascii="Arial" w:cs="Arial" w:eastAsia="Arial" w:hAnsi="Arial"/>
+                <w:color w:val="333333"/>
+                <w:sz w:val="20"/>
+                <w:szCs w:val="20"/>
+              </w:rPr>
+              <w:t xml:space="preserve"> inserire il nome del nuovo account: </w:t>
+            </w:r>
+            <w:r>
+              <w:rPr>
+                <w:rFonts w:ascii="Arial" w:cs="Arial" w:eastAsia="Arial" w:hAnsi="Arial"/>
+                <w:b/>
+                <w:bCs/>
+                <w:color w:val="333333"/>
+                <w:sz w:val="20"/>
+                <w:szCs w:val="20"/>
+              </w:rPr>
+              <w:t xml:space="preserve">ipsseoa-costaggini</w:t>
+            </w:r>
+          </w:p>
+          <w:p>
+            <w:pPr>
+              <w:pStyle w:val="ListParagraph"/>
+              <w:numPr>
+                <w:ilvl w:val="0"/>
+                <w:numId w:val="2"/>
+              </w:numPr>
+              <w:spacing w:after="50" w:before="50"/>
+            </w:pPr>
+            <w:r>
+              <w:rPr>
+                <w:rFonts w:ascii="Arial" w:cs="Arial" w:eastAsia="Arial" w:hAnsi="Arial"/>
+                <w:color w:val="333333"/>
+                <w:sz w:val="20"/>
+                <w:szCs w:val="20"/>
+              </w:rPr>
+              <w:t xml:space="preserve">Nel campo di conferma digitare il nome completo del repository: </w:t>
+            </w:r>
+            <w:r>
+              <w:rPr>
+                <w:rFonts w:ascii="Arial" w:cs="Arial" w:eastAsia="Arial" w:hAnsi="Arial"/>
+                <w:b/>
+                <w:bCs/>
+                <w:color w:val="333333"/>
+                <w:sz w:val="20"/>
+                <w:szCs w:val="20"/>
+              </w:rPr>
+              <w:t xml:space="preserve">computeaching2-cell/convitto-costaggini</w:t>
+            </w:r>
+          </w:p>
+          <w:p>
+            <w:pPr>
+              <w:pStyle w:val="ListParagraph"/>
+              <w:numPr>
+                <w:ilvl w:val="0"/>
+                <w:numId w:val="2"/>
+              </w:numPr>
+              <w:spacing w:after="50" w:before="50"/>
+            </w:pPr>
+            <w:r>
+              <w:rPr>
+                <w:rFonts w:ascii="Arial" w:cs="Arial" w:eastAsia="Arial" w:hAnsi="Arial"/>
+                <w:color w:val="333333"/>
+                <w:sz w:val="20"/>
+                <w:szCs w:val="20"/>
+              </w:rPr>
+              <w:t xml:space="preserve">Cliccare su </w:t>
+            </w:r>
+            <w:r>
+              <w:rPr>
+                <w:rFonts w:ascii="Arial" w:cs="Arial" w:eastAsia="Arial" w:hAnsi="Arial"/>
+                <w:b/>
+                <w:bCs/>
+                <w:color w:val="333333"/>
+                <w:sz w:val="20"/>
+                <w:szCs w:val="20"/>
+              </w:rPr>
+              <w:t xml:space="preserve">I understand, transfer this repository</w:t>
+            </w:r>
+          </w:p>
+        </w:tc>
+      </w:tr>
+    </w:tbl>
+    <w:p>
+      <w:pPr>
+        <w:spacing w:after="100" w:before="0"/>
+      </w:pPr>
+    </w:p>
+    <w:tbl>
+      <w:tblPr>
+        <w:tblW w:type="dxa" w:w="9026"/>
+        <w:tblBorders>
+          <w:top w:val="single" w:color="auto" w:sz="4"/>
+          <w:left w:val="single" w:color="auto" w:sz="4"/>
+          <w:bottom w:val="single" w:color="auto" w:sz="4"/>
+          <w:right w:val="single" w:color="auto" w:sz="4"/>
+          <w:insideH w:val="single" w:color="auto" w:sz="4"/>
+          <w:insideV w:val="single" w:color="auto" w:sz="4"/>
+        </w:tblBorders>
+      </w:tblPr>
+      <w:tblGrid>
+        <w:gridCol w:w="600"/>
+        <w:gridCol w:w="8426"/>
+      </w:tblGrid>
+      <w:tr>
+        <w:tc>
+          <w:tcPr>
+            <w:tcW w:type="dxa" w:w="600"/>
+            <w:tcBorders>
+              <w:top w:val="single" w:color="2C3E2D" w:sz="6"/>
+              <w:left w:val="single" w:color="2C3E2D" w:sz="6"/>
+              <w:bottom w:val="single" w:color="2C3E2D" w:sz="6"/>
+              <w:right w:val="single" w:color="2C3E2D" w:sz="6"/>
+            </w:tcBorders>
+            <w:shd w:fill="2C3E2D" w:val="clear"/>
+            <w:tcMar>
+              <w:top w:type="dxa" w:w="120"/>
+              <w:left w:type="dxa" w:w="120"/>
+              <w:bottom w:type="dxa" w:w="120"/>
+              <w:right w:type="dxa" w:w="120"/>
+            </w:tcMar>
+            <w:vAlign w:val="center"/>
+          </w:tcPr>
+          <w:p>
+            <w:pPr>
+              <w:jc w:val="center"/>
+            </w:pPr>
+            <w:r>
+              <w:rPr>
+                <w:rFonts w:ascii="Arial" w:cs="Arial" w:eastAsia="Arial" w:hAnsi="Arial"/>
+                <w:b/>
+                <w:bCs/>
+                <w:color w:val="FFFFFF"/>
+                <w:sz w:val="28"/>
+                <w:szCs w:val="28"/>
+              </w:rPr>
+              <w:t xml:space="preserve">5</w:t>
+            </w:r>
+          </w:p>
+        </w:tc>
+        <w:tc>
+          <w:tcPr>
+            <w:tcW w:type="dxa" w:w="8426"/>
+            <w:tcBorders>
+              <w:top w:val="single" w:color="CCCCCC" w:sz="4"/>
+              <w:left w:val="single" w:color="CCCCCC" w:sz="4"/>
+              <w:bottom w:val="single" w:color="CCCCCC" w:sz="4"/>
+              <w:right w:val="single" w:color="CCCCCC" w:sz="4"/>
+            </w:tcBorders>
+            <w:shd w:fill="F9F9F9" w:val="clear"/>
+            <w:tcMar>
+              <w:top w:type="dxa" w:w="120"/>
+              <w:left w:type="dxa" w:w="180"/>
+              <w:bottom w:type="dxa" w:w="120"/>
+              <w:right w:type="dxa" w:w="180"/>
+            </w:tcMar>
+          </w:tcPr>
+          <w:p>
+            <w:pPr>
+              <w:spacing w:after="60" w:before="0"/>
+            </w:pPr>
+            <w:r>
+              <w:rPr>
+                <w:rFonts w:ascii="Arial" w:cs="Arial" w:eastAsia="Arial" w:hAnsi="Arial"/>
+                <w:b/>
+                <w:bCs/>
+                <w:color w:val="333333"/>
+                <w:sz w:val="20"/>
+                <w:szCs w:val="20"/>
+              </w:rPr>
+              <w:t xml:space="preserve">Accettare il trasferimento dall’account istituzionale</w:t>
+            </w:r>
+          </w:p>
+          <w:p>
+            <w:pPr>
+              <w:spacing w:after="80" w:before="80"/>
+            </w:pPr>
+            <w:r>
+              <w:rPr>
+                <w:rFonts w:ascii="Arial" w:cs="Arial" w:eastAsia="Arial" w:hAnsi="Arial"/>
+                <w:color w:val="333333"/>
+                <w:sz w:val="20"/>
+                <w:szCs w:val="20"/>
+              </w:rPr>
+              <w:t xml:space="preserve">GitHub invierà un’email all’indirizzo </w:t>
+            </w:r>
+            <w:r>
+              <w:rPr>
+                <w:rFonts w:ascii="Arial" w:cs="Arial" w:eastAsia="Arial" w:hAnsi="Arial"/>
+                <w:b/>
+                <w:bCs/>
+                <w:color w:val="333333"/>
+                <w:sz w:val="20"/>
+                <w:szCs w:val="20"/>
+              </w:rPr>
+              <w:t xml:space="preserve">rirh010007@istruzione.it</w:t>
+            </w:r>
+            <w:r>
+              <w:rPr>
+                <w:rFonts w:ascii="Arial" w:cs="Arial" w:eastAsia="Arial" w:hAnsi="Arial"/>
+                <w:color w:val="333333"/>
+                <w:sz w:val="20"/>
+                <w:szCs w:val="20"/>
+              </w:rPr>
+              <w:t xml:space="preserve"> con un link di conferma.</w:t>
+            </w:r>
+          </w:p>
+          <w:p>
+            <w:pPr>
+              <w:spacing w:after="80" w:before="80"/>
+            </w:pPr>
+            <w:r>
+              <w:rPr>
+                <w:rFonts w:ascii="Arial" w:cs="Arial" w:eastAsia="Arial" w:hAnsi="Arial"/>
+                <w:color w:val="333333"/>
+                <w:sz w:val="20"/>
+                <w:szCs w:val="20"/>
+              </w:rPr>
+              <w:t xml:space="preserve">Il DS Barbonetti (o chi gestisce quella casella) clicca sul link per accettare il trasferimento. Il repository passa definitivamente sotto l’account istituzionale.</w:t>
+            </w:r>
+          </w:p>
+        </w:tc>
+      </w:tr>
+    </w:tbl>
+    <w:p>
+      <w:pPr>
+        <w:spacing w:after="160" w:before="0"/>
+      </w:pPr>
+    </w:p>
+    <w:p>
+      <w:pPr>
+        <w:pBdr>
+          <w:bottom w:val="single" w:color="2C3E2D" w:sz="4" w:space="1"/>
+        </w:pBdr>
+        <w:spacing w:after="80" w:before="160"/>
+      </w:pPr>
       <w:r>
         <w:rPr>
           <w:rFonts w:ascii="Arial" w:cs="Arial" w:eastAsia="Arial" w:hAnsi="Arial"/>
           <w:b/>
           <w:bCs/>
           <w:color w:val="2C3E2D"/>
-          <w:sz w:val="22"/>
-          <w:szCs w:val="22"/>
-        </w:rPr>
-        <w:t xml:space="preserve">DPA GitHub e Registro dei Trattamenti GDPR</w:t>
-      </w:r>
-    </w:p>
-    <w:p>
-      <w:pPr>
-        <w:spacing w:after="80" w:before="80"/>
-      </w:pPr>
-      <w:r>
-        <w:rPr>
-          <w:rFonts w:ascii="Arial" w:cs="Arial" w:eastAsia="Arial" w:hAnsi="Arial"/>
-          <w:b/>
-          <w:bCs/>
-          <w:color w:val="333333"/>
-          <w:sz w:val="20"/>
-          <w:szCs w:val="20"/>
-        </w:rPr>
-        <w:t xml:space="preserve">Normativa: </w:t>
-      </w:r>
-      <w:r>
-        <w:rPr>
-          <w:rFonts w:ascii="Arial" w:cs="Arial" w:eastAsia="Arial" w:hAnsi="Arial"/>
-          <w:color w:val="333333"/>
-          <w:sz w:val="20"/>
-          <w:szCs w:val="20"/>
-        </w:rPr>
-        <w:t xml:space="preserve">GDPR Reg. UE 2016/679, artt. 28 e 30</w:t>
-      </w:r>
-    </w:p>
-    <w:p>
-      <w:pPr>
-        <w:spacing w:after="80" w:before="80"/>
-      </w:pPr>
-      <w:r>
-        <w:rPr>
-          <w:rFonts w:ascii="Arial" w:cs="Arial" w:eastAsia="Arial" w:hAnsi="Arial"/>
-          <w:b/>
-          <w:bCs/>
-          <w:color w:val="333333"/>
-          <w:sz w:val="20"/>
-          <w:szCs w:val="20"/>
-        </w:rPr>
-        <w:t xml:space="preserve">Chi lo fa: </w:t>
-      </w:r>
-      <w:r>
-        <w:rPr>
-          <w:rFonts w:ascii="Arial" w:cs="Arial" w:eastAsia="Arial" w:hAnsi="Arial"/>
-          <w:color w:val="333333"/>
-          <w:sz w:val="20"/>
-          <w:szCs w:val="20"/>
-        </w:rPr>
-        <w:t xml:space="preserve">Segreteria (voce nel Registro) + DS per presa d’atto del DPA</w:t>
-      </w:r>
-    </w:p>
-    <w:p>
-      <w:pPr>
-        <w:spacing w:after="80" w:before="80"/>
-      </w:pPr>
-      <w:r>
-        <w:rPr>
-          <w:rFonts w:ascii="Arial" w:cs="Arial" w:eastAsia="Arial" w:hAnsi="Arial"/>
-          <w:b/>
-          <w:bCs/>
-          <w:color w:val="333333"/>
-          <w:sz w:val="20"/>
-          <w:szCs w:val="20"/>
-        </w:rPr>
-        <w:t xml:space="preserve">Quando: </w:t>
-      </w:r>
-      <w:r>
-        <w:rPr>
-          <w:rFonts w:ascii="Arial" w:cs="Arial" w:eastAsia="Arial" w:hAnsi="Arial"/>
-          <w:color w:val="333333"/>
-          <w:sz w:val="20"/>
-          <w:szCs w:val="20"/>
-        </w:rPr>
-        <w:t xml:space="preserve">Entro 30 giorni dal go-live</w:t>
-      </w:r>
-    </w:p>
-    <w:p>
-      <w:pPr>
-        <w:pStyle w:val="Heading2"/>
-        <w:spacing w:after="100" w:before="260"/>
-      </w:pPr>
-      <w:r>
-        <w:rPr>
-          <w:rFonts w:ascii="Arial" w:cs="Arial" w:eastAsia="Arial" w:hAnsi="Arial"/>
-          <w:b/>
-          <w:bCs/>
-        </w:rPr>
-        <w:t xml:space="preserve">Cosa sono i “log del server” e dove si trovano</w:t>
-      </w:r>
+          <w:sz w:val="20"/>
+          <w:szCs w:val="20"/>
+        </w:rPr>
+        <w:t xml:space="preserve">FASE C — Aggiornare GitHub Pages e verificare (eseguita da Gaggiano)</w:t>
+      </w:r>
+    </w:p>
+    <w:p>
+      <w:pPr>
+        <w:spacing w:after="80" w:before="0"/>
+      </w:pPr>
+    </w:p>
+    <w:tbl>
+      <w:tblPr>
+        <w:tblW w:type="dxa" w:w="9026"/>
+        <w:tblBorders>
+          <w:top w:val="single" w:color="auto" w:sz="4"/>
+          <w:left w:val="single" w:color="auto" w:sz="4"/>
+          <w:bottom w:val="single" w:color="auto" w:sz="4"/>
+          <w:right w:val="single" w:color="auto" w:sz="4"/>
+          <w:insideH w:val="single" w:color="auto" w:sz="4"/>
+          <w:insideV w:val="single" w:color="auto" w:sz="4"/>
+        </w:tblBorders>
+      </w:tblPr>
+      <w:tblGrid>
+        <w:gridCol w:w="600"/>
+        <w:gridCol w:w="8426"/>
+      </w:tblGrid>
+      <w:tr>
+        <w:tc>
+          <w:tcPr>
+            <w:tcW w:type="dxa" w:w="600"/>
+            <w:tcBorders>
+              <w:top w:val="single" w:color="2C3E2D" w:sz="6"/>
+              <w:left w:val="single" w:color="2C3E2D" w:sz="6"/>
+              <w:bottom w:val="single" w:color="2C3E2D" w:sz="6"/>
+              <w:right w:val="single" w:color="2C3E2D" w:sz="6"/>
+            </w:tcBorders>
+            <w:shd w:fill="2C3E2D" w:val="clear"/>
+            <w:tcMar>
+              <w:top w:type="dxa" w:w="120"/>
+              <w:left w:type="dxa" w:w="120"/>
+              <w:bottom w:type="dxa" w:w="120"/>
+              <w:right w:type="dxa" w:w="120"/>
+            </w:tcMar>
+            <w:vAlign w:val="center"/>
+          </w:tcPr>
+          <w:p>
+            <w:pPr>
+              <w:jc w:val="center"/>
+            </w:pPr>
+            <w:r>
+              <w:rPr>
+                <w:rFonts w:ascii="Arial" w:cs="Arial" w:eastAsia="Arial" w:hAnsi="Arial"/>
+                <w:b/>
+                <w:bCs/>
+                <w:color w:val="FFFFFF"/>
+                <w:sz w:val="28"/>
+                <w:szCs w:val="28"/>
+              </w:rPr>
+              <w:t xml:space="preserve">6</w:t>
+            </w:r>
+          </w:p>
+        </w:tc>
+        <w:tc>
+          <w:tcPr>
+            <w:tcW w:type="dxa" w:w="8426"/>
+            <w:tcBorders>
+              <w:top w:val="single" w:color="CCCCCC" w:sz="4"/>
+              <w:left w:val="single" w:color="CCCCCC" w:sz="4"/>
+              <w:bottom w:val="single" w:color="CCCCCC" w:sz="4"/>
+              <w:right w:val="single" w:color="CCCCCC" w:sz="4"/>
+            </w:tcBorders>
+            <w:shd w:fill="F9F9F9" w:val="clear"/>
+            <w:tcMar>
+              <w:top w:type="dxa" w:w="120"/>
+              <w:left w:type="dxa" w:w="180"/>
+              <w:bottom w:type="dxa" w:w="120"/>
+              <w:right w:type="dxa" w:w="180"/>
+            </w:tcMar>
+          </w:tcPr>
+          <w:p>
+            <w:pPr>
+              <w:spacing w:after="60" w:before="0"/>
+            </w:pPr>
+            <w:r>
+              <w:rPr>
+                <w:rFonts w:ascii="Arial" w:cs="Arial" w:eastAsia="Arial" w:hAnsi="Arial"/>
+                <w:b/>
+                <w:bCs/>
+                <w:color w:val="333333"/>
+                <w:sz w:val="20"/>
+                <w:szCs w:val="20"/>
+              </w:rPr>
+              <w:t xml:space="preserve">Attivare GitHub Pages sul nuovo account</w:t>
+            </w:r>
+          </w:p>
+          <w:p>
+            <w:pPr>
+              <w:spacing w:after="80" w:before="80"/>
+            </w:pPr>
+            <w:r>
+              <w:rPr>
+                <w:rFonts w:ascii="Arial" w:cs="Arial" w:eastAsia="Arial" w:hAnsi="Arial"/>
+                <w:color w:val="333333"/>
+                <w:sz w:val="20"/>
+                <w:szCs w:val="20"/>
+              </w:rPr>
+              <w:t xml:space="preserve">Nel repository trasferito (ora sotto </w:t>
+            </w:r>
+            <w:r>
+              <w:rPr>
+                <w:rFonts w:ascii="Arial" w:cs="Arial" w:eastAsia="Arial" w:hAnsi="Arial"/>
+                <w:b/>
+                <w:bCs/>
+                <w:color w:val="333333"/>
+                <w:sz w:val="20"/>
+                <w:szCs w:val="20"/>
+              </w:rPr>
+              <w:t xml:space="preserve">ipsseoa-costaggini</w:t>
+            </w:r>
+            <w:r>
+              <w:rPr>
+                <w:rFonts w:ascii="Arial" w:cs="Arial" w:eastAsia="Arial" w:hAnsi="Arial"/>
+                <w:color w:val="333333"/>
+                <w:sz w:val="20"/>
+                <w:szCs w:val="20"/>
+              </w:rPr>
+              <w:t xml:space="preserve">), andare su </w:t>
+            </w:r>
+            <w:r>
+              <w:rPr>
+                <w:rFonts w:ascii="Arial" w:cs="Arial" w:eastAsia="Arial" w:hAnsi="Arial"/>
+                <w:b/>
+                <w:bCs/>
+                <w:color w:val="333333"/>
+                <w:sz w:val="20"/>
+                <w:szCs w:val="20"/>
+              </w:rPr>
+              <w:t xml:space="preserve">Settings → Pages</w:t>
+            </w:r>
+            <w:r>
+              <w:rPr>
+                <w:rFonts w:ascii="Arial" w:cs="Arial" w:eastAsia="Arial" w:hAnsi="Arial"/>
+                <w:color w:val="333333"/>
+                <w:sz w:val="20"/>
+                <w:szCs w:val="20"/>
+              </w:rPr>
+              <w:t xml:space="preserve">.</w:t>
+            </w:r>
+          </w:p>
+          <w:p>
+            <w:pPr>
+              <w:spacing w:after="80" w:before="80"/>
+            </w:pPr>
+            <w:r>
+              <w:rPr>
+                <w:rFonts w:ascii="Arial" w:cs="Arial" w:eastAsia="Arial" w:hAnsi="Arial"/>
+                <w:color w:val="333333"/>
+                <w:sz w:val="20"/>
+                <w:szCs w:val="20"/>
+              </w:rPr>
+              <w:t xml:space="preserve">Verificare che il source sia impostato su </w:t>
+            </w:r>
+            <w:r>
+              <w:rPr>
+                <w:rFonts w:ascii="Arial" w:cs="Arial" w:eastAsia="Arial" w:hAnsi="Arial"/>
+                <w:b/>
+                <w:bCs/>
+                <w:color w:val="333333"/>
+                <w:sz w:val="20"/>
+                <w:szCs w:val="20"/>
+              </w:rPr>
+              <w:t xml:space="preserve">Deploy from a branch</w:t>
+            </w:r>
+            <w:r>
+              <w:rPr>
+                <w:rFonts w:ascii="Arial" w:cs="Arial" w:eastAsia="Arial" w:hAnsi="Arial"/>
+                <w:color w:val="333333"/>
+                <w:sz w:val="20"/>
+                <w:szCs w:val="20"/>
+              </w:rPr>
+              <w:t xml:space="preserve"> — branch </w:t>
+            </w:r>
+            <w:r>
+              <w:rPr>
+                <w:rFonts w:ascii="Arial" w:cs="Arial" w:eastAsia="Arial" w:hAnsi="Arial"/>
+                <w:b/>
+                <w:bCs/>
+                <w:color w:val="333333"/>
+                <w:sz w:val="20"/>
+                <w:szCs w:val="20"/>
+              </w:rPr>
+              <w:t xml:space="preserve">main</w:t>
+            </w:r>
+            <w:r>
+              <w:rPr>
+                <w:rFonts w:ascii="Arial" w:cs="Arial" w:eastAsia="Arial" w:hAnsi="Arial"/>
+                <w:color w:val="333333"/>
+                <w:sz w:val="20"/>
+                <w:szCs w:val="20"/>
+              </w:rPr>
+              <w:t xml:space="preserve">, cartella </w:t>
+            </w:r>
+            <w:r>
+              <w:rPr>
+                <w:rFonts w:ascii="Arial" w:cs="Arial" w:eastAsia="Arial" w:hAnsi="Arial"/>
+                <w:b/>
+                <w:bCs/>
+                <w:color w:val="333333"/>
+                <w:sz w:val="20"/>
+                <w:szCs w:val="20"/>
+              </w:rPr>
+              <w:t xml:space="preserve">/ (root)</w:t>
+            </w:r>
+            <w:r>
+              <w:rPr>
+                <w:rFonts w:ascii="Arial" w:cs="Arial" w:eastAsia="Arial" w:hAnsi="Arial"/>
+                <w:color w:val="333333"/>
+                <w:sz w:val="20"/>
+                <w:szCs w:val="20"/>
+              </w:rPr>
+              <w:t xml:space="preserve">.</w:t>
+            </w:r>
+          </w:p>
+          <w:p>
+            <w:pPr>
+              <w:spacing w:after="80" w:before="80"/>
+            </w:pPr>
+            <w:r>
+              <w:rPr>
+                <w:rFonts w:ascii="Arial" w:cs="Arial" w:eastAsia="Arial" w:hAnsi="Arial"/>
+                <w:color w:val="333333"/>
+                <w:sz w:val="20"/>
+                <w:szCs w:val="20"/>
+              </w:rPr>
+              <w:t xml:space="preserve">Salvare. GitHub Pages si riattiva automaticamente.</w:t>
+            </w:r>
+          </w:p>
+        </w:tc>
+      </w:tr>
+    </w:tbl>
+    <w:p>
+      <w:pPr>
+        <w:spacing w:after="100" w:before="0"/>
+      </w:pPr>
+    </w:p>
+    <w:tbl>
+      <w:tblPr>
+        <w:tblW w:type="dxa" w:w="9026"/>
+        <w:tblBorders>
+          <w:top w:val="single" w:color="auto" w:sz="4"/>
+          <w:left w:val="single" w:color="auto" w:sz="4"/>
+          <w:bottom w:val="single" w:color="auto" w:sz="4"/>
+          <w:right w:val="single" w:color="auto" w:sz="4"/>
+          <w:insideH w:val="single" w:color="auto" w:sz="4"/>
+          <w:insideV w:val="single" w:color="auto" w:sz="4"/>
+        </w:tblBorders>
+      </w:tblPr>
+      <w:tblGrid>
+        <w:gridCol w:w="600"/>
+        <w:gridCol w:w="8426"/>
+      </w:tblGrid>
+      <w:tr>
+        <w:tc>
+          <w:tcPr>
+            <w:tcW w:type="dxa" w:w="600"/>
+            <w:tcBorders>
+              <w:top w:val="single" w:color="2C3E2D" w:sz="6"/>
+              <w:left w:val="single" w:color="2C3E2D" w:sz="6"/>
+              <w:bottom w:val="single" w:color="2C3E2D" w:sz="6"/>
+              <w:right w:val="single" w:color="2C3E2D" w:sz="6"/>
+            </w:tcBorders>
+            <w:shd w:fill="2C3E2D" w:val="clear"/>
+            <w:tcMar>
+              <w:top w:type="dxa" w:w="120"/>
+              <w:left w:type="dxa" w:w="120"/>
+              <w:bottom w:type="dxa" w:w="120"/>
+              <w:right w:type="dxa" w:w="120"/>
+            </w:tcMar>
+            <w:vAlign w:val="center"/>
+          </w:tcPr>
+          <w:p>
+            <w:pPr>
+              <w:jc w:val="center"/>
+            </w:pPr>
+            <w:r>
+              <w:rPr>
+                <w:rFonts w:ascii="Arial" w:cs="Arial" w:eastAsia="Arial" w:hAnsi="Arial"/>
+                <w:b/>
+                <w:bCs/>
+                <w:color w:val="FFFFFF"/>
+                <w:sz w:val="28"/>
+                <w:szCs w:val="28"/>
+              </w:rPr>
+              <w:t xml:space="preserve">7</w:t>
+            </w:r>
+          </w:p>
+        </w:tc>
+        <w:tc>
+          <w:tcPr>
+            <w:tcW w:type="dxa" w:w="8426"/>
+            <w:tcBorders>
+              <w:top w:val="single" w:color="CCCCCC" w:sz="4"/>
+              <w:left w:val="single" w:color="CCCCCC" w:sz="4"/>
+              <w:bottom w:val="single" w:color="CCCCCC" w:sz="4"/>
+              <w:right w:val="single" w:color="CCCCCC" w:sz="4"/>
+            </w:tcBorders>
+            <w:shd w:fill="F9F9F9" w:val="clear"/>
+            <w:tcMar>
+              <w:top w:type="dxa" w:w="120"/>
+              <w:left w:type="dxa" w:w="180"/>
+              <w:bottom w:type="dxa" w:w="120"/>
+              <w:right w:type="dxa" w:w="180"/>
+            </w:tcMar>
+          </w:tcPr>
+          <w:p>
+            <w:pPr>
+              <w:spacing w:after="60" w:before="0"/>
+            </w:pPr>
+            <w:r>
+              <w:rPr>
+                <w:rFonts w:ascii="Arial" w:cs="Arial" w:eastAsia="Arial" w:hAnsi="Arial"/>
+                <w:b/>
+                <w:bCs/>
+                <w:color w:val="333333"/>
+                <w:sz w:val="20"/>
+                <w:szCs w:val="20"/>
+              </w:rPr>
+              <w:t xml:space="preserve">Aggiornare il CNAME nel repository</w:t>
+            </w:r>
+          </w:p>
+          <w:p>
+            <w:pPr>
+              <w:spacing w:after="80" w:before="80"/>
+            </w:pPr>
+            <w:r>
+              <w:rPr>
+                <w:rFonts w:ascii="Arial" w:cs="Arial" w:eastAsia="Arial" w:hAnsi="Arial"/>
+                <w:color w:val="333333"/>
+                <w:sz w:val="20"/>
+                <w:szCs w:val="20"/>
+              </w:rPr>
+              <w:t xml:space="preserve">Aprire il file </w:t>
+            </w:r>
+            <w:r>
+              <w:rPr>
+                <w:rFonts w:ascii="Arial" w:cs="Arial" w:eastAsia="Arial" w:hAnsi="Arial"/>
+                <w:b/>
+                <w:bCs/>
+                <w:color w:val="333333"/>
+                <w:sz w:val="20"/>
+                <w:szCs w:val="20"/>
+              </w:rPr>
+              <w:t xml:space="preserve">CNAME</w:t>
+            </w:r>
+            <w:r>
+              <w:rPr>
+                <w:rFonts w:ascii="Arial" w:cs="Arial" w:eastAsia="Arial" w:hAnsi="Arial"/>
+                <w:color w:val="333333"/>
+                <w:sz w:val="20"/>
+                <w:szCs w:val="20"/>
+              </w:rPr>
+              <w:t xml:space="preserve"> nella root del repository e verificare che contenga esattamente:</w:t>
+            </w:r>
+          </w:p>
+          <w:p>
+            <w:pPr>
+              <w:spacing w:after="40" w:before="40"/>
+            </w:pPr>
+            <w:r>
+              <w:rPr>
+                <w:rFonts w:ascii="Arial" w:cs="Arial" w:eastAsia="Arial" w:hAnsi="Arial"/>
+                <w:b/>
+                <w:bCs/>
+                <w:color w:val="2C3E2D"/>
+                <w:sz w:val="20"/>
+                <w:szCs w:val="20"/>
+              </w:rPr>
+              <w:t xml:space="preserve">convitto.alberghierorieti.edu.it</w:t>
+            </w:r>
+          </w:p>
+          <w:p>
+            <w:pPr>
+              <w:spacing w:after="80" w:before="80"/>
+            </w:pPr>
+            <w:r>
+              <w:rPr>
+                <w:rFonts w:ascii="Arial" w:cs="Arial" w:eastAsia="Arial" w:hAnsi="Arial"/>
+                <w:color w:val="333333"/>
+                <w:sz w:val="20"/>
+                <w:szCs w:val="20"/>
+              </w:rPr>
+              <w:t xml:space="preserve">Se il file non esiste, crearlo con quel contenuto. Questo sarà necessario dopo che Argo avrà configurato il DNS.</w:t>
+            </w:r>
+          </w:p>
+        </w:tc>
+      </w:tr>
+    </w:tbl>
+    <w:p>
+      <w:pPr>
+        <w:spacing w:after="100" w:before="0"/>
+      </w:pPr>
+    </w:p>
+    <w:tbl>
+      <w:tblPr>
+        <w:tblW w:type="dxa" w:w="9026"/>
+        <w:tblBorders>
+          <w:top w:val="single" w:color="auto" w:sz="4"/>
+          <w:left w:val="single" w:color="auto" w:sz="4"/>
+          <w:bottom w:val="single" w:color="auto" w:sz="4"/>
+          <w:right w:val="single" w:color="auto" w:sz="4"/>
+          <w:insideH w:val="single" w:color="auto" w:sz="4"/>
+          <w:insideV w:val="single" w:color="auto" w:sz="4"/>
+        </w:tblBorders>
+      </w:tblPr>
+      <w:tblGrid>
+        <w:gridCol w:w="600"/>
+        <w:gridCol w:w="8426"/>
+      </w:tblGrid>
+      <w:tr>
+        <w:tc>
+          <w:tcPr>
+            <w:tcW w:type="dxa" w:w="600"/>
+            <w:tcBorders>
+              <w:top w:val="single" w:color="2C3E2D" w:sz="6"/>
+              <w:left w:val="single" w:color="2C3E2D" w:sz="6"/>
+              <w:bottom w:val="single" w:color="2C3E2D" w:sz="6"/>
+              <w:right w:val="single" w:color="2C3E2D" w:sz="6"/>
+            </w:tcBorders>
+            <w:shd w:fill="2C3E2D" w:val="clear"/>
+            <w:tcMar>
+              <w:top w:type="dxa" w:w="120"/>
+              <w:left w:type="dxa" w:w="120"/>
+              <w:bottom w:type="dxa" w:w="120"/>
+              <w:right w:type="dxa" w:w="120"/>
+            </w:tcMar>
+            <w:vAlign w:val="center"/>
+          </w:tcPr>
+          <w:p>
+            <w:pPr>
+              <w:jc w:val="center"/>
+            </w:pPr>
+            <w:r>
+              <w:rPr>
+                <w:rFonts w:ascii="Arial" w:cs="Arial" w:eastAsia="Arial" w:hAnsi="Arial"/>
+                <w:b/>
+                <w:bCs/>
+                <w:color w:val="FFFFFF"/>
+                <w:sz w:val="28"/>
+                <w:szCs w:val="28"/>
+              </w:rPr>
+              <w:t xml:space="preserve">8</w:t>
+            </w:r>
+          </w:p>
+        </w:tc>
+        <w:tc>
+          <w:tcPr>
+            <w:tcW w:type="dxa" w:w="8426"/>
+            <w:tcBorders>
+              <w:top w:val="single" w:color="CCCCCC" w:sz="4"/>
+              <w:left w:val="single" w:color="CCCCCC" w:sz="4"/>
+              <w:bottom w:val="single" w:color="CCCCCC" w:sz="4"/>
+              <w:right w:val="single" w:color="CCCCCC" w:sz="4"/>
+            </w:tcBorders>
+            <w:shd w:fill="F9F9F9" w:val="clear"/>
+            <w:tcMar>
+              <w:top w:type="dxa" w:w="120"/>
+              <w:left w:type="dxa" w:w="180"/>
+              <w:bottom w:type="dxa" w:w="120"/>
+              <w:right w:type="dxa" w:w="180"/>
+            </w:tcMar>
+          </w:tcPr>
+          <w:p>
+            <w:pPr>
+              <w:spacing w:after="60" w:before="0"/>
+            </w:pPr>
+            <w:r>
+              <w:rPr>
+                <w:rFonts w:ascii="Arial" w:cs="Arial" w:eastAsia="Arial" w:hAnsi="Arial"/>
+                <w:b/>
+                <w:bCs/>
+                <w:color w:val="333333"/>
+                <w:sz w:val="20"/>
+                <w:szCs w:val="20"/>
+              </w:rPr>
+              <w:t xml:space="preserve">Verificare il funzionamento</w:t>
+            </w:r>
+          </w:p>
+          <w:p>
+            <w:pPr>
+              <w:spacing w:after="80" w:before="80"/>
+            </w:pPr>
+            <w:r>
+              <w:rPr>
+                <w:rFonts w:ascii="Arial" w:cs="Arial" w:eastAsia="Arial" w:hAnsi="Arial"/>
+                <w:color w:val="333333"/>
+                <w:sz w:val="20"/>
+                <w:szCs w:val="20"/>
+              </w:rPr>
+              <w:t xml:space="preserve">Il nuovo URL di staging sarà:</w:t>
+            </w:r>
+          </w:p>
+          <w:p>
+            <w:pPr>
+              <w:spacing w:after="40" w:before="40"/>
+            </w:pPr>
+            <w:r>
+              <w:rPr>
+                <w:rFonts w:ascii="Arial" w:cs="Arial" w:eastAsia="Arial" w:hAnsi="Arial"/>
+                <w:b/>
+                <w:bCs/>
+                <w:color w:val="2C3E2D"/>
+                <w:sz w:val="20"/>
+                <w:szCs w:val="20"/>
+              </w:rPr>
+              <w:t xml:space="preserve">ipsseoa-costaggini.github.io/convitto-costaggini/</w:t>
+            </w:r>
+          </w:p>
+          <w:p>
+            <w:pPr>
+              <w:spacing w:after="80" w:before="80"/>
+            </w:pPr>
+            <w:r>
+              <w:rPr>
+                <w:rFonts w:ascii="Arial" w:cs="Arial" w:eastAsia="Arial" w:hAnsi="Arial"/>
+                <w:color w:val="333333"/>
+                <w:sz w:val="20"/>
+                <w:szCs w:val="20"/>
+              </w:rPr>
+              <w:t xml:space="preserve">Verificare che il sito sia raggiungibile. Da questo momento il dominio .edu.it (quando attivato da Argo) punterà al repository istituzionale, non a quello personale.</w:t>
+            </w:r>
+          </w:p>
+        </w:tc>
+      </w:tr>
+    </w:tbl>
+    <w:p>
+      <w:pPr>
+        <w:spacing w:after="80" w:before="0"/>
+      </w:pPr>
     </w:p>
     <w:tbl>
       <w:tblPr>
@@ -1594,81 +2787,62 @@
         <w:tc>
           <w:tcPr>
             <w:tcBorders>
-              <w:top w:val="single" w:color="AAAAAA" w:sz="4"/>
-              <w:left w:val="single" w:color="AAAAAA" w:sz="4"/>
-              <w:bottom w:val="single" w:color="AAAAAA" w:sz="4"/>
-              <w:right w:val="single" w:color="AAAAAA" w:sz="4"/>
-            </w:tcBorders>
-            <w:shd w:fill="E8F5E9" w:val="clear"/>
-            <w:tcMar>
-              <w:top w:type="dxa" w:w="140"/>
-              <w:left w:type="dxa" w:w="200"/>
-              <w:bottom w:type="dxa" w:w="140"/>
-              <w:right w:type="dxa" w:w="200"/>
-            </w:tcMar>
-          </w:tcPr>
-          <w:p>
-            <w:pPr>
-              <w:spacing w:after="80" w:before="80"/>
-            </w:pPr>
-            <w:r>
-              <w:rPr>
-                <w:rFonts w:ascii="Arial" w:cs="Arial" w:eastAsia="Arial" w:hAnsi="Arial"/>
-                <w:b/>
-                <w:bCs/>
-                <w:color w:val="333333"/>
-                <w:sz w:val="20"/>
-                <w:szCs w:val="20"/>
-              </w:rPr>
-              <w:t xml:space="preserve">Non li vede nessuno, e non è necessario farlo.</w:t>
-            </w:r>
-          </w:p>
-          <w:p>
-            <w:pPr>
-              <w:spacing w:after="80" w:before="80"/>
-            </w:pPr>
-            <w:r>
-              <w:rPr>
-                <w:rFonts w:ascii="Arial" w:cs="Arial" w:eastAsia="Arial" w:hAnsi="Arial"/>
-                <w:color w:val="333333"/>
-                <w:sz w:val="20"/>
-                <w:szCs w:val="20"/>
-              </w:rPr>
-              <w:t xml:space="preserve">Ogni volta che un utente visita una pagina del sito, i server di GitHub registrano automaticamente dati tecnici minimi: l’indirizzo IP del visitatore e il timestamp della richiesta HTTP. Si tratta di un’operazione tecnica intrinseca a qualsiasi server web, svolta da GitHub in modo autonomo per finalità di sicurezza e anti-abuso.</w:t>
-            </w:r>
-          </w:p>
-          <w:p>
-            <w:pPr>
-              <w:spacing w:after="80" w:before="80"/>
-            </w:pPr>
-            <w:r>
-              <w:rPr>
-                <w:rFonts w:ascii="Arial" w:cs="Arial" w:eastAsia="Arial" w:hAnsi="Arial"/>
-                <w:color w:val="333333"/>
-                <w:sz w:val="20"/>
-                <w:szCs w:val="20"/>
-              </w:rPr>
-              <w:t xml:space="preserve">La scuola non ha accesso diretto a questi log, non li raccoglie e non li gestisce. Li indica nel Registro dei Trattamenti perché </w:t>
-            </w:r>
-            <w:r>
-              <w:rPr>
-                <w:rFonts w:ascii="Arial" w:cs="Arial" w:eastAsia="Arial" w:hAnsi="Arial"/>
-                <w:b/>
-                <w:bCs/>
-                <w:color w:val="333333"/>
-                <w:sz w:val="20"/>
-                <w:szCs w:val="20"/>
-              </w:rPr>
-              <w:t xml:space="preserve">esistono per forza tecnica</w:t>
-            </w:r>
-            <w:r>
-              <w:rPr>
-                <w:rFonts w:ascii="Arial" w:cs="Arial" w:eastAsia="Arial" w:hAnsi="Arial"/>
-                <w:color w:val="333333"/>
-                <w:sz w:val="20"/>
-                <w:szCs w:val="20"/>
-              </w:rPr>
-              <w:t xml:space="preserve"> e perché il GDPR richiede che ogni trattamento — anche quelli svolti da un responsabile esterno per conto del titolare — sia documentato. È la stessa situazione di qualsiasi sito scolastico ospitato su un qualsiasi provider.</w:t>
+              <w:top w:val="single" w:color="D4A017" w:sz="6"/>
+              <w:left w:val="single" w:color="D4A017" w:sz="6"/>
+              <w:bottom w:val="single" w:color="D4A017" w:sz="6"/>
+              <w:right w:val="single" w:color="D4A017" w:sz="6"/>
+            </w:tcBorders>
+            <w:shd w:fill="FFFDE7" w:val="clear"/>
+            <w:tcMar>
+              <w:top w:type="dxa" w:w="160"/>
+              <w:left w:type="dxa" w:w="220"/>
+              <w:bottom w:type="dxa" w:w="160"/>
+              <w:right w:type="dxa" w:w="220"/>
+            </w:tcMar>
+          </w:tcPr>
+          <w:p>
+            <w:pPr>
+              <w:spacing w:after="80" w:before="80"/>
+            </w:pPr>
+            <w:r>
+              <w:rPr>
+                <w:rFonts w:ascii="Arial" w:cs="Arial" w:eastAsia="Arial" w:hAnsi="Arial"/>
+                <w:b/>
+                <w:bCs/>
+                <w:color w:val="333333"/>
+                <w:sz w:val="20"/>
+                <w:szCs w:val="20"/>
+              </w:rPr>
+              <w:t xml:space="preserve">💡 Nota: </w:t>
+            </w:r>
+            <w:r>
+              <w:rPr>
+                <w:rFonts w:ascii="Arial" w:cs="Arial" w:eastAsia="Arial" w:hAnsi="Arial"/>
+                <w:color w:val="333333"/>
+                <w:sz w:val="20"/>
+                <w:szCs w:val="20"/>
+              </w:rPr>
+              <w:t xml:space="preserve">il vecchio URL </w:t>
+            </w:r>
+            <w:r>
+              <w:rPr>
+                <w:rFonts w:ascii="Arial" w:cs="Arial" w:eastAsia="Arial" w:hAnsi="Arial"/>
+                <w:b/>
+                <w:bCs/>
+                <w:color w:val="333333"/>
+                <w:sz w:val="20"/>
+                <w:szCs w:val="20"/>
+              </w:rPr>
+              <w:t xml:space="preserve">computeaching2-cell.github.io/convitto-costaggini</w:t>
+            </w:r>
+            <w:r>
+              <w:rPr>
+                <w:rFonts w:ascii="Arial" w:cs="Arial" w:eastAsia="Arial" w:hAnsi="Arial"/>
+                <w:color w:val="333333"/>
+                <w:sz w:val="20"/>
+                <w:szCs w:val="20"/>
+              </w:rPr>
+              <w:t xml:space="preserve"> non funzionerà più dopo il trasferimento. Questo non è un problema: nessun documento ufficiale punta a quell’indirizzo, e il dominio .edu.it sarà l’unico indirizzo comunicato all’esterno.</w:t>
             </w:r>
           </w:p>
         </w:tc>
@@ -1676,22 +2850,348 @@
     </w:tbl>
     <w:p>
       <w:pPr>
-        <w:spacing w:after="140" w:before="0"/>
-      </w:pPr>
-    </w:p>
-    <w:p>
-      <w:pPr>
-        <w:pStyle w:val="Heading2"/>
-        <w:spacing w:after="100" w:before="260"/>
+        <w:spacing w:after="200" w:before="0"/>
+      </w:pPr>
+    </w:p>
+    <w:p>
+      <w:pPr>
+        <w:spacing w:after="0" w:before="0"/>
+      </w:pPr>
+      <w:r>
+        <w:br w:type="page"/>
+      </w:r>
+    </w:p>
+    <w:p>
+      <w:pPr>
+        <w:pBdr>
+          <w:bottom w:val="single" w:color="2C3E2D" w:sz="8" w:space="1"/>
+        </w:pBdr>
+        <w:spacing w:after="120" w:before="300"/>
       </w:pPr>
       <w:r>
         <w:rPr>
           <w:rFonts w:ascii="Arial" w:cs="Arial" w:eastAsia="Arial" w:hAnsi="Arial"/>
           <w:b/>
           <w:bCs/>
-        </w:rPr>
-        <w:t xml:space="preserve">Perché si può nominare GitHub come Responsabile ex art. 28 senza preventivo assenso</w:t>
-      </w:r>
+          <w:color w:val="2C3E2D"/>
+          <w:sz w:val="24"/>
+          <w:szCs w:val="24"/>
+        </w:rPr>
+        <w:t xml:space="preserve">ADEMPIMENTO 1 — </w:t>
+      </w:r>
+      <w:r>
+        <w:rPr>
+          <w:rFonts w:ascii="Arial" w:cs="Arial" w:eastAsia="Arial" w:hAnsi="Arial"/>
+          <w:b/>
+          <w:bCs/>
+          <w:color w:val="2C3E2D"/>
+          <w:sz w:val="24"/>
+          <w:szCs w:val="24"/>
+        </w:rPr>
+        <w:t xml:space="preserve">Dominio .edu.it</w:t>
+      </w:r>
+    </w:p>
+    <w:p>
+      <w:pPr>
+        <w:spacing w:after="80" w:before="80"/>
+      </w:pPr>
+      <w:r>
+        <w:rPr>
+          <w:rFonts w:ascii="Arial" w:cs="Arial" w:eastAsia="Arial" w:hAnsi="Arial"/>
+          <w:b/>
+          <w:bCs/>
+          <w:color w:val="333333"/>
+          <w:sz w:val="20"/>
+          <w:szCs w:val="20"/>
+        </w:rPr>
+        <w:t xml:space="preserve">Normativa: </w:t>
+      </w:r>
+      <w:r>
+        <w:rPr>
+          <w:rFonts w:ascii="Arial" w:cs="Arial" w:eastAsia="Arial" w:hAnsi="Arial"/>
+          <w:color w:val="333333"/>
+          <w:sz w:val="20"/>
+          <w:szCs w:val="20"/>
+        </w:rPr>
+        <w:t xml:space="preserve">D.Lgs. 82/2005 art. 57-bis; Circolare AgID n. 2/2017</w:t>
+      </w:r>
+    </w:p>
+    <w:p>
+      <w:pPr>
+        <w:spacing w:after="80" w:before="80"/>
+      </w:pPr>
+      <w:r>
+        <w:rPr>
+          <w:rFonts w:ascii="Arial" w:cs="Arial" w:eastAsia="Arial" w:hAnsi="Arial"/>
+          <w:b/>
+          <w:bCs/>
+          <w:color w:val="333333"/>
+          <w:sz w:val="20"/>
+          <w:szCs w:val="20"/>
+        </w:rPr>
+        <w:t xml:space="preserve">Chi lo fa: </w:t>
+      </w:r>
+      <w:r>
+        <w:rPr>
+          <w:rFonts w:ascii="Arial" w:cs="Arial" w:eastAsia="Arial" w:hAnsi="Arial"/>
+          <w:color w:val="333333"/>
+          <w:sz w:val="20"/>
+          <w:szCs w:val="20"/>
+        </w:rPr>
+        <w:t xml:space="preserve">Il Dirigente Scolastico invia l’email ad Argo</w:t>
+      </w:r>
+    </w:p>
+    <w:p>
+      <w:pPr>
+        <w:spacing w:after="80" w:before="80"/>
+      </w:pPr>
+      <w:r>
+        <w:rPr>
+          <w:rFonts w:ascii="Arial" w:cs="Arial" w:eastAsia="Arial" w:hAnsi="Arial"/>
+          <w:b/>
+          <w:bCs/>
+          <w:color w:val="333333"/>
+          <w:sz w:val="20"/>
+          <w:szCs w:val="20"/>
+        </w:rPr>
+        <w:t xml:space="preserve">Tempi: </w:t>
+      </w:r>
+      <w:r>
+        <w:rPr>
+          <w:rFonts w:ascii="Arial" w:cs="Arial" w:eastAsia="Arial" w:hAnsi="Arial"/>
+          <w:color w:val="333333"/>
+          <w:sz w:val="20"/>
+          <w:szCs w:val="20"/>
+        </w:rPr>
+        <w:t xml:space="preserve">2–5 giorni lavorativi dalla risposta di Argo</w:t>
+      </w:r>
+    </w:p>
+    <w:p>
+      <w:pPr>
+        <w:pStyle w:val="Heading2"/>
+        <w:spacing w:after="100" w:before="240"/>
+      </w:pPr>
+      <w:r>
+        <w:rPr>
+          <w:rFonts w:ascii="Arial" w:cs="Arial" w:eastAsia="Arial" w:hAnsi="Arial"/>
+          <w:b/>
+          <w:bCs/>
+          <w:color w:val="333333"/>
+          <w:sz w:val="24"/>
+          <w:szCs w:val="24"/>
+        </w:rPr>
+        <w:t xml:space="preserve">Passo 1 — Contattare Argo</w:t>
+      </w:r>
+    </w:p>
+    <w:p>
+      <w:pPr>
+        <w:spacing w:after="80" w:before="80"/>
+      </w:pPr>
+      <w:r>
+        <w:rPr>
+          <w:rFonts w:ascii="Arial" w:cs="Arial" w:eastAsia="Arial" w:hAnsi="Arial"/>
+          <w:color w:val="333333"/>
+          <w:sz w:val="20"/>
+          <w:szCs w:val="20"/>
+        </w:rPr>
+        <w:t xml:space="preserve">Accedere al pannello Argo della scuola (Argo ScuolaNext), sezione Assistenza, e aprire un ticket. In alternativa: </w:t>
+      </w:r>
+      <w:r>
+        <w:rPr>
+          <w:rFonts w:ascii="Arial" w:cs="Arial" w:eastAsia="Arial" w:hAnsi="Arial"/>
+          <w:b/>
+          <w:bCs/>
+          <w:color w:val="333333"/>
+          <w:sz w:val="20"/>
+          <w:szCs w:val="20"/>
+        </w:rPr>
+        <w:t xml:space="preserve">https://www.argofab.it/index.php/it/assistenza</w:t>
+      </w:r>
+    </w:p>
+    <w:p>
+      <w:pPr>
+        <w:spacing w:after="80" w:before="80"/>
+      </w:pPr>
+      <w:r>
+        <w:rPr>
+          <w:rFonts w:ascii="Arial" w:cs="Arial" w:eastAsia="Arial" w:hAnsi="Arial"/>
+          <w:color w:val="333333"/>
+          <w:sz w:val="20"/>
+          <w:szCs w:val="20"/>
+        </w:rPr>
+        <w:t xml:space="preserve">Il testo completo dell’email pronta per l’invio è disponibile nel dossier HTML nella sezione </w:t>
+      </w:r>
+      <w:r>
+        <w:rPr>
+          <w:rFonts w:ascii="Arial" w:cs="Arial" w:eastAsia="Arial" w:hAnsi="Arial"/>
+          <w:b/>
+          <w:bCs/>
+          <w:color w:val="2C3E2D"/>
+          <w:sz w:val="20"/>
+          <w:szCs w:val="20"/>
+        </w:rPr>
+        <w:t xml:space="preserve">⚡ Go-live sito + email Argo</w:t>
+      </w:r>
+      <w:r>
+        <w:rPr>
+          <w:rFonts w:ascii="Arial" w:cs="Arial" w:eastAsia="Arial" w:hAnsi="Arial"/>
+          <w:color w:val="333333"/>
+          <w:sz w:val="20"/>
+          <w:szCs w:val="20"/>
+        </w:rPr>
+        <w:t xml:space="preserve"> (voce A del menu Adempimenti pendenti).</w:t>
+      </w:r>
+    </w:p>
+    <w:p>
+      <w:pPr>
+        <w:pStyle w:val="Heading2"/>
+        <w:spacing w:after="100" w:before="240"/>
+      </w:pPr>
+      <w:r>
+        <w:rPr>
+          <w:rFonts w:ascii="Arial" w:cs="Arial" w:eastAsia="Arial" w:hAnsi="Arial"/>
+          <w:b/>
+          <w:bCs/>
+          <w:color w:val="333333"/>
+          <w:sz w:val="24"/>
+          <w:szCs w:val="24"/>
+        </w:rPr>
+        <w:t xml:space="preserve">Passo 2 — Dati tecnici della configurazione</w:t>
+      </w:r>
+    </w:p>
+    <w:p>
+      <w:pPr>
+        <w:pStyle w:val="ListParagraph"/>
+        <w:numPr>
+          <w:ilvl w:val="0"/>
+          <w:numId w:val="2"/>
+        </w:numPr>
+        <w:spacing w:after="50" w:before="50"/>
+      </w:pPr>
+      <w:r>
+        <w:rPr>
+          <w:rFonts w:ascii="Arial" w:cs="Arial" w:eastAsia="Arial" w:hAnsi="Arial"/>
+          <w:b/>
+          <w:bCs/>
+          <w:color w:val="333333"/>
+          <w:sz w:val="20"/>
+          <w:szCs w:val="20"/>
+        </w:rPr>
+        <w:t xml:space="preserve">Sottodominio richiesto: </w:t>
+      </w:r>
+      <w:r>
+        <w:rPr>
+          <w:rFonts w:ascii="Arial" w:cs="Arial" w:eastAsia="Arial" w:hAnsi="Arial"/>
+          <w:color w:val="333333"/>
+          <w:sz w:val="20"/>
+          <w:szCs w:val="20"/>
+        </w:rPr>
+        <w:t xml:space="preserve">convitto.alberghierorieti.edu.it</w:t>
+      </w:r>
+    </w:p>
+    <w:p>
+      <w:pPr>
+        <w:pStyle w:val="ListParagraph"/>
+        <w:numPr>
+          <w:ilvl w:val="0"/>
+          <w:numId w:val="2"/>
+        </w:numPr>
+        <w:spacing w:after="50" w:before="50"/>
+      </w:pPr>
+      <w:r>
+        <w:rPr>
+          <w:rFonts w:ascii="Arial" w:cs="Arial" w:eastAsia="Arial" w:hAnsi="Arial"/>
+          <w:b/>
+          <w:bCs/>
+          <w:color w:val="333333"/>
+          <w:sz w:val="20"/>
+          <w:szCs w:val="20"/>
+        </w:rPr>
+        <w:t xml:space="preserve">Tipo record DNS: </w:t>
+      </w:r>
+      <w:r>
+        <w:rPr>
+          <w:rFonts w:ascii="Arial" w:cs="Arial" w:eastAsia="Arial" w:hAnsi="Arial"/>
+          <w:color w:val="333333"/>
+          <w:sz w:val="20"/>
+          <w:szCs w:val="20"/>
+        </w:rPr>
+        <w:t xml:space="preserve">CNAME</w:t>
+      </w:r>
+    </w:p>
+    <w:p>
+      <w:pPr>
+        <w:pStyle w:val="ListParagraph"/>
+        <w:numPr>
+          <w:ilvl w:val="0"/>
+          <w:numId w:val="2"/>
+        </w:numPr>
+        <w:spacing w:after="50" w:before="50"/>
+      </w:pPr>
+      <w:r>
+        <w:rPr>
+          <w:rFonts w:ascii="Arial" w:cs="Arial" w:eastAsia="Arial" w:hAnsi="Arial"/>
+          <w:b/>
+          <w:bCs/>
+          <w:color w:val="333333"/>
+          <w:sz w:val="20"/>
+          <w:szCs w:val="20"/>
+        </w:rPr>
+        <w:t xml:space="preserve">Valore (destinazione): </w:t>
+      </w:r>
+      <w:r>
+        <w:rPr>
+          <w:rFonts w:ascii="Arial" w:cs="Arial" w:eastAsia="Arial" w:hAnsi="Arial"/>
+          <w:color w:val="333333"/>
+          <w:sz w:val="20"/>
+          <w:szCs w:val="20"/>
+        </w:rPr>
+        <w:t xml:space="preserve">ipsseoa-costaggini.github.io</w:t>
+      </w:r>
+      <w:r>
+        <w:rPr>
+          <w:rFonts w:ascii="Arial" w:cs="Arial" w:eastAsia="Arial" w:hAnsi="Arial"/>
+          <w:color w:val="888888"/>
+          <w:sz w:val="17"/>
+          <w:szCs w:val="17"/>
+        </w:rPr>
+        <w:t xml:space="preserve">   ⚠️ da aggiornare dopo il trasferimento del repository</w:t>
+      </w:r>
+    </w:p>
+    <w:p>
+      <w:pPr>
+        <w:pStyle w:val="ListParagraph"/>
+        <w:numPr>
+          <w:ilvl w:val="0"/>
+          <w:numId w:val="2"/>
+        </w:numPr>
+        <w:spacing w:after="50" w:before="50"/>
+      </w:pPr>
+      <w:r>
+        <w:rPr>
+          <w:rFonts w:ascii="Arial" w:cs="Arial" w:eastAsia="Arial" w:hAnsi="Arial"/>
+          <w:b/>
+          <w:bCs/>
+          <w:color w:val="333333"/>
+          <w:sz w:val="20"/>
+          <w:szCs w:val="20"/>
+        </w:rPr>
+        <w:t xml:space="preserve">TTL suggerito: </w:t>
+      </w:r>
+      <w:r>
+        <w:rPr>
+          <w:rFonts w:ascii="Arial" w:cs="Arial" w:eastAsia="Arial" w:hAnsi="Arial"/>
+          <w:color w:val="333333"/>
+          <w:sz w:val="20"/>
+          <w:szCs w:val="20"/>
+        </w:rPr>
+        <w:t xml:space="preserve">3600</w:t>
+      </w:r>
+    </w:p>
+    <w:p>
+      <w:pPr>
+        <w:spacing w:after="80" w:before="0"/>
+      </w:pPr>
     </w:p>
     <w:tbl>
       <w:tblPr>
@@ -1712,110 +3212,62 @@
         <w:tc>
           <w:tcPr>
             <w:tcBorders>
-              <w:top w:val="single" w:color="AAAAAA" w:sz="4"/>
-              <w:left w:val="single" w:color="AAAAAA" w:sz="4"/>
-              <w:bottom w:val="single" w:color="AAAAAA" w:sz="4"/>
-              <w:right w:val="single" w:color="AAAAAA" w:sz="4"/>
-            </w:tcBorders>
-            <w:shd w:fill="D5E8F0" w:val="clear"/>
-            <w:tcMar>
-              <w:top w:type="dxa" w:w="140"/>
-              <w:left w:type="dxa" w:w="200"/>
-              <w:bottom w:type="dxa" w:w="140"/>
-              <w:right w:type="dxa" w:w="200"/>
-            </w:tcMar>
-          </w:tcPr>
-          <w:p>
-            <w:pPr>
-              <w:spacing w:after="80" w:before="80"/>
-            </w:pPr>
-            <w:r>
-              <w:rPr>
-                <w:rFonts w:ascii="Arial" w:cs="Arial" w:eastAsia="Arial" w:hAnsi="Arial"/>
-                <w:color w:val="333333"/>
-                <w:sz w:val="20"/>
-                <w:szCs w:val="20"/>
-              </w:rPr>
-              <w:t xml:space="preserve">Il GDPR (art. 28) richiede che il titolare nomini il responsabile del trattamento esterno con un contratto scritto. GitHub ha risolto questo in modo standard per tutti gli utenti istituzionali: il </w:t>
-            </w:r>
-            <w:r>
-              <w:rPr>
-                <w:rFonts w:ascii="Arial" w:cs="Arial" w:eastAsia="Arial" w:hAnsi="Arial"/>
-                <w:b/>
-                <w:bCs/>
-                <w:color w:val="333333"/>
-                <w:sz w:val="20"/>
-                <w:szCs w:val="20"/>
-              </w:rPr>
-              <w:t xml:space="preserve">GitHub Data Protection Agreement (DPA)</w:t>
-            </w:r>
-            <w:r>
-              <w:rPr>
-                <w:rFonts w:ascii="Arial" w:cs="Arial" w:eastAsia="Arial" w:hAnsi="Arial"/>
-                <w:color w:val="333333"/>
-                <w:sz w:val="20"/>
-                <w:szCs w:val="20"/>
-              </w:rPr>
-              <w:t xml:space="preserve"> è un contratto pubblico, già accettato automaticamente nel momento in cui la scuola ha creato l’account GitHub e ha iniziato a usare GitHub Pages.</w:t>
-            </w:r>
-          </w:p>
-          <w:p>
-            <w:pPr>
-              <w:spacing w:after="80" w:before="80"/>
-            </w:pPr>
-            <w:r>
-              <w:rPr>
-                <w:rFonts w:ascii="Arial" w:cs="Arial" w:eastAsia="Arial" w:hAnsi="Arial"/>
-                <w:color w:val="333333"/>
-                <w:sz w:val="20"/>
-                <w:szCs w:val="20"/>
-              </w:rPr>
-              <w:t xml:space="preserve">Non serve nessuna firma separata, nessuna richiesta preventiva, nessun assenso ad hoc. Accettando i Terms of Service di GitHub, la scuola ha già stipulato il DPA. Indicare GitHub come Responsabile ex art. 28 nel Registro è quindi non solo lecito ma </w:t>
-            </w:r>
-            <w:r>
-              <w:rPr>
-                <w:rFonts w:ascii="Arial" w:cs="Arial" w:eastAsia="Arial" w:hAnsi="Arial"/>
-                <w:b/>
-                <w:bCs/>
-                <w:color w:val="333333"/>
-                <w:sz w:val="20"/>
-                <w:szCs w:val="20"/>
-              </w:rPr>
-              <w:t xml:space="preserve">doveroso</w:t>
-            </w:r>
-            <w:r>
-              <w:rPr>
-                <w:rFonts w:ascii="Arial" w:cs="Arial" w:eastAsia="Arial" w:hAnsi="Arial"/>
-                <w:color w:val="333333"/>
-                <w:sz w:val="20"/>
-                <w:szCs w:val="20"/>
-              </w:rPr>
-              <w:t xml:space="preserve">, perché rispecchia un rapporto contrattuale già esistente.</w:t>
-            </w:r>
-          </w:p>
-          <w:p>
-            <w:pPr>
-              <w:spacing w:after="80" w:before="80"/>
-            </w:pPr>
-            <w:r>
-              <w:rPr>
-                <w:rFonts w:ascii="Arial" w:cs="Arial" w:eastAsia="Arial" w:hAnsi="Arial"/>
-                <w:b/>
-                <w:bCs/>
-                <w:color w:val="333333"/>
-                <w:sz w:val="20"/>
-                <w:szCs w:val="20"/>
-              </w:rPr>
-              <w:t xml:space="preserve">Riferimento: </w:t>
-            </w:r>
-            <w:r>
-              <w:rPr>
-                <w:rFonts w:ascii="Arial" w:cs="Arial" w:eastAsia="Arial" w:hAnsi="Arial"/>
-                <w:color w:val="333333"/>
-                <w:sz w:val="20"/>
-                <w:szCs w:val="20"/>
-              </w:rPr>
-              <w:t xml:space="preserve">github.com/customer-terms/github-data-protection-agreement</w:t>
+              <w:top w:val="single" w:color="D4A017" w:sz="6"/>
+              <w:left w:val="single" w:color="D4A017" w:sz="6"/>
+              <w:bottom w:val="single" w:color="D4A017" w:sz="6"/>
+              <w:right w:val="single" w:color="D4A017" w:sz="6"/>
+            </w:tcBorders>
+            <w:shd w:fill="FFFDE7" w:val="clear"/>
+            <w:tcMar>
+              <w:top w:type="dxa" w:w="160"/>
+              <w:left w:type="dxa" w:w="220"/>
+              <w:bottom w:type="dxa" w:w="160"/>
+              <w:right w:type="dxa" w:w="220"/>
+            </w:tcMar>
+          </w:tcPr>
+          <w:p>
+            <w:pPr>
+              <w:spacing w:after="80" w:before="80"/>
+            </w:pPr>
+            <w:r>
+              <w:rPr>
+                <w:rFonts w:ascii="Arial" w:cs="Arial" w:eastAsia="Arial" w:hAnsi="Arial"/>
+                <w:b/>
+                <w:bCs/>
+                <w:color w:val="333333"/>
+                <w:sz w:val="20"/>
+                <w:szCs w:val="20"/>
+              </w:rPr>
+              <w:t xml:space="preserve">⚠️ Attenzione: </w:t>
+            </w:r>
+            <w:r>
+              <w:rPr>
+                <w:rFonts w:ascii="Arial" w:cs="Arial" w:eastAsia="Arial" w:hAnsi="Arial"/>
+                <w:color w:val="333333"/>
+                <w:sz w:val="20"/>
+                <w:szCs w:val="20"/>
+              </w:rPr>
+              <w:t xml:space="preserve">se il trasferimento del repository (Adempimento 0) non è ancora avvenuto al momento dell’invio dell’email ad Argo, il valore CNAME da comunicare è temporaneamente </w:t>
+            </w:r>
+            <w:r>
+              <w:rPr>
+                <w:rFonts w:ascii="Arial" w:cs="Arial" w:eastAsia="Arial" w:hAnsi="Arial"/>
+                <w:b/>
+                <w:bCs/>
+                <w:color w:val="333333"/>
+                <w:sz w:val="20"/>
+                <w:szCs w:val="20"/>
+              </w:rPr>
+              <w:t xml:space="preserve">computeaching2-cell.github.io</w:t>
+            </w:r>
+            <w:r>
+              <w:rPr>
+                <w:rFonts w:ascii="Arial" w:cs="Arial" w:eastAsia="Arial" w:hAnsi="Arial"/>
+                <w:color w:val="333333"/>
+                <w:sz w:val="20"/>
+                <w:szCs w:val="20"/>
+              </w:rPr>
+              <w:t xml:space="preserve">. Sarà possibile aggiornarlo in seguito, ma è preferibile risolvere prima la titolarità.</w:t>
             </w:r>
           </w:p>
         </w:tc>
@@ -1823,22 +3275,202 @@
     </w:tbl>
     <w:p>
       <w:pPr>
-        <w:spacing w:after="160" w:before="0"/>
+        <w:spacing w:after="80" w:before="0"/>
       </w:pPr>
     </w:p>
     <w:p>
       <w:pPr>
         <w:pStyle w:val="Heading2"/>
-        <w:spacing w:after="100" w:before="260"/>
+        <w:spacing w:after="100" w:before="240"/>
       </w:pPr>
       <w:r>
         <w:rPr>
           <w:rFonts w:ascii="Arial" w:cs="Arial" w:eastAsia="Arial" w:hAnsi="Arial"/>
           <w:b/>
           <w:bCs/>
-        </w:rPr>
-        <w:t xml:space="preserve">Voce da inserire nel Registro dei Trattamenti</w:t>
-      </w:r>
+          <w:color w:val="333333"/>
+          <w:sz w:val="24"/>
+          <w:szCs w:val="24"/>
+        </w:rPr>
+        <w:t xml:space="preserve">Passo 3 — Dopo la risposta di Argo</w:t>
+      </w:r>
+    </w:p>
+    <w:p>
+      <w:pPr>
+        <w:spacing w:after="80" w:before="80"/>
+      </w:pPr>
+      <w:r>
+        <w:rPr>
+          <w:rFonts w:ascii="Arial" w:cs="Arial" w:eastAsia="Arial" w:hAnsi="Arial"/>
+          <w:color w:val="333333"/>
+          <w:sz w:val="20"/>
+          <w:szCs w:val="20"/>
+        </w:rPr>
+        <w:t xml:space="preserve">Quando Argo conferma, inoltrare la risposta a </w:t>
+      </w:r>
+      <w:r>
+        <w:rPr>
+          <w:rFonts w:ascii="Arial" w:cs="Arial" w:eastAsia="Arial" w:hAnsi="Arial"/>
+          <w:b/>
+          <w:bCs/>
+          <w:color w:val="333333"/>
+          <w:sz w:val="20"/>
+          <w:szCs w:val="20"/>
+        </w:rPr>
+        <w:t xml:space="preserve">michele.gaggiano@alberghierorieti.it</w:t>
+      </w:r>
+      <w:r>
+        <w:rPr>
+          <w:rFonts w:ascii="Arial" w:cs="Arial" w:eastAsia="Arial" w:hAnsi="Arial"/>
+          <w:color w:val="333333"/>
+          <w:sz w:val="20"/>
+          <w:szCs w:val="20"/>
+        </w:rPr>
+        <w:t xml:space="preserve">. L’Educatore Gaggiano attiverà il dominio su GitHub Pages entro poche ore.</w:t>
+      </w:r>
+    </w:p>
+    <w:p>
+      <w:pPr>
+        <w:spacing w:after="0" w:before="0"/>
+      </w:pPr>
+      <w:r>
+        <w:br w:type="page"/>
+      </w:r>
+    </w:p>
+    <w:p>
+      <w:pPr>
+        <w:pBdr>
+          <w:bottom w:val="single" w:color="2C3E2D" w:sz="8" w:space="1"/>
+        </w:pBdr>
+        <w:spacing w:after="120" w:before="300"/>
+      </w:pPr>
+      <w:r>
+        <w:rPr>
+          <w:rFonts w:ascii="Arial" w:cs="Arial" w:eastAsia="Arial" w:hAnsi="Arial"/>
+          <w:b/>
+          <w:bCs/>
+          <w:color w:val="2C3E2D"/>
+          <w:sz w:val="24"/>
+          <w:szCs w:val="24"/>
+        </w:rPr>
+        <w:t xml:space="preserve">ADEMPIMENTO 2 — </w:t>
+      </w:r>
+      <w:r>
+        <w:rPr>
+          <w:rFonts w:ascii="Arial" w:cs="Arial" w:eastAsia="Arial" w:hAnsi="Arial"/>
+          <w:b/>
+          <w:bCs/>
+          <w:color w:val="2C3E2D"/>
+          <w:sz w:val="24"/>
+          <w:szCs w:val="24"/>
+        </w:rPr>
+        <w:t xml:space="preserve">Dichiarazione di Accessibilità AGID</w:t>
+      </w:r>
+    </w:p>
+    <w:p>
+      <w:pPr>
+        <w:spacing w:after="80" w:before="80"/>
+      </w:pPr>
+      <w:r>
+        <w:rPr>
+          <w:rFonts w:ascii="Arial" w:cs="Arial" w:eastAsia="Arial" w:hAnsi="Arial"/>
+          <w:b/>
+          <w:bCs/>
+          <w:color w:val="333333"/>
+          <w:sz w:val="20"/>
+          <w:szCs w:val="20"/>
+        </w:rPr>
+        <w:t xml:space="preserve">Normativa: </w:t>
+      </w:r>
+      <w:r>
+        <w:rPr>
+          <w:rFonts w:ascii="Arial" w:cs="Arial" w:eastAsia="Arial" w:hAnsi="Arial"/>
+          <w:color w:val="333333"/>
+          <w:sz w:val="20"/>
+          <w:szCs w:val="20"/>
+        </w:rPr>
+        <w:t xml:space="preserve">Legge 4/2004; D.Lgs. 106/2018; Direttiva UE 2016/2102</w:t>
+      </w:r>
+    </w:p>
+    <w:p>
+      <w:pPr>
+        <w:spacing w:after="80" w:before="80"/>
+      </w:pPr>
+      <w:r>
+        <w:rPr>
+          <w:rFonts w:ascii="Arial" w:cs="Arial" w:eastAsia="Arial" w:hAnsi="Arial"/>
+          <w:b/>
+          <w:bCs/>
+          <w:color w:val="333333"/>
+          <w:sz w:val="20"/>
+          <w:szCs w:val="20"/>
+        </w:rPr>
+        <w:t xml:space="preserve">Chi lo fa: </w:t>
+      </w:r>
+      <w:r>
+        <w:rPr>
+          <w:rFonts w:ascii="Arial" w:cs="Arial" w:eastAsia="Arial" w:hAnsi="Arial"/>
+          <w:color w:val="333333"/>
+          <w:sz w:val="20"/>
+          <w:szCs w:val="20"/>
+        </w:rPr>
+        <w:t xml:space="preserve">DS Barbonetti (SPID) + Educatore Gaggiano per la parte tecnica</w:t>
+      </w:r>
+    </w:p>
+    <w:p>
+      <w:pPr>
+        <w:spacing w:after="80" w:before="80"/>
+      </w:pPr>
+      <w:r>
+        <w:rPr>
+          <w:rFonts w:ascii="Arial" w:cs="Arial" w:eastAsia="Arial" w:hAnsi="Arial"/>
+          <w:b/>
+          <w:bCs/>
+          <w:color w:val="333333"/>
+          <w:sz w:val="20"/>
+          <w:szCs w:val="20"/>
+        </w:rPr>
+        <w:t xml:space="preserve">Quando: </w:t>
+      </w:r>
+      <w:r>
+        <w:rPr>
+          <w:rFonts w:ascii="Arial" w:cs="Arial" w:eastAsia="Arial" w:hAnsi="Arial"/>
+          <w:color w:val="333333"/>
+          <w:sz w:val="20"/>
+          <w:szCs w:val="20"/>
+        </w:rPr>
+        <w:t xml:space="preserve">DOPO l’attivazione del dominio .edu.it — entro 30 giorni</w:t>
+      </w:r>
+    </w:p>
+    <w:p>
+      <w:pPr>
+        <w:spacing w:after="80" w:before="80"/>
+      </w:pPr>
+      <w:r>
+        <w:rPr>
+          <w:rFonts w:ascii="Arial" w:cs="Arial" w:eastAsia="Arial" w:hAnsi="Arial"/>
+          <w:b/>
+          <w:bCs/>
+          <w:color w:val="333333"/>
+          <w:sz w:val="20"/>
+          <w:szCs w:val="20"/>
+        </w:rPr>
+        <w:t xml:space="preserve">Scadenza annuale: </w:t>
+      </w:r>
+      <w:r>
+        <w:rPr>
+          <w:rFonts w:ascii="Arial" w:cs="Arial" w:eastAsia="Arial" w:hAnsi="Arial"/>
+          <w:color w:val="333333"/>
+          <w:sz w:val="20"/>
+          <w:szCs w:val="20"/>
+        </w:rPr>
+        <w:t xml:space="preserve">entro il 23 settembre di ogni anno</w:t>
+      </w:r>
+    </w:p>
+    <w:p>
+      <w:pPr>
+        <w:spacing w:after="80" w:before="0"/>
+      </w:pPr>
     </w:p>
     <w:tbl>
       <w:tblPr>
@@ -1853,13 +3485,538 @@
         </w:tblBorders>
       </w:tblPr>
       <w:tblGrid>
-        <w:gridCol w:w="3000"/>
-        <w:gridCol w:w="6026"/>
+        <w:gridCol w:w="9026"/>
       </w:tblGrid>
       <w:tr>
         <w:tc>
           <w:tcPr>
-            <w:tcW w:type="dxa" w:w="3000"/>
+            <w:tcBorders>
+              <w:top w:val="single" w:color="D4A017" w:sz="6"/>
+              <w:left w:val="single" w:color="D4A017" w:sz="6"/>
+              <w:bottom w:val="single" w:color="D4A017" w:sz="6"/>
+              <w:right w:val="single" w:color="D4A017" w:sz="6"/>
+            </w:tcBorders>
+            <w:shd w:fill="FFFDE7" w:val="clear"/>
+            <w:tcMar>
+              <w:top w:type="dxa" w:w="160"/>
+              <w:left w:type="dxa" w:w="220"/>
+              <w:bottom w:type="dxa" w:w="160"/>
+              <w:right w:type="dxa" w:w="220"/>
+            </w:tcMar>
+          </w:tcPr>
+          <w:p>
+            <w:pPr>
+              <w:spacing w:after="80" w:before="80"/>
+            </w:pPr>
+            <w:r>
+              <w:rPr>
+                <w:rFonts w:ascii="Arial" w:cs="Arial" w:eastAsia="Arial" w:hAnsi="Arial"/>
+                <w:b/>
+                <w:bCs/>
+                <w:color w:val="B45309"/>
+                <w:sz w:val="20"/>
+                <w:szCs w:val="20"/>
+              </w:rPr>
+              <w:t xml:space="preserve">⚠️ Attenzione: </w:t>
+            </w:r>
+            <w:r>
+              <w:rPr>
+                <w:rFonts w:ascii="Arial" w:cs="Arial" w:eastAsia="Arial" w:hAnsi="Arial"/>
+                <w:color w:val="333333"/>
+                <w:sz w:val="20"/>
+                <w:szCs w:val="20"/>
+              </w:rPr>
+              <w:t xml:space="preserve">Il portale AGID non accetta dichiarazioni per siti su github.io. Il dominio .edu.it è prerequisito indispensabile.</w:t>
+            </w:r>
+          </w:p>
+        </w:tc>
+      </w:tr>
+    </w:tbl>
+    <w:p>
+      <w:pPr>
+        <w:spacing w:after="80" w:before="0"/>
+      </w:pPr>
+    </w:p>
+    <w:p>
+      <w:pPr>
+        <w:spacing w:after="80" w:before="80"/>
+      </w:pPr>
+      <w:r>
+        <w:rPr>
+          <w:rFonts w:ascii="Arial" w:cs="Arial" w:eastAsia="Arial" w:hAnsi="Arial"/>
+          <w:color w:val="333333"/>
+          <w:sz w:val="20"/>
+          <w:szCs w:val="20"/>
+        </w:rPr>
+        <w:t xml:space="preserve">Aprire </w:t>
+      </w:r>
+      <w:r>
+        <w:rPr>
+          <w:rFonts w:ascii="Arial" w:cs="Arial" w:eastAsia="Arial" w:hAnsi="Arial"/>
+          <w:b/>
+          <w:bCs/>
+          <w:color w:val="333333"/>
+          <w:sz w:val="20"/>
+          <w:szCs w:val="20"/>
+        </w:rPr>
+        <w:t xml:space="preserve">form.agid.gov.it</w:t>
+      </w:r>
+      <w:r>
+        <w:rPr>
+          <w:rFonts w:ascii="Arial" w:cs="Arial" w:eastAsia="Arial" w:hAnsi="Arial"/>
+          <w:color w:val="333333"/>
+          <w:sz w:val="20"/>
+          <w:szCs w:val="20"/>
+        </w:rPr>
+        <w:t xml:space="preserve"> e autenticarsi con SPID del Dirigente Scolastico. Tutti i testi da copiare sono nel documento </w:t>
+      </w:r>
+      <w:r>
+        <w:rPr>
+          <w:rFonts w:ascii="Arial" w:cs="Arial" w:eastAsia="Arial" w:hAnsi="Arial"/>
+          <w:b/>
+          <w:bCs/>
+          <w:color w:val="2C3E2D"/>
+          <w:sz w:val="20"/>
+          <w:szCs w:val="20"/>
+        </w:rPr>
+        <w:t xml:space="preserve">“Dichiarazione Accessibilità AGID — Istruzioni v2”</w:t>
+      </w:r>
+      <w:r>
+        <w:rPr>
+          <w:rFonts w:ascii="Arial" w:cs="Arial" w:eastAsia="Arial" w:hAnsi="Arial"/>
+          <w:color w:val="333333"/>
+          <w:sz w:val="20"/>
+          <w:szCs w:val="20"/>
+        </w:rPr>
+        <w:t xml:space="preserve">.</w:t>
+      </w:r>
+    </w:p>
+    <w:p>
+      <w:pPr>
+        <w:spacing w:after="0" w:before="0"/>
+      </w:pPr>
+      <w:r>
+        <w:br w:type="page"/>
+      </w:r>
+    </w:p>
+    <w:p>
+      <w:pPr>
+        <w:pBdr>
+          <w:bottom w:val="single" w:color="2C3E2D" w:sz="8" w:space="1"/>
+        </w:pBdr>
+        <w:spacing w:after="120" w:before="300"/>
+      </w:pPr>
+      <w:r>
+        <w:rPr>
+          <w:rFonts w:ascii="Arial" w:cs="Arial" w:eastAsia="Arial" w:hAnsi="Arial"/>
+          <w:b/>
+          <w:bCs/>
+          <w:color w:val="2C3E2D"/>
+          <w:sz w:val="24"/>
+          <w:szCs w:val="24"/>
+        </w:rPr>
+        <w:t xml:space="preserve">ADEMPIMENTO 3 — </w:t>
+      </w:r>
+      <w:r>
+        <w:rPr>
+          <w:rFonts w:ascii="Arial" w:cs="Arial" w:eastAsia="Arial" w:hAnsi="Arial"/>
+          <w:b/>
+          <w:bCs/>
+          <w:color w:val="2C3E2D"/>
+          <w:sz w:val="24"/>
+          <w:szCs w:val="24"/>
+        </w:rPr>
+        <w:t xml:space="preserve">DPA GitHub e Registro dei Trattamenti GDPR</w:t>
+      </w:r>
+    </w:p>
+    <w:p>
+      <w:pPr>
+        <w:spacing w:after="80" w:before="80"/>
+      </w:pPr>
+      <w:r>
+        <w:rPr>
+          <w:rFonts w:ascii="Arial" w:cs="Arial" w:eastAsia="Arial" w:hAnsi="Arial"/>
+          <w:b/>
+          <w:bCs/>
+          <w:color w:val="333333"/>
+          <w:sz w:val="20"/>
+          <w:szCs w:val="20"/>
+        </w:rPr>
+        <w:t xml:space="preserve">Normativa: </w:t>
+      </w:r>
+      <w:r>
+        <w:rPr>
+          <w:rFonts w:ascii="Arial" w:cs="Arial" w:eastAsia="Arial" w:hAnsi="Arial"/>
+          <w:color w:val="333333"/>
+          <w:sz w:val="20"/>
+          <w:szCs w:val="20"/>
+        </w:rPr>
+        <w:t xml:space="preserve">GDPR Reg. UE 2016/679, artt. 28 e 30</w:t>
+      </w:r>
+    </w:p>
+    <w:p>
+      <w:pPr>
+        <w:spacing w:after="80" w:before="80"/>
+      </w:pPr>
+      <w:r>
+        <w:rPr>
+          <w:rFonts w:ascii="Arial" w:cs="Arial" w:eastAsia="Arial" w:hAnsi="Arial"/>
+          <w:b/>
+          <w:bCs/>
+          <w:color w:val="333333"/>
+          <w:sz w:val="20"/>
+          <w:szCs w:val="20"/>
+        </w:rPr>
+        <w:t xml:space="preserve">Chi lo fa: </w:t>
+      </w:r>
+      <w:r>
+        <w:rPr>
+          <w:rFonts w:ascii="Arial" w:cs="Arial" w:eastAsia="Arial" w:hAnsi="Arial"/>
+          <w:color w:val="333333"/>
+          <w:sz w:val="20"/>
+          <w:szCs w:val="20"/>
+        </w:rPr>
+        <w:t xml:space="preserve">Segreteria (voce nel Registro) + DS per presa d’atto del DPA</w:t>
+      </w:r>
+    </w:p>
+    <w:p>
+      <w:pPr>
+        <w:spacing w:after="80" w:before="80"/>
+      </w:pPr>
+      <w:r>
+        <w:rPr>
+          <w:rFonts w:ascii="Arial" w:cs="Arial" w:eastAsia="Arial" w:hAnsi="Arial"/>
+          <w:b/>
+          <w:bCs/>
+          <w:color w:val="333333"/>
+          <w:sz w:val="20"/>
+          <w:szCs w:val="20"/>
+        </w:rPr>
+        <w:t xml:space="preserve">Quando: </w:t>
+      </w:r>
+      <w:r>
+        <w:rPr>
+          <w:rFonts w:ascii="Arial" w:cs="Arial" w:eastAsia="Arial" w:hAnsi="Arial"/>
+          <w:color w:val="333333"/>
+          <w:sz w:val="20"/>
+          <w:szCs w:val="20"/>
+        </w:rPr>
+        <w:t xml:space="preserve">Entro 30 giorni dal go-live</w:t>
+      </w:r>
+    </w:p>
+    <w:p>
+      <w:pPr>
+        <w:spacing w:after="80" w:before="0"/>
+      </w:pPr>
+    </w:p>
+    <w:p>
+      <w:pPr>
+        <w:pStyle w:val="Heading2"/>
+        <w:spacing w:after="100" w:before="240"/>
+      </w:pPr>
+      <w:r>
+        <w:rPr>
+          <w:rFonts w:ascii="Arial" w:cs="Arial" w:eastAsia="Arial" w:hAnsi="Arial"/>
+          <w:b/>
+          <w:bCs/>
+          <w:color w:val="333333"/>
+          <w:sz w:val="24"/>
+          <w:szCs w:val="24"/>
+        </w:rPr>
+        <w:t xml:space="preserve">Cosa sono i “log del server” e dove si trovano</w:t>
+      </w:r>
+    </w:p>
+    <w:tbl>
+      <w:tblPr>
+        <w:tblW w:type="dxa" w:w="9026"/>
+        <w:tblBorders>
+          <w:top w:val="single" w:color="auto" w:sz="4"/>
+          <w:left w:val="single" w:color="auto" w:sz="4"/>
+          <w:bottom w:val="single" w:color="auto" w:sz="4"/>
+          <w:right w:val="single" w:color="auto" w:sz="4"/>
+          <w:insideH w:val="single" w:color="auto" w:sz="4"/>
+          <w:insideV w:val="single" w:color="auto" w:sz="4"/>
+        </w:tblBorders>
+      </w:tblPr>
+      <w:tblGrid>
+        <w:gridCol w:w="9026"/>
+      </w:tblGrid>
+      <w:tr>
+        <w:tc>
+          <w:tcPr>
+            <w:tcBorders>
+              <w:top w:val="single" w:color="388E3C" w:sz="6"/>
+              <w:left w:val="single" w:color="388E3C" w:sz="6"/>
+              <w:bottom w:val="single" w:color="388E3C" w:sz="6"/>
+              <w:right w:val="single" w:color="388E3C" w:sz="6"/>
+            </w:tcBorders>
+            <w:shd w:fill="E8F5E9" w:val="clear"/>
+            <w:tcMar>
+              <w:top w:type="dxa" w:w="160"/>
+              <w:left w:type="dxa" w:w="220"/>
+              <w:bottom w:type="dxa" w:w="160"/>
+              <w:right w:type="dxa" w:w="220"/>
+            </w:tcMar>
+          </w:tcPr>
+          <w:p>
+            <w:pPr>
+              <w:spacing w:after="80" w:before="80"/>
+            </w:pPr>
+            <w:r>
+              <w:rPr>
+                <w:rFonts w:ascii="Arial" w:cs="Arial" w:eastAsia="Arial" w:hAnsi="Arial"/>
+                <w:b/>
+                <w:bCs/>
+                <w:color w:val="333333"/>
+                <w:sz w:val="20"/>
+                <w:szCs w:val="20"/>
+              </w:rPr>
+              <w:t xml:space="preserve">Non li vede nessuno, e non è necessario farlo.</w:t>
+            </w:r>
+          </w:p>
+          <w:p>
+            <w:pPr>
+              <w:spacing w:after="80" w:before="80"/>
+            </w:pPr>
+            <w:r>
+              <w:rPr>
+                <w:rFonts w:ascii="Arial" w:cs="Arial" w:eastAsia="Arial" w:hAnsi="Arial"/>
+                <w:color w:val="333333"/>
+                <w:sz w:val="20"/>
+                <w:szCs w:val="20"/>
+              </w:rPr>
+              <w:t xml:space="preserve">Ogni volta che un utente visita una pagina del sito, i server di GitHub registrano automaticamente dati tecnici minimi: l’indirizzo IP del visitatore e il timestamp della richiesta HTTP. Si tratta di un’operazione tecnica intrinseca a qualsiasi server web, svolta da GitHub in modo autonomo per finalità di sicurezza e anti-abuso.</w:t>
+            </w:r>
+          </w:p>
+          <w:p>
+            <w:pPr>
+              <w:spacing w:after="80" w:before="80"/>
+            </w:pPr>
+            <w:r>
+              <w:rPr>
+                <w:rFonts w:ascii="Arial" w:cs="Arial" w:eastAsia="Arial" w:hAnsi="Arial"/>
+                <w:color w:val="333333"/>
+                <w:sz w:val="20"/>
+                <w:szCs w:val="20"/>
+              </w:rPr>
+              <w:t xml:space="preserve">La scuola non ha accesso diretto a questi log, non li raccoglie e non li gestisce. Li indica nel Registro dei Trattamenti perché </w:t>
+            </w:r>
+            <w:r>
+              <w:rPr>
+                <w:rFonts w:ascii="Arial" w:cs="Arial" w:eastAsia="Arial" w:hAnsi="Arial"/>
+                <w:b/>
+                <w:bCs/>
+                <w:color w:val="333333"/>
+                <w:sz w:val="20"/>
+                <w:szCs w:val="20"/>
+              </w:rPr>
+              <w:t xml:space="preserve">esistono per forza tecnica</w:t>
+            </w:r>
+            <w:r>
+              <w:rPr>
+                <w:rFonts w:ascii="Arial" w:cs="Arial" w:eastAsia="Arial" w:hAnsi="Arial"/>
+                <w:color w:val="333333"/>
+                <w:sz w:val="20"/>
+                <w:szCs w:val="20"/>
+              </w:rPr>
+              <w:t xml:space="preserve"> e perché il GDPR richiede che ogni trattamento — anche quelli svolti da un responsabile esterno — sia documentato.</w:t>
+            </w:r>
+          </w:p>
+        </w:tc>
+      </w:tr>
+    </w:tbl>
+    <w:p>
+      <w:pPr>
+        <w:spacing w:after="140" w:before="0"/>
+      </w:pPr>
+    </w:p>
+    <w:p>
+      <w:pPr>
+        <w:pStyle w:val="Heading2"/>
+        <w:spacing w:after="100" w:before="240"/>
+      </w:pPr>
+      <w:r>
+        <w:rPr>
+          <w:rFonts w:ascii="Arial" w:cs="Arial" w:eastAsia="Arial" w:hAnsi="Arial"/>
+          <w:b/>
+          <w:bCs/>
+          <w:color w:val="333333"/>
+          <w:sz w:val="24"/>
+          <w:szCs w:val="24"/>
+        </w:rPr>
+        <w:t xml:space="preserve">Perché si può nominare GitHub come Responsabile ex art. 28 senza preventivo assenso</w:t>
+      </w:r>
+    </w:p>
+    <w:tbl>
+      <w:tblPr>
+        <w:tblW w:type="dxa" w:w="9026"/>
+        <w:tblBorders>
+          <w:top w:val="single" w:color="auto" w:sz="4"/>
+          <w:left w:val="single" w:color="auto" w:sz="4"/>
+          <w:bottom w:val="single" w:color="auto" w:sz="4"/>
+          <w:right w:val="single" w:color="auto" w:sz="4"/>
+          <w:insideH w:val="single" w:color="auto" w:sz="4"/>
+          <w:insideV w:val="single" w:color="auto" w:sz="4"/>
+        </w:tblBorders>
+      </w:tblPr>
+      <w:tblGrid>
+        <w:gridCol w:w="9026"/>
+      </w:tblGrid>
+      <w:tr>
+        <w:tc>
+          <w:tcPr>
+            <w:tcBorders>
+              <w:top w:val="single" w:color="1976D2" w:sz="6"/>
+              <w:left w:val="single" w:color="1976D2" w:sz="6"/>
+              <w:bottom w:val="single" w:color="1976D2" w:sz="6"/>
+              <w:right w:val="single" w:color="1976D2" w:sz="6"/>
+            </w:tcBorders>
+            <w:shd w:fill="D5E8F0" w:val="clear"/>
+            <w:tcMar>
+              <w:top w:type="dxa" w:w="160"/>
+              <w:left w:type="dxa" w:w="220"/>
+              <w:bottom w:type="dxa" w:w="160"/>
+              <w:right w:type="dxa" w:w="220"/>
+            </w:tcMar>
+          </w:tcPr>
+          <w:p>
+            <w:pPr>
+              <w:spacing w:after="80" w:before="80"/>
+            </w:pPr>
+            <w:r>
+              <w:rPr>
+                <w:rFonts w:ascii="Arial" w:cs="Arial" w:eastAsia="Arial" w:hAnsi="Arial"/>
+                <w:color w:val="333333"/>
+                <w:sz w:val="20"/>
+                <w:szCs w:val="20"/>
+              </w:rPr>
+              <w:t xml:space="preserve">Il GDPR (art. 28) richiede che il titolare nomini il responsabile del trattamento esterno con un contratto scritto. GitHub ha risolto questo in modo standard per tutti gli utenti: il </w:t>
+            </w:r>
+            <w:r>
+              <w:rPr>
+                <w:rFonts w:ascii="Arial" w:cs="Arial" w:eastAsia="Arial" w:hAnsi="Arial"/>
+                <w:b/>
+                <w:bCs/>
+                <w:color w:val="333333"/>
+                <w:sz w:val="20"/>
+                <w:szCs w:val="20"/>
+              </w:rPr>
+              <w:t xml:space="preserve">GitHub Data Protection Agreement (DPA)</w:t>
+            </w:r>
+            <w:r>
+              <w:rPr>
+                <w:rFonts w:ascii="Arial" w:cs="Arial" w:eastAsia="Arial" w:hAnsi="Arial"/>
+                <w:color w:val="333333"/>
+                <w:sz w:val="20"/>
+                <w:szCs w:val="20"/>
+              </w:rPr>
+              <w:t xml:space="preserve"> è un contratto pubblico, già accettato automaticamente nel momento in cui la scuola crea l’account GitHub e usa GitHub Pages.</w:t>
+            </w:r>
+          </w:p>
+          <w:p>
+            <w:pPr>
+              <w:spacing w:after="80" w:before="80"/>
+            </w:pPr>
+            <w:r>
+              <w:rPr>
+                <w:rFonts w:ascii="Arial" w:cs="Arial" w:eastAsia="Arial" w:hAnsi="Arial"/>
+                <w:color w:val="333333"/>
+                <w:sz w:val="20"/>
+                <w:szCs w:val="20"/>
+              </w:rPr>
+              <w:t xml:space="preserve">Non serve nessuna firma separata. Indicare GitHub come Responsabile ex art. 28 nel Registro è quindi non solo lecito ma </w:t>
+            </w:r>
+            <w:r>
+              <w:rPr>
+                <w:rFonts w:ascii="Arial" w:cs="Arial" w:eastAsia="Arial" w:hAnsi="Arial"/>
+                <w:b/>
+                <w:bCs/>
+                <w:color w:val="333333"/>
+                <w:sz w:val="20"/>
+                <w:szCs w:val="20"/>
+              </w:rPr>
+              <w:t xml:space="preserve">doveroso</w:t>
+            </w:r>
+            <w:r>
+              <w:rPr>
+                <w:rFonts w:ascii="Arial" w:cs="Arial" w:eastAsia="Arial" w:hAnsi="Arial"/>
+                <w:color w:val="333333"/>
+                <w:sz w:val="20"/>
+                <w:szCs w:val="20"/>
+              </w:rPr>
+              <w:t xml:space="preserve">, perché rispecchia un rapporto contrattuale già esistente.</w:t>
+            </w:r>
+          </w:p>
+          <w:p>
+            <w:pPr>
+              <w:spacing w:after="80" w:before="80"/>
+            </w:pPr>
+            <w:r>
+              <w:rPr>
+                <w:rFonts w:ascii="Arial" w:cs="Arial" w:eastAsia="Arial" w:hAnsi="Arial"/>
+                <w:b/>
+                <w:bCs/>
+                <w:color w:val="333333"/>
+                <w:sz w:val="20"/>
+                <w:szCs w:val="20"/>
+              </w:rPr>
+              <w:t xml:space="preserve">Riferimento: </w:t>
+            </w:r>
+            <w:r>
+              <w:rPr>
+                <w:rFonts w:ascii="Arial" w:cs="Arial" w:eastAsia="Arial" w:hAnsi="Arial"/>
+                <w:color w:val="333333"/>
+                <w:sz w:val="20"/>
+                <w:szCs w:val="20"/>
+              </w:rPr>
+              <w:t xml:space="preserve">github.com/customer-terms/github-data-protection-agreement</w:t>
+            </w:r>
+          </w:p>
+        </w:tc>
+      </w:tr>
+    </w:tbl>
+    <w:p>
+      <w:pPr>
+        <w:spacing w:after="140" w:before="0"/>
+      </w:pPr>
+    </w:p>
+    <w:p>
+      <w:pPr>
+        <w:pStyle w:val="Heading2"/>
+        <w:spacing w:after="100" w:before="240"/>
+      </w:pPr>
+      <w:r>
+        <w:rPr>
+          <w:rFonts w:ascii="Arial" w:cs="Arial" w:eastAsia="Arial" w:hAnsi="Arial"/>
+          <w:b/>
+          <w:bCs/>
+          <w:color w:val="333333"/>
+          <w:sz w:val="24"/>
+          <w:szCs w:val="24"/>
+        </w:rPr>
+        <w:t xml:space="preserve">Voce da inserire nel Registro dei Trattamenti</w:t>
+      </w:r>
+    </w:p>
+    <w:tbl>
+      <w:tblPr>
+        <w:tblW w:type="dxa" w:w="9026"/>
+        <w:tblBorders>
+          <w:top w:val="single" w:color="auto" w:sz="4"/>
+          <w:left w:val="single" w:color="auto" w:sz="4"/>
+          <w:bottom w:val="single" w:color="auto" w:sz="4"/>
+          <w:right w:val="single" w:color="auto" w:sz="4"/>
+          <w:insideH w:val="single" w:color="auto" w:sz="4"/>
+          <w:insideV w:val="single" w:color="auto" w:sz="4"/>
+        </w:tblBorders>
+      </w:tblPr>
+      <w:tblGrid>
+        <w:gridCol w:w="2800"/>
+        <w:gridCol w:w="6226"/>
+      </w:tblGrid>
+      <w:tr>
+        <w:tc>
+          <w:tcPr>
+            <w:tcW w:type="dxa" w:w="2800"/>
             <w:tcBorders>
               <w:top w:val="single" w:color="2C3E2D" w:sz="6"/>
               <w:left w:val="single" w:color="2C3E2D" w:sz="6"/>
@@ -1893,7 +4050,7 @@
         </w:tc>
         <w:tc>
           <w:tcPr>
-            <w:tcW w:type="dxa" w:w="6026"/>
+            <w:tcW w:type="dxa" w:w="6226"/>
             <w:tcBorders>
               <w:top w:val="single" w:color="2C3E2D" w:sz="6"/>
               <w:left w:val="single" w:color="2C3E2D" w:sz="6"/>
@@ -1929,7 +4086,7 @@
       <w:tr>
         <w:tc>
           <w:tcPr>
-            <w:tcW w:type="dxa" w:w="3000"/>
+            <w:tcW w:type="dxa" w:w="2800"/>
             <w:tcBorders>
               <w:top w:val="single" w:color="CCCCCC" w:sz="4"/>
               <w:left w:val="single" w:color="CCCCCC" w:sz="4"/>
@@ -1963,7 +4120,7 @@
         </w:tc>
         <w:tc>
           <w:tcPr>
-            <w:tcW w:type="dxa" w:w="6026"/>
+            <w:tcW w:type="dxa" w:w="6226"/>
             <w:tcBorders>
               <w:top w:val="single" w:color="CCCCCC" w:sz="4"/>
               <w:left w:val="single" w:color="CCCCCC" w:sz="4"/>
@@ -1997,7 +4154,7 @@
       <w:tr>
         <w:tc>
           <w:tcPr>
-            <w:tcW w:type="dxa" w:w="3000"/>
+            <w:tcW w:type="dxa" w:w="2800"/>
             <w:tcBorders>
               <w:top w:val="single" w:color="CCCCCC" w:sz="4"/>
               <w:left w:val="single" w:color="CCCCCC" w:sz="4"/>
@@ -2031,7 +4188,7 @@
         </w:tc>
         <w:tc>
           <w:tcPr>
-            <w:tcW w:type="dxa" w:w="6026"/>
+            <w:tcW w:type="dxa" w:w="6226"/>
             <w:tcBorders>
               <w:top w:val="single" w:color="CCCCCC" w:sz="4"/>
               <w:left w:val="single" w:color="CCCCCC" w:sz="4"/>
@@ -2065,7 +4222,7 @@
       <w:tr>
         <w:tc>
           <w:tcPr>
-            <w:tcW w:type="dxa" w:w="3000"/>
+            <w:tcW w:type="dxa" w:w="2800"/>
             <w:tcBorders>
               <w:top w:val="single" w:color="CCCCCC" w:sz="4"/>
               <w:left w:val="single" w:color="CCCCCC" w:sz="4"/>
@@ -2099,7 +4256,7 @@
         </w:tc>
         <w:tc>
           <w:tcPr>
-            <w:tcW w:type="dxa" w:w="6026"/>
+            <w:tcW w:type="dxa" w:w="6226"/>
             <w:tcBorders>
               <w:top w:val="single" w:color="CCCCCC" w:sz="4"/>
               <w:left w:val="single" w:color="CCCCCC" w:sz="4"/>
@@ -2133,7 +4290,7 @@
       <w:tr>
         <w:tc>
           <w:tcPr>
-            <w:tcW w:type="dxa" w:w="3000"/>
+            <w:tcW w:type="dxa" w:w="2800"/>
             <w:tcBorders>
               <w:top w:val="single" w:color="CCCCCC" w:sz="4"/>
               <w:left w:val="single" w:color="CCCCCC" w:sz="4"/>
@@ -2167,7 +4324,7 @@
         </w:tc>
         <w:tc>
           <w:tcPr>
-            <w:tcW w:type="dxa" w:w="6026"/>
+            <w:tcW w:type="dxa" w:w="6226"/>
             <w:tcBorders>
               <w:top w:val="single" w:color="CCCCCC" w:sz="4"/>
               <w:left w:val="single" w:color="CCCCCC" w:sz="4"/>
@@ -2201,7 +4358,7 @@
       <w:tr>
         <w:tc>
           <w:tcPr>
-            <w:tcW w:type="dxa" w:w="3000"/>
+            <w:tcW w:type="dxa" w:w="2800"/>
             <w:tcBorders>
               <w:top w:val="single" w:color="CCCCCC" w:sz="4"/>
               <w:left w:val="single" w:color="CCCCCC" w:sz="4"/>
@@ -2235,7 +4392,7 @@
         </w:tc>
         <w:tc>
           <w:tcPr>
-            <w:tcW w:type="dxa" w:w="6026"/>
+            <w:tcW w:type="dxa" w:w="6226"/>
             <w:tcBorders>
               <w:top w:val="single" w:color="CCCCCC" w:sz="4"/>
               <w:left w:val="single" w:color="CCCCCC" w:sz="4"/>
@@ -2269,7 +4426,7 @@
       <w:tr>
         <w:tc>
           <w:tcPr>
-            <w:tcW w:type="dxa" w:w="3000"/>
+            <w:tcW w:type="dxa" w:w="2800"/>
             <w:tcBorders>
               <w:top w:val="single" w:color="CCCCCC" w:sz="4"/>
               <w:left w:val="single" w:color="CCCCCC" w:sz="4"/>
@@ -2303,7 +4460,7 @@
         </w:tc>
         <w:tc>
           <w:tcPr>
-            <w:tcW w:type="dxa" w:w="6026"/>
+            <w:tcW w:type="dxa" w:w="6226"/>
             <w:tcBorders>
               <w:top w:val="single" w:color="CCCCCC" w:sz="4"/>
               <w:left w:val="single" w:color="CCCCCC" w:sz="4"/>
@@ -2337,7 +4494,7 @@
       <w:tr>
         <w:tc>
           <w:tcPr>
-            <w:tcW w:type="dxa" w:w="3000"/>
+            <w:tcW w:type="dxa" w:w="2800"/>
             <w:tcBorders>
               <w:top w:val="single" w:color="CCCCCC" w:sz="4"/>
               <w:left w:val="single" w:color="CCCCCC" w:sz="4"/>
@@ -2371,7 +4528,7 @@
         </w:tc>
         <w:tc>
           <w:tcPr>
-            <w:tcW w:type="dxa" w:w="6026"/>
+            <w:tcW w:type="dxa" w:w="6226"/>
             <w:tcBorders>
               <w:top w:val="single" w:color="CCCCCC" w:sz="4"/>
               <w:left w:val="single" w:color="CCCCCC" w:sz="4"/>
@@ -2405,7 +4562,7 @@
       <w:tr>
         <w:tc>
           <w:tcPr>
-            <w:tcW w:type="dxa" w:w="3000"/>
+            <w:tcW w:type="dxa" w:w="2800"/>
             <w:tcBorders>
               <w:top w:val="single" w:color="CCCCCC" w:sz="4"/>
               <w:left w:val="single" w:color="CCCCCC" w:sz="4"/>
@@ -2439,7 +4596,7 @@
         </w:tc>
         <w:tc>
           <w:tcPr>
-            <w:tcW w:type="dxa" w:w="6026"/>
+            <w:tcW w:type="dxa" w:w="6226"/>
             <w:tcBorders>
               <w:top w:val="single" w:color="CCCCCC" w:sz="4"/>
               <w:left w:val="single" w:color="CCCCCC" w:sz="4"/>
@@ -2479,9 +4636,9 @@
     <w:p>
       <w:pPr>
         <w:pBdr>
-          <w:bottom w:val="single" w:color="2C3E2D" w:sz="6" w:space="1"/>
+          <w:bottom w:val="single" w:color="2C3E2D" w:sz="8" w:space="1"/>
         </w:pBdr>
-        <w:spacing w:after="120" w:before="280"/>
+        <w:spacing w:after="120" w:before="300"/>
       </w:pPr>
       <w:r>
         <w:rPr>
@@ -2489,8 +4646,8 @@
           <w:b/>
           <w:bCs/>
           <w:color w:val="2C3E2D"/>
-          <w:sz w:val="22"/>
-          <w:szCs w:val="22"/>
+          <w:sz w:val="24"/>
+          <w:szCs w:val="24"/>
         </w:rPr>
         <w:t xml:space="preserve">ADEMPIMENTO 4 — </w:t>
       </w:r>
@@ -2500,8 +4657,8 @@
           <w:b/>
           <w:bCs/>
           <w:color w:val="2C3E2D"/>
-          <w:sz w:val="22"/>
-          <w:szCs w:val="22"/>
+          <w:sz w:val="24"/>
+          <w:szCs w:val="24"/>
         </w:rPr>
         <w:t xml:space="preserve">Protocollazione Atto di Incarico</w:t>
       </w:r>
@@ -2513,7 +4670,7 @@
           <w:ilvl w:val="0"/>
           <w:numId w:val="3"/>
         </w:numPr>
-        <w:spacing w:after="60" w:before="60"/>
+        <w:spacing w:after="70" w:before="70"/>
       </w:pPr>
       <w:r>
         <w:rPr>
@@ -2543,7 +4700,7 @@
           <w:ilvl w:val="0"/>
           <w:numId w:val="3"/>
         </w:numPr>
-        <w:spacing w:after="60" w:before="60"/>
+        <w:spacing w:after="70" w:before="70"/>
       </w:pPr>
       <w:r>
         <w:rPr>
@@ -2562,7 +4719,7 @@
           <w:ilvl w:val="0"/>
           <w:numId w:val="3"/>
         </w:numPr>
-        <w:spacing w:after="60" w:before="60"/>
+        <w:spacing w:after="70" w:before="70"/>
       </w:pPr>
       <w:r>
         <w:rPr>
@@ -2581,7 +4738,7 @@
           <w:ilvl w:val="0"/>
           <w:numId w:val="3"/>
         </w:numPr>
-        <w:spacing w:after="60" w:before="60"/>
+        <w:spacing w:after="70" w:before="70"/>
       </w:pPr>
       <w:r>
         <w:rPr>
@@ -2600,7 +4757,7 @@
           <w:ilvl w:val="0"/>
           <w:numId w:val="3"/>
         </w:numPr>
-        <w:spacing w:after="60" w:before="60"/>
+        <w:spacing w:after="70" w:before="70"/>
       </w:pPr>
       <w:r>
         <w:rPr>
@@ -2619,7 +4776,7 @@
           <w:ilvl w:val="0"/>
           <w:numId w:val="3"/>
         </w:numPr>
-        <w:spacing w:after="60" w:before="60"/>
+        <w:spacing w:after="70" w:before="70"/>
       </w:pPr>
       <w:r>
         <w:rPr>
@@ -2647,13 +4804,16 @@
     <w:p>
       <w:pPr>
         <w:pStyle w:val="Heading1"/>
-        <w:spacing w:after="100" w:before="260"/>
+        <w:spacing w:after="160" w:before="0"/>
       </w:pPr>
       <w:r>
         <w:rPr>
           <w:rFonts w:ascii="Arial" w:cs="Arial" w:eastAsia="Arial" w:hAnsi="Arial"/>
           <w:b/>
           <w:bCs/>
+          <w:color w:val="2C3E2D"/>
+          <w:sz w:val="32"/>
+          <w:szCs w:val="32"/>
         </w:rPr>
         <w:t xml:space="preserve">Riepilogo operativo</w:t>
       </w:r>
@@ -2672,8 +4832,8 @@
       </w:tblPr>
       <w:tblGrid>
         <w:gridCol w:w="500"/>
-        <w:gridCol w:w="3300"/>
-        <w:gridCol w:w="2726"/>
+        <w:gridCol w:w="3400"/>
+        <w:gridCol w:w="2626"/>
         <w:gridCol w:w="2500"/>
       </w:tblGrid>
       <w:tr>
@@ -2713,7 +4873,7 @@
         </w:tc>
         <w:tc>
           <w:tcPr>
-            <w:tcW w:type="dxa" w:w="3300"/>
+            <w:tcW w:type="dxa" w:w="3400"/>
             <w:tcBorders>
               <w:top w:val="single" w:color="2C3E2D" w:sz="6"/>
               <w:left w:val="single" w:color="2C3E2D" w:sz="6"/>
@@ -2747,7 +4907,7 @@
         </w:tc>
         <w:tc>
           <w:tcPr>
-            <w:tcW w:type="dxa" w:w="2726"/>
+            <w:tcW w:type="dxa" w:w="2626"/>
             <w:tcBorders>
               <w:top w:val="single" w:color="2C3E2D" w:sz="6"/>
               <w:left w:val="single" w:color="2C3E2D" w:sz="6"/>
@@ -2824,7 +4984,7 @@
               <w:bottom w:val="single" w:color="CCCCCC" w:sz="4"/>
               <w:right w:val="single" w:color="CCCCCC" w:sz="4"/>
             </w:tcBorders>
-            <w:shd w:fill="FFFFFF" w:val="clear"/>
+            <w:shd w:fill="FFF3E0" w:val="clear"/>
             <w:tcMar>
               <w:top w:type="dxa" w:w="80"/>
               <w:left w:type="dxa" w:w="140"/>
@@ -2843,20 +5003,20 @@
                 <w:sz w:val="20"/>
                 <w:szCs w:val="20"/>
               </w:rPr>
-              <w:t xml:space="preserve">1</w:t>
-            </w:r>
-          </w:p>
-        </w:tc>
-        <w:tc>
-          <w:tcPr>
-            <w:tcW w:type="dxa" w:w="3300"/>
-            <w:tcBorders>
-              <w:top w:val="single" w:color="CCCCCC" w:sz="4"/>
-              <w:left w:val="single" w:color="CCCCCC" w:sz="4"/>
-              <w:bottom w:val="single" w:color="CCCCCC" w:sz="4"/>
-              <w:right w:val="single" w:color="CCCCCC" w:sz="4"/>
-            </w:tcBorders>
-            <w:shd w:fill="FFFFFF" w:val="clear"/>
+              <w:t xml:space="preserve">0</w:t>
+            </w:r>
+          </w:p>
+        </w:tc>
+        <w:tc>
+          <w:tcPr>
+            <w:tcW w:type="dxa" w:w="3400"/>
+            <w:tcBorders>
+              <w:top w:val="single" w:color="CCCCCC" w:sz="4"/>
+              <w:left w:val="single" w:color="CCCCCC" w:sz="4"/>
+              <w:bottom w:val="single" w:color="CCCCCC" w:sz="4"/>
+              <w:right w:val="single" w:color="CCCCCC" w:sz="4"/>
+            </w:tcBorders>
+            <w:shd w:fill="FFF3E0" w:val="clear"/>
             <w:tcMar>
               <w:top w:type="dxa" w:w="80"/>
               <w:left w:type="dxa" w:w="140"/>
@@ -2875,20 +5035,20 @@
                 <w:sz w:val="20"/>
                 <w:szCs w:val="20"/>
               </w:rPr>
-              <w:t xml:space="preserve">Email ad Argo per il dominio DNS</w:t>
-            </w:r>
-          </w:p>
-        </w:tc>
-        <w:tc>
-          <w:tcPr>
-            <w:tcW w:type="dxa" w:w="2726"/>
-            <w:tcBorders>
-              <w:top w:val="single" w:color="CCCCCC" w:sz="4"/>
-              <w:left w:val="single" w:color="CCCCCC" w:sz="4"/>
-              <w:bottom w:val="single" w:color="CCCCCC" w:sz="4"/>
-              <w:right w:val="single" w:color="CCCCCC" w:sz="4"/>
-            </w:tcBorders>
-            <w:shd w:fill="FFFFFF" w:val="clear"/>
+              <w:t xml:space="preserve">Creazione account GitHub istituzionale + trasferimento repository</w:t>
+            </w:r>
+          </w:p>
+        </w:tc>
+        <w:tc>
+          <w:tcPr>
+            <w:tcW w:type="dxa" w:w="2626"/>
+            <w:tcBorders>
+              <w:top w:val="single" w:color="CCCCCC" w:sz="4"/>
+              <w:left w:val="single" w:color="CCCCCC" w:sz="4"/>
+              <w:bottom w:val="single" w:color="CCCCCC" w:sz="4"/>
+              <w:right w:val="single" w:color="CCCCCC" w:sz="4"/>
+            </w:tcBorders>
+            <w:shd w:fill="FFF3E0" w:val="clear"/>
             <w:tcMar>
               <w:top w:type="dxa" w:w="80"/>
               <w:left w:type="dxa" w:w="140"/>
@@ -2907,7 +5067,7 @@
                 <w:sz w:val="20"/>
                 <w:szCs w:val="20"/>
               </w:rPr>
-              <w:t xml:space="preserve">DS Barbonetti</w:t>
+              <w:t xml:space="preserve">DS Barbonetti + Gaggiano</w:t>
             </w:r>
           </w:p>
         </w:tc>
@@ -2920,7 +5080,7 @@
               <w:bottom w:val="single" w:color="CCCCCC" w:sz="4"/>
               <w:right w:val="single" w:color="CCCCCC" w:sz="4"/>
             </w:tcBorders>
-            <w:shd w:fill="FFFFFF" w:val="clear"/>
+            <w:shd w:fill="FFF3E0" w:val="clear"/>
             <w:tcMar>
               <w:top w:type="dxa" w:w="80"/>
               <w:left w:type="dxa" w:w="140"/>
@@ -2939,7 +5099,7 @@
                 <w:sz w:val="20"/>
                 <w:szCs w:val="20"/>
               </w:rPr>
-              <w:t xml:space="preserve">Immediato</w:t>
+              <w:t xml:space="preserve">Prima del go-live</w:t>
             </w:r>
           </w:p>
         </w:tc>
@@ -2973,13 +5133,13 @@
                 <w:sz w:val="20"/>
                 <w:szCs w:val="20"/>
               </w:rPr>
-              <w:t xml:space="preserve">2</w:t>
-            </w:r>
-          </w:p>
-        </w:tc>
-        <w:tc>
-          <w:tcPr>
-            <w:tcW w:type="dxa" w:w="3300"/>
+              <w:t xml:space="preserve">1</w:t>
+            </w:r>
+          </w:p>
+        </w:tc>
+        <w:tc>
+          <w:tcPr>
+            <w:tcW w:type="dxa" w:w="3400"/>
             <w:tcBorders>
               <w:top w:val="single" w:color="CCCCCC" w:sz="4"/>
               <w:left w:val="single" w:color="CCCCCC" w:sz="4"/>
@@ -3005,13 +5165,13 @@
                 <w:sz w:val="20"/>
                 <w:szCs w:val="20"/>
               </w:rPr>
-              <w:t xml:space="preserve">Attivazione dominio su GitHub Pages</w:t>
-            </w:r>
-          </w:p>
-        </w:tc>
-        <w:tc>
-          <w:tcPr>
-            <w:tcW w:type="dxa" w:w="2726"/>
+              <w:t xml:space="preserve">Email ad Argo per il dominio DNS</w:t>
+            </w:r>
+          </w:p>
+        </w:tc>
+        <w:tc>
+          <w:tcPr>
+            <w:tcW w:type="dxa" w:w="2626"/>
             <w:tcBorders>
               <w:top w:val="single" w:color="CCCCCC" w:sz="4"/>
               <w:left w:val="single" w:color="CCCCCC" w:sz="4"/>
@@ -3037,7 +5197,7 @@
                 <w:sz w:val="20"/>
                 <w:szCs w:val="20"/>
               </w:rPr>
-              <w:t xml:space="preserve">Educatore Gaggiano</w:t>
+              <w:t xml:space="preserve">DS Barbonetti</w:t>
             </w:r>
           </w:p>
         </w:tc>
@@ -3069,7 +5229,7 @@
                 <w:sz w:val="20"/>
                 <w:szCs w:val="20"/>
               </w:rPr>
-              <w:t xml:space="preserve">2–5 gg da risposta Argo</w:t>
+              <w:t xml:space="preserve">Immediato</w:t>
             </w:r>
           </w:p>
         </w:tc>
@@ -3103,13 +5263,13 @@
                 <w:sz w:val="20"/>
                 <w:szCs w:val="20"/>
               </w:rPr>
-              <w:t xml:space="preserve">3</w:t>
-            </w:r>
-          </w:p>
-        </w:tc>
-        <w:tc>
-          <w:tcPr>
-            <w:tcW w:type="dxa" w:w="3300"/>
+              <w:t xml:space="preserve">2</w:t>
+            </w:r>
+          </w:p>
+        </w:tc>
+        <w:tc>
+          <w:tcPr>
+            <w:tcW w:type="dxa" w:w="3400"/>
             <w:tcBorders>
               <w:top w:val="single" w:color="CCCCCC" w:sz="4"/>
               <w:left w:val="single" w:color="CCCCCC" w:sz="4"/>
@@ -3135,13 +5295,13 @@
                 <w:sz w:val="20"/>
                 <w:szCs w:val="20"/>
               </w:rPr>
-              <w:t xml:space="preserve">Rimozione disclaimer dal footer</w:t>
-            </w:r>
-          </w:p>
-        </w:tc>
-        <w:tc>
-          <w:tcPr>
-            <w:tcW w:type="dxa" w:w="2726"/>
+              <w:t xml:space="preserve">Attivazione dominio su GitHub Pages</w:t>
+            </w:r>
+          </w:p>
+        </w:tc>
+        <w:tc>
+          <w:tcPr>
+            <w:tcW w:type="dxa" w:w="2626"/>
             <w:tcBorders>
               <w:top w:val="single" w:color="CCCCCC" w:sz="4"/>
               <w:left w:val="single" w:color="CCCCCC" w:sz="4"/>
@@ -3199,7 +5359,7 @@
                 <w:sz w:val="20"/>
                 <w:szCs w:val="20"/>
               </w:rPr>
-              <w:t xml:space="preserve">Automatica al go-live</w:t>
+              <w:t xml:space="preserve">2–5 gg da risposta Argo</w:t>
             </w:r>
           </w:p>
         </w:tc>
@@ -3233,13 +5393,13 @@
                 <w:sz w:val="20"/>
                 <w:szCs w:val="20"/>
               </w:rPr>
-              <w:t xml:space="preserve">4</w:t>
-            </w:r>
-          </w:p>
-        </w:tc>
-        <w:tc>
-          <w:tcPr>
-            <w:tcW w:type="dxa" w:w="3300"/>
+              <w:t xml:space="preserve">3</w:t>
+            </w:r>
+          </w:p>
+        </w:tc>
+        <w:tc>
+          <w:tcPr>
+            <w:tcW w:type="dxa" w:w="3400"/>
             <w:tcBorders>
               <w:top w:val="single" w:color="CCCCCC" w:sz="4"/>
               <w:left w:val="single" w:color="CCCCCC" w:sz="4"/>
@@ -3265,13 +5425,13 @@
                 <w:sz w:val="20"/>
                 <w:szCs w:val="20"/>
               </w:rPr>
-              <w:t xml:space="preserve">Dichiarazione accessibilità AGID</w:t>
-            </w:r>
-          </w:p>
-        </w:tc>
-        <w:tc>
-          <w:tcPr>
-            <w:tcW w:type="dxa" w:w="2726"/>
+              <w:t xml:space="preserve">Rimozione disclaimer dal footer</w:t>
+            </w:r>
+          </w:p>
+        </w:tc>
+        <w:tc>
+          <w:tcPr>
+            <w:tcW w:type="dxa" w:w="2626"/>
             <w:tcBorders>
               <w:top w:val="single" w:color="CCCCCC" w:sz="4"/>
               <w:left w:val="single" w:color="CCCCCC" w:sz="4"/>
@@ -3297,7 +5457,7 @@
                 <w:sz w:val="20"/>
                 <w:szCs w:val="20"/>
               </w:rPr>
-              <w:t xml:space="preserve">DS + Gaggiano</w:t>
+              <w:t xml:space="preserve">Educatore Gaggiano</w:t>
             </w:r>
           </w:p>
         </w:tc>
@@ -3329,7 +5489,7 @@
                 <w:sz w:val="20"/>
                 <w:szCs w:val="20"/>
               </w:rPr>
-              <w:t xml:space="preserve">Entro 30 gg dall’attivazione</w:t>
+              <w:t xml:space="preserve">Automatica al go-live</w:t>
             </w:r>
           </w:p>
         </w:tc>
@@ -3363,13 +5523,13 @@
                 <w:sz w:val="20"/>
                 <w:szCs w:val="20"/>
               </w:rPr>
-              <w:t xml:space="preserve">5</w:t>
-            </w:r>
-          </w:p>
-        </w:tc>
-        <w:tc>
-          <w:tcPr>
-            <w:tcW w:type="dxa" w:w="3300"/>
+              <w:t xml:space="preserve">4</w:t>
+            </w:r>
+          </w:p>
+        </w:tc>
+        <w:tc>
+          <w:tcPr>
+            <w:tcW w:type="dxa" w:w="3400"/>
             <w:tcBorders>
               <w:top w:val="single" w:color="CCCCCC" w:sz="4"/>
               <w:left w:val="single" w:color="CCCCCC" w:sz="4"/>
@@ -3395,13 +5555,13 @@
                 <w:sz w:val="20"/>
                 <w:szCs w:val="20"/>
               </w:rPr>
-              <w:t xml:space="preserve">Voce Registro Trattamenti (DPA GitHub)</w:t>
-            </w:r>
-          </w:p>
-        </w:tc>
-        <w:tc>
-          <w:tcPr>
-            <w:tcW w:type="dxa" w:w="2726"/>
+              <w:t xml:space="preserve">Dichiarazione accessibilità AGID</w:t>
+            </w:r>
+          </w:p>
+        </w:tc>
+        <w:tc>
+          <w:tcPr>
+            <w:tcW w:type="dxa" w:w="2626"/>
             <w:tcBorders>
               <w:top w:val="single" w:color="CCCCCC" w:sz="4"/>
               <w:left w:val="single" w:color="CCCCCC" w:sz="4"/>
@@ -3427,7 +5587,7 @@
                 <w:sz w:val="20"/>
                 <w:szCs w:val="20"/>
               </w:rPr>
-              <w:t xml:space="preserve">Segreteria</w:t>
+              <w:t xml:space="preserve">DS + Gaggiano</w:t>
             </w:r>
           </w:p>
         </w:tc>
@@ -3493,13 +5653,143 @@
                 <w:sz w:val="20"/>
                 <w:szCs w:val="20"/>
               </w:rPr>
+              <w:t xml:space="preserve">5</w:t>
+            </w:r>
+          </w:p>
+        </w:tc>
+        <w:tc>
+          <w:tcPr>
+            <w:tcW w:type="dxa" w:w="3400"/>
+            <w:tcBorders>
+              <w:top w:val="single" w:color="CCCCCC" w:sz="4"/>
+              <w:left w:val="single" w:color="CCCCCC" w:sz="4"/>
+              <w:bottom w:val="single" w:color="CCCCCC" w:sz="4"/>
+              <w:right w:val="single" w:color="CCCCCC" w:sz="4"/>
+            </w:tcBorders>
+            <w:shd w:fill="FFFFFF" w:val="clear"/>
+            <w:tcMar>
+              <w:top w:type="dxa" w:w="80"/>
+              <w:left w:type="dxa" w:w="140"/>
+              <w:bottom w:type="dxa" w:w="80"/>
+              <w:right w:type="dxa" w:w="140"/>
+            </w:tcMar>
+          </w:tcPr>
+          <w:p>
+            <w:pPr>
+              <w:spacing w:after="80" w:before="80"/>
+            </w:pPr>
+            <w:r>
+              <w:rPr>
+                <w:rFonts w:ascii="Arial" w:cs="Arial" w:eastAsia="Arial" w:hAnsi="Arial"/>
+                <w:color w:val="333333"/>
+                <w:sz w:val="20"/>
+                <w:szCs w:val="20"/>
+              </w:rPr>
+              <w:t xml:space="preserve">Voce Registro Trattamenti (DPA GitHub)</w:t>
+            </w:r>
+          </w:p>
+        </w:tc>
+        <w:tc>
+          <w:tcPr>
+            <w:tcW w:type="dxa" w:w="2626"/>
+            <w:tcBorders>
+              <w:top w:val="single" w:color="CCCCCC" w:sz="4"/>
+              <w:left w:val="single" w:color="CCCCCC" w:sz="4"/>
+              <w:bottom w:val="single" w:color="CCCCCC" w:sz="4"/>
+              <w:right w:val="single" w:color="CCCCCC" w:sz="4"/>
+            </w:tcBorders>
+            <w:shd w:fill="FFFFFF" w:val="clear"/>
+            <w:tcMar>
+              <w:top w:type="dxa" w:w="80"/>
+              <w:left w:type="dxa" w:w="140"/>
+              <w:bottom w:type="dxa" w:w="80"/>
+              <w:right w:type="dxa" w:w="140"/>
+            </w:tcMar>
+          </w:tcPr>
+          <w:p>
+            <w:pPr>
+              <w:spacing w:after="80" w:before="80"/>
+            </w:pPr>
+            <w:r>
+              <w:rPr>
+                <w:rFonts w:ascii="Arial" w:cs="Arial" w:eastAsia="Arial" w:hAnsi="Arial"/>
+                <w:color w:val="333333"/>
+                <w:sz w:val="20"/>
+                <w:szCs w:val="20"/>
+              </w:rPr>
+              <w:t xml:space="preserve">Segreteria</w:t>
+            </w:r>
+          </w:p>
+        </w:tc>
+        <w:tc>
+          <w:tcPr>
+            <w:tcW w:type="dxa" w:w="2500"/>
+            <w:tcBorders>
+              <w:top w:val="single" w:color="CCCCCC" w:sz="4"/>
+              <w:left w:val="single" w:color="CCCCCC" w:sz="4"/>
+              <w:bottom w:val="single" w:color="CCCCCC" w:sz="4"/>
+              <w:right w:val="single" w:color="CCCCCC" w:sz="4"/>
+            </w:tcBorders>
+            <w:shd w:fill="FFFFFF" w:val="clear"/>
+            <w:tcMar>
+              <w:top w:type="dxa" w:w="80"/>
+              <w:left w:type="dxa" w:w="140"/>
+              <w:bottom w:type="dxa" w:w="80"/>
+              <w:right w:type="dxa" w:w="140"/>
+            </w:tcMar>
+          </w:tcPr>
+          <w:p>
+            <w:pPr>
+              <w:spacing w:after="80" w:before="80"/>
+            </w:pPr>
+            <w:r>
+              <w:rPr>
+                <w:rFonts w:ascii="Arial" w:cs="Arial" w:eastAsia="Arial" w:hAnsi="Arial"/>
+                <w:color w:val="333333"/>
+                <w:sz w:val="20"/>
+                <w:szCs w:val="20"/>
+              </w:rPr>
+              <w:t xml:space="preserve">Entro 30 gg dall’attivazione</w:t>
+            </w:r>
+          </w:p>
+        </w:tc>
+      </w:tr>
+      <w:tr>
+        <w:tc>
+          <w:tcPr>
+            <w:tcW w:type="dxa" w:w="500"/>
+            <w:tcBorders>
+              <w:top w:val="single" w:color="CCCCCC" w:sz="4"/>
+              <w:left w:val="single" w:color="CCCCCC" w:sz="4"/>
+              <w:bottom w:val="single" w:color="CCCCCC" w:sz="4"/>
+              <w:right w:val="single" w:color="CCCCCC" w:sz="4"/>
+            </w:tcBorders>
+            <w:shd w:fill="FFFFFF" w:val="clear"/>
+            <w:tcMar>
+              <w:top w:type="dxa" w:w="80"/>
+              <w:left w:type="dxa" w:w="140"/>
+              <w:bottom w:type="dxa" w:w="80"/>
+              <w:right w:type="dxa" w:w="140"/>
+            </w:tcMar>
+          </w:tcPr>
+          <w:p>
+            <w:pPr>
+              <w:spacing w:after="80" w:before="80"/>
+            </w:pPr>
+            <w:r>
+              <w:rPr>
+                <w:rFonts w:ascii="Arial" w:cs="Arial" w:eastAsia="Arial" w:hAnsi="Arial"/>
+                <w:color w:val="333333"/>
+                <w:sz w:val="20"/>
+                <w:szCs w:val="20"/>
+              </w:rPr>
               <w:t xml:space="preserve">6</w:t>
             </w:r>
           </w:p>
         </w:tc>
         <w:tc>
           <w:tcPr>
-            <w:tcW w:type="dxa" w:w="3300"/>
+            <w:tcW w:type="dxa" w:w="3400"/>
             <w:tcBorders>
               <w:top w:val="single" w:color="CCCCCC" w:sz="4"/>
               <w:left w:val="single" w:color="CCCCCC" w:sz="4"/>
@@ -3531,7 +5821,7 @@
         </w:tc>
         <w:tc>
           <w:tcPr>
-            <w:tcW w:type="dxa" w:w="2726"/>
+            <w:tcW w:type="dxa" w:w="2626"/>
             <w:tcBorders>
               <w:top w:val="single" w:color="CCCCCC" w:sz="4"/>
               <w:left w:val="single" w:color="CCCCCC" w:sz="4"/>
@@ -3603,13 +5893,16 @@
     <w:p>
       <w:pPr>
         <w:pStyle w:val="Heading1"/>
-        <w:spacing w:after="100" w:before="260"/>
+        <w:spacing w:after="120" w:before="0"/>
       </w:pPr>
       <w:r>
         <w:rPr>
           <w:rFonts w:ascii="Arial" w:cs="Arial" w:eastAsia="Arial" w:hAnsi="Arial"/>
           <w:b/>
           <w:bCs/>
+          <w:color w:val="2C3E2D"/>
+          <w:sz w:val="32"/>
+          <w:szCs w:val="32"/>
         </w:rPr>
         <w:t xml:space="preserve">Cosa non richiede alcun intervento</w:t>
       </w:r>
@@ -3635,7 +5928,7 @@
           <w:ilvl w:val="0"/>
           <w:numId w:val="2"/>
         </w:numPr>
-        <w:spacing w:after="40" w:before="40"/>
+        <w:spacing w:after="50" w:before="50"/>
       </w:pPr>
       <w:r>
         <w:rPr>
@@ -3663,7 +5956,7 @@
           <w:ilvl w:val="0"/>
           <w:numId w:val="2"/>
         </w:numPr>
-        <w:spacing w:after="40" w:before="40"/>
+        <w:spacing w:after="50" w:before="50"/>
       </w:pPr>
       <w:r>
         <w:rPr>
@@ -3691,7 +5984,7 @@
           <w:ilvl w:val="0"/>
           <w:numId w:val="2"/>
         </w:numPr>
-        <w:spacing w:after="40" w:before="40"/>
+        <w:spacing w:after="50" w:before="50"/>
       </w:pPr>
       <w:r>
         <w:rPr>
@@ -3719,7 +6012,7 @@
           <w:ilvl w:val="0"/>
           <w:numId w:val="2"/>
         </w:numPr>
-        <w:spacing w:after="40" w:before="40"/>
+        <w:spacing w:after="50" w:before="50"/>
       </w:pPr>
       <w:r>
         <w:rPr>
@@ -3747,7 +6040,7 @@
           <w:ilvl w:val="0"/>
           <w:numId w:val="2"/>
         </w:numPr>
-        <w:spacing w:after="40" w:before="40"/>
+        <w:spacing w:after="50" w:before="50"/>
       </w:pPr>
       <w:r>
         <w:rPr>
@@ -3775,7 +6068,7 @@
           <w:ilvl w:val="0"/>
           <w:numId w:val="2"/>
         </w:numPr>
-        <w:spacing w:after="40" w:before="40"/>
+        <w:spacing w:after="50" w:before="50"/>
       </w:pPr>
       <w:r>
         <w:rPr>
@@ -3803,7 +6096,7 @@
           <w:ilvl w:val="0"/>
           <w:numId w:val="2"/>
         </w:numPr>
-        <w:spacing w:after="40" w:before="40"/>
+        <w:spacing w:after="50" w:before="50"/>
       </w:pPr>
       <w:r>
         <w:rPr>
@@ -3831,7 +6124,7 @@
           <w:ilvl w:val="0"/>
           <w:numId w:val="2"/>
         </w:numPr>
-        <w:spacing w:after="40" w:before="40"/>
+        <w:spacing w:after="50" w:before="50"/>
       </w:pPr>
       <w:r>
         <w:rPr>
@@ -3859,7 +6152,7 @@
           <w:ilvl w:val="0"/>
           <w:numId w:val="2"/>
         </w:numPr>
-        <w:spacing w:after="40" w:before="40"/>
+        <w:spacing w:after="50" w:before="50"/>
       </w:pPr>
       <w:r>
         <w:rPr>
@@ -4166,6 +6459,18 @@
     </w:lvl>
   </w:abstractNum>
   <w:abstractNum w:abstractNumId="3" w15:restartNumberingAfterBreak="0">
+    <w:multiLevelType w:val="hybridMultilevel"/>
+    <w:lvl w:ilvl="0" w15:tentative="1">
+      <w:start w:val="1"/>
+      <w:numFmt w:val="decimal"/>
+      <w:lvlText w:val="%1."/>
+      <w:lvlJc w:val="left"/>
+      <w:pPr>
+        <w:ind w:left="540" w:hanging="260"/>
+      </w:pPr>
+    </w:lvl>
+  </w:abstractNum>
+  <w:abstractNum w:abstractNumId="4" w15:restartNumberingAfterBreak="0">
     <w:multiLevelType w:val="hybridMultilevel"/>
     <w:lvl w:ilvl="0" w15:tentative="1">
       <w:start w:val="1"/>
@@ -4395,8 +6700,8 @@
       <w:b/>
       <w:bCs/>
       <w:color w:val="2C3E2D"/>
-      <w:sz w:val="30"/>
-      <w:szCs w:val="30"/>
+      <w:sz w:val="32"/>
+      <w:szCs w:val="32"/>
     </w:rPr>
   </w:style>
   <w:style w:type="paragraph" w:styleId="Heading2">

--- a/dossier-docs/Guida-Operativa-Messa-In-Produzione-v2.docx
+++ b/dossier-docs/Guida-Operativa-Messa-In-Produzione-v2.docx
@@ -1392,7 +1392,7 @@
                 <w:sz w:val="20"/>
                 <w:szCs w:val="20"/>
               </w:rPr>
-              <w:t xml:space="preserve">ipsseoa-costaggini</w:t>
+              <w:t xml:space="preserve">convitto-costaggini</w:t>
             </w:r>
           </w:p>
           <w:p>
@@ -1543,7 +1543,7 @@
                 <w:sz w:val="20"/>
                 <w:szCs w:val="20"/>
               </w:rPr>
-              <w:t xml:space="preserve">ipsseoa-costaggini</w:t>
+              <w:t xml:space="preserve">convitto-costaggini</w:t>
             </w:r>
             <w:r>
               <w:rPr>
@@ -2003,7 +2003,7 @@
                 <w:sz w:val="20"/>
                 <w:szCs w:val="20"/>
               </w:rPr>
-              <w:t xml:space="preserve">ipsseoa-costaggini</w:t>
+              <w:t xml:space="preserve">convitto-costaggini</w:t>
             </w:r>
           </w:p>
           <w:p>
@@ -2346,7 +2346,7 @@
                 <w:sz w:val="20"/>
                 <w:szCs w:val="20"/>
               </w:rPr>
-              <w:t xml:space="preserve">ipsseoa-costaggini</w:t>
+              <w:t xml:space="preserve">convitto-costaggini</w:t>
             </w:r>
             <w:r>
               <w:rPr>
@@ -2743,7 +2743,7 @@
                 <w:sz w:val="20"/>
                 <w:szCs w:val="20"/>
               </w:rPr>
-              <w:t xml:space="preserve">ipsseoa-costaggini.github.io/convitto-costaggini/</w:t>
+              <w:t xml:space="preserve">convitto-costaggini.github.io/convitto-costaggini/</w:t>
             </w:r>
           </w:p>
           <w:p>
@@ -3146,7 +3146,7 @@
           <w:sz w:val="20"/>
           <w:szCs w:val="20"/>
         </w:rPr>
-        <w:t xml:space="preserve">ipsseoa-costaggini.github.io</w:t>
+        <w:t xml:space="preserve">convitto-costaggini.github.io</w:t>
       </w:r>
       <w:r>
         <w:rPr>
